--- a/pr-preview/pr-314/notation.docx
+++ b/pr-preview/pr-314/notation.docx
@@ -15,7 +15,7 @@
         <w:pStyle w:val="Date"/>
       </w:pPr>
       <w:r>
-        <w:t xml:space="preserve">Last modified: 2026-10-15 13:35:37 (PDT)</w:t>
+        <w:t xml:space="preserve">Last modified: 2026-10-15 17:50:35 (PDT)</w:t>
       </w:r>
     </w:p>
     <w:p>
@@ -51,7 +51,7 @@
       <w:tr>
         <w:tc>
           <w:tcPr/>
-          <w:bookmarkStart w:id="23" w:name="tbl-notation-collected"/>
+          <w:bookmarkStart w:id="24" w:name="tbl-notation-collected"/>
           <w:p>
             <w:pPr>
               <w:jc w:val="center"/>
@@ -1092,7 +1092,7 @@
                   <w:r>
                     <w:t xml:space="preserve"> </w:t>
                   </w:r>
-                  <w:hyperlink w:anchor="def-integers">
+                  <w:hyperlink r:id="rId23">
                     <w:r>
                       <w:rPr>
                         <w:rStyle w:val="Hyperlink"/>
@@ -1190,7 +1190,7 @@
                   <w:r>
                     <w:t xml:space="preserve"> </w:t>
                   </w:r>
-                  <w:hyperlink w:anchor="def-integers">
+                  <w:hyperlink r:id="rId23">
                     <w:r>
                       <w:rPr>
                         <w:rStyle w:val="Hyperlink"/>
@@ -1322,7 +1322,7 @@
                       <w:rPr>
                         <w:rStyle w:val="Hyperlink"/>
                       </w:rPr>
-                      <w:t xml:space="preserve">Section 4</w:t>
+                      <w:t xml:space="preserve">Section 2</w:t>
                     </w:r>
                   </w:hyperlink>
                   <w:r>
@@ -1387,7 +1387,7 @@
               </w:tc>
             </w:tr>
           </w:tbl>
-          <w:bookmarkEnd w:id="23"/>
+          <w:bookmarkEnd w:id="24"/>
           <w:p/>
         </w:tc>
       </w:tr>
@@ -1412,7 +1412,7 @@
         <w:t xml:space="preserve">which define those terms.</w:t>
       </w:r>
     </w:p>
-    <w:bookmarkStart w:id="25" w:name="sec-writing-math-quarto"/>
+    <w:bookmarkStart w:id="26" w:name="sec-writing-math-quarto"/>
     <w:p>
       <w:pPr>
         <w:pStyle w:val="Heading2"/>
@@ -1496,7 +1496,7 @@
       <w:r>
         <w:t xml:space="preserve"> </w:t>
       </w:r>
-      <w:hyperlink r:id="rId24">
+      <w:hyperlink r:id="rId25">
         <w:r>
           <w:rPr>
             <w:rStyle w:val="Hyperlink"/>
@@ -1598,131 +1598,68 @@
         <w:t xml:space="preserve">.</w:t>
       </w:r>
     </w:p>
-    <w:bookmarkEnd w:id="25"/>
-    <w:bookmarkStart w:id="42" w:name="sec-notation-naturals"/>
+    <w:bookmarkEnd w:id="26"/>
+    <w:bookmarkStart w:id="68" w:name="sec-indicator-functions"/>
     <w:p>
       <w:pPr>
         <w:pStyle w:val="Heading2"/>
       </w:pPr>
       <w:r>
-        <w:t xml:space="preserve">2 Natural numbers</w:t>
+        <w:t xml:space="preserve">2 Indicator functions</w:t>
       </w:r>
     </w:p>
-    <w:bookmarkStart w:id="26" w:name="exr-naturals-below-three"/>
     <w:p>
       <w:pPr>
         <w:pStyle w:val="FirstParagraph"/>
       </w:pPr>
       <w:r>
+        <w:t xml:space="preserve">An</w:t>
+      </w:r>
+      <w:r>
+        <w:t xml:space="preserve"> </w:t>
+      </w:r>
+      <w:r>
         <w:rPr>
           <w:b/>
           <w:bCs/>
         </w:rPr>
-        <w:t xml:space="preserve">Exercise 1 (Which numbers are natural?)</w:t>
-      </w:r>
-      <w:r>
-        <w:t xml:space="preserve"> </w:t>
-      </w:r>
-      <w:r>
-        <w:t xml:space="preserve">List the elements of the set</w:t>
-      </w:r>
-      <w:r>
-        <w:t xml:space="preserve"> </w:t>
-      </w:r>
-      <m:oMath>
-        <m:r>
-          <m:t>​</m:t>
-        </m:r>
-        <m:d>
-          <m:dPr>
-            <m:begChr m:val="{"/>
-            <m:sepChr m:val=""/>
-            <m:endChr m:val="}"/>
-            <m:grow/>
-          </m:dPr>
-          <m:e>
-            <m:r>
-              <m:t>n</m:t>
-            </m:r>
-            <m:r>
-              <m:rPr>
-                <m:sty m:val="p"/>
-              </m:rPr>
-              <m:t>∈</m:t>
-            </m:r>
-            <m:r>
-              <m:rPr>
-                <m:scr m:val="double-struck"/>
-                <m:sty m:val="p"/>
-              </m:rPr>
-              <m:t>N</m:t>
-            </m:r>
-            <m:r>
-              <m:rPr>
-                <m:sty m:val="p"/>
-              </m:rPr>
-              <m:t>:</m:t>
-            </m:r>
-            <m:r>
-              <m:t>n</m:t>
-            </m:r>
-            <m:r>
-              <m:rPr>
-                <m:sty m:val="p"/>
-              </m:rPr>
-              <m:t>&lt;</m:t>
-            </m:r>
-            <m:r>
-              <m:t>3</m:t>
-            </m:r>
-          </m:e>
-        </m:d>
-        <m:r>
-          <m:t>​</m:t>
-        </m:r>
-      </m:oMath>
-      <w:r>
-        <w:t xml:space="preserve">.</w:t>
-      </w:r>
-      <w:r>
-        <w:t xml:space="preserve"> </w:t>
-      </w:r>
-      <w:r>
-        <w:t xml:space="preserve">Is your answer the same in every textbook?</w:t>
-      </w:r>
-    </w:p>
-    <w:bookmarkEnd w:id="26"/>
-    <w:bookmarkStart w:id="27" w:name="sol-naturals-below-three"/>
-    <w:p>
-      <w:pPr>
-        <w:pStyle w:val="BodyText"/>
-      </w:pPr>
-      <w:r>
-        <w:rPr>
-          <w:i/>
-          <w:iCs/>
-        </w:rPr>
-        <w:t xml:space="preserve">Solution 1</w:t>
-      </w:r>
-      <w:r>
-        <w:t xml:space="preserve">. </w:t>
-      </w:r>
-      <w:r>
-        <w:t xml:space="preserve">The answer depends on whether the source counts</w:t>
-      </w:r>
-      <w:r>
-        <w:t xml:space="preserve"> </w:t>
-      </w:r>
-      <m:oMath>
-        <m:r>
-          <m:t>0</m:t>
-        </m:r>
-      </m:oMath>
-      <w:r>
-        <w:t xml:space="preserve"> </w:t>
-      </w:r>
-      <w:r>
-        <w:t xml:space="preserve">as a natural number:</w:t>
+        <w:t xml:space="preserve">indicator function</w:t>
+      </w:r>
+      <w:r>
+        <w:t xml:space="preserve"> </w:t>
+      </w:r>
+      <w:r>
+        <w:t xml:space="preserve">is a mathematical function that signals</w:t>
+      </w:r>
+      <w:r>
+        <w:t xml:space="preserve"> </w:t>
+      </w:r>
+      <w:r>
+        <w:t xml:space="preserve">whether an element belongs to a specified set,</w:t>
+      </w:r>
+      <w:r>
+        <w:t xml:space="preserve"> </w:t>
+      </w:r>
+      <w:r>
+        <w:t xml:space="preserve">or whether a given logical condition is satisfied.</w:t>
+      </w:r>
+      <w:r>
+        <w:t xml:space="preserve"> </w:t>
+      </w:r>
+      <w:r>
+        <w:t xml:space="preserve">In statistics and epidemiology,</w:t>
+      </w:r>
+      <w:r>
+        <w:t xml:space="preserve"> </w:t>
+      </w:r>
+      <w:r>
+        <w:t xml:space="preserve">indicator functions are ubiquitous.</w:t>
+      </w:r>
+      <w:r>
+        <w:t xml:space="preserve"> </w:t>
+      </w:r>
+      <w:r>
+        <w:t xml:space="preserve">They represent:</w:t>
       </w:r>
     </w:p>
     <w:p>
@@ -1734,25 +1671,7 @@
         </w:numPr>
       </w:pPr>
       <w:r>
-        <w:t xml:space="preserve">if</w:t>
-      </w:r>
-      <w:r>
-        <w:t xml:space="preserve"> </w:t>
-      </w:r>
-      <m:oMath>
-        <m:r>
-          <m:rPr>
-            <m:scr m:val="double-struck"/>
-            <m:sty m:val="p"/>
-          </m:rPr>
-          <m:t>N</m:t>
-        </m:r>
-      </m:oMath>
-      <w:r>
-        <w:t xml:space="preserve"> </w:t>
-      </w:r>
-      <w:r>
-        <w:t xml:space="preserve">starts at</w:t>
+        <w:t xml:space="preserve">binary variables, which take only the values</w:t>
       </w:r>
       <w:r>
         <w:t xml:space="preserve"> </w:t>
@@ -1763,52 +1682,35 @@
         </m:r>
       </m:oMath>
       <w:r>
-        <w:t xml:space="preserve">, the set is</w:t>
-      </w:r>
-      <w:r>
-        <w:t xml:space="preserve"> </w:t>
-      </w:r>
-      <m:oMath>
-        <m:r>
-          <m:t>​</m:t>
-        </m:r>
-        <m:d>
-          <m:dPr>
-            <m:begChr m:val="{"/>
-            <m:sepChr m:val=""/>
-            <m:endChr m:val="}"/>
-            <m:grow/>
-          </m:dPr>
-          <m:e>
-            <m:r>
-              <m:t>0</m:t>
-            </m:r>
-            <m:r>
-              <m:rPr>
-                <m:sty m:val="p"/>
-              </m:rPr>
-              <m:t>,</m:t>
-            </m:r>
-            <m:r>
-              <m:t>1</m:t>
-            </m:r>
-            <m:r>
-              <m:rPr>
-                <m:sty m:val="p"/>
-              </m:rPr>
-              <m:t>,</m:t>
-            </m:r>
-            <m:r>
-              <m:t>2</m:t>
-            </m:r>
-          </m:e>
-        </m:d>
-        <m:r>
-          <m:t>​</m:t>
-        </m:r>
-      </m:oMath>
-      <w:r>
-        <w:t xml:space="preserve">;</w:t>
+        <w:t xml:space="preserve"> </w:t>
+      </w:r>
+      <w:r>
+        <w:t xml:space="preserve">and</w:t>
+      </w:r>
+      <w:r>
+        <w:t xml:space="preserve"> </w:t>
+      </w:r>
+      <m:oMath>
+        <m:r>
+          <m:t>1</m:t>
+        </m:r>
+      </m:oMath>
+      <w:r>
+        <w:t xml:space="preserve"> </w:t>
+      </w:r>
+      <w:r>
+        <w:t xml:space="preserve">(</w:t>
+      </w:r>
+      <w:hyperlink w:anchor="def-binary-variable">
+        <w:r>
+          <w:rPr>
+            <w:rStyle w:val="Hyperlink"/>
+          </w:rPr>
+          <w:t xml:space="preserve">Definition 3</w:t>
+        </w:r>
+      </w:hyperlink>
+      <w:r>
+        <w:t xml:space="preserve">);</w:t>
       </w:r>
     </w:p>
     <w:p>
@@ -1820,467 +1722,25 @@
         </w:numPr>
       </w:pPr>
       <w:r>
-        <w:t xml:space="preserve">if</w:t>
-      </w:r>
-      <w:r>
-        <w:t xml:space="preserve"> </w:t>
-      </w:r>
-      <m:oMath>
-        <m:r>
-          <m:rPr>
-            <m:scr m:val="double-struck"/>
-            <m:sty m:val="p"/>
-          </m:rPr>
-          <m:t>N</m:t>
-        </m:r>
-      </m:oMath>
-      <w:r>
-        <w:t xml:space="preserve"> </w:t>
-      </w:r>
-      <w:r>
-        <w:t xml:space="preserve">starts at</w:t>
-      </w:r>
-      <w:r>
-        <w:t xml:space="preserve"> </w:t>
-      </w:r>
-      <m:oMath>
-        <m:r>
-          <m:t>1</m:t>
-        </m:r>
-      </m:oMath>
-      <w:r>
-        <w:t xml:space="preserve">, the set is</w:t>
-      </w:r>
-      <w:r>
-        <w:t xml:space="preserve"> </w:t>
-      </w:r>
-      <m:oMath>
-        <m:r>
-          <m:t>​</m:t>
-        </m:r>
-        <m:d>
-          <m:dPr>
-            <m:begChr m:val="{"/>
-            <m:sepChr m:val=""/>
-            <m:endChr m:val="}"/>
-            <m:grow/>
-          </m:dPr>
-          <m:e>
-            <m:r>
-              <m:t>1</m:t>
-            </m:r>
-            <m:r>
-              <m:rPr>
-                <m:sty m:val="p"/>
-              </m:rPr>
-              <m:t>,</m:t>
-            </m:r>
-            <m:r>
-              <m:t>2</m:t>
-            </m:r>
-          </m:e>
-        </m:d>
-        <m:r>
-          <m:t>​</m:t>
-        </m:r>
-      </m:oMath>
-      <w:r>
-        <w:t xml:space="preserve">.</w:t>
-      </w:r>
-    </w:p>
-    <w:p>
-      <w:pPr>
-        <w:pStyle w:val="FirstParagraph"/>
-      </w:pPr>
-      <w:r>
-        <w:t xml:space="preserve">Both conventions are in common use,</w:t>
-      </w:r>
-      <w:r>
-        <w:t xml:space="preserve"> </w:t>
-      </w:r>
-      <w:r>
-        <w:t xml:space="preserve">so the answer is not the same in every textbook.</w:t>
-      </w:r>
-    </w:p>
-    <w:bookmarkEnd w:id="27"/>
-    <w:bookmarkStart w:id="28" w:name="def-integers"/>
-    <w:p>
-      <w:pPr>
-        <w:pStyle w:val="BodyText"/>
-      </w:pPr>
-      <w:r>
-        <w:rPr>
-          <w:b/>
-          <w:bCs/>
-        </w:rPr>
-        <w:t xml:space="preserve">Definition 1 (Integers)</w:t>
-      </w:r>
-      <w:r>
-        <w:t xml:space="preserve"> </w:t>
-      </w:r>
-      <w:r>
-        <w:t xml:space="preserve">The</w:t>
-      </w:r>
-      <w:r>
-        <w:t xml:space="preserve"> </w:t>
-      </w:r>
-      <w:r>
-        <w:rPr>
-          <w:b/>
-          <w:bCs/>
-        </w:rPr>
-        <w:t xml:space="preserve">integers</w:t>
-      </w:r>
-      <w:r>
-        <w:t xml:space="preserve"> </w:t>
-      </w:r>
-      <w:r>
-        <w:t xml:space="preserve">are the whole numbers,</w:t>
-      </w:r>
-      <w:r>
-        <w:t xml:space="preserve"> </w:t>
-      </w:r>
-      <w:r>
-        <w:t xml:space="preserve">together with their negatives and</w:t>
-      </w:r>
-      <w:r>
-        <w:t xml:space="preserve"> </w:t>
-      </w:r>
-      <m:oMath>
-        <m:r>
-          <m:t>0</m:t>
-        </m:r>
-      </m:oMath>
-      <w:r>
-        <w:t xml:space="preserve">:</w:t>
-      </w:r>
-    </w:p>
-    <w:p>
-      <w:pPr>
-        <w:pStyle w:val="BodyText"/>
-      </w:pPr>
-      <m:oMathPara>
-        <m:oMathParaPr>
-          <m:jc m:val="center"/>
-        </m:oMathParaPr>
-        <m:oMath>
-          <m:r>
-            <m:rPr>
-              <m:scr m:val="double-struck"/>
-              <m:sty m:val="p"/>
-            </m:rPr>
-            <m:t>Z</m:t>
-          </m:r>
-          <m:limUpp>
-            <m:e>
-              <m:r>
-                <m:rPr>
-                  <m:sty m:val="p"/>
-                </m:rPr>
-                <m:t>=</m:t>
-              </m:r>
-            </m:e>
-            <m:lim>
-              <m:r>
-                <m:rPr>
-                  <m:nor/>
-                  <m:sty m:val="p"/>
-                </m:rPr>
-                <m:t>def</m:t>
-              </m:r>
-            </m:lim>
-          </m:limUpp>
-          <m:r>
-            <m:t>​</m:t>
-          </m:r>
-          <m:d>
-            <m:dPr>
-              <m:begChr m:val="{"/>
-              <m:sepChr m:val=""/>
-              <m:endChr m:val="}"/>
-              <m:grow/>
-            </m:dPr>
-            <m:e>
-              <m:r>
-                <m:rPr>
-                  <m:sty m:val="p"/>
-                </m:rPr>
-                <m:t>…</m:t>
-              </m:r>
-              <m:r>
-                <m:rPr>
-                  <m:sty m:val="p"/>
-                </m:rPr>
-                <m:t>,</m:t>
-              </m:r>
-              <m:r>
-                <m:rPr>
-                  <m:sty m:val="p"/>
-                </m:rPr>
-                <m:t>−</m:t>
-              </m:r>
-              <m:r>
-                <m:t>3</m:t>
-              </m:r>
-              <m:r>
-                <m:rPr>
-                  <m:sty m:val="p"/>
-                </m:rPr>
-                <m:t>,</m:t>
-              </m:r>
-              <m:r>
-                <m:rPr>
-                  <m:sty m:val="p"/>
-                </m:rPr>
-                <m:t>−</m:t>
-              </m:r>
-              <m:r>
-                <m:t>2</m:t>
-              </m:r>
-              <m:r>
-                <m:rPr>
-                  <m:sty m:val="p"/>
-                </m:rPr>
-                <m:t>,</m:t>
-              </m:r>
-              <m:r>
-                <m:rPr>
-                  <m:sty m:val="p"/>
-                </m:rPr>
-                <m:t>−</m:t>
-              </m:r>
-              <m:r>
-                <m:t>1</m:t>
-              </m:r>
-              <m:r>
-                <m:rPr>
-                  <m:sty m:val="p"/>
-                </m:rPr>
-                <m:t>,</m:t>
-              </m:r>
-              <m:r>
-                <m:t>0</m:t>
-              </m:r>
-              <m:r>
-                <m:rPr>
-                  <m:sty m:val="p"/>
-                </m:rPr>
-                <m:t>,</m:t>
-              </m:r>
-              <m:r>
-                <m:t>1</m:t>
-              </m:r>
-              <m:r>
-                <m:rPr>
-                  <m:sty m:val="p"/>
-                </m:rPr>
-                <m:t>,</m:t>
-              </m:r>
-              <m:r>
-                <m:t>2</m:t>
-              </m:r>
-              <m:r>
-                <m:rPr>
-                  <m:sty m:val="p"/>
-                </m:rPr>
-                <m:t>,</m:t>
-              </m:r>
-              <m:r>
-                <m:t>3</m:t>
-              </m:r>
-              <m:r>
-                <m:rPr>
-                  <m:sty m:val="p"/>
-                </m:rPr>
-                <m:t>,</m:t>
-              </m:r>
-              <m:r>
-                <m:rPr>
-                  <m:sty m:val="p"/>
-                </m:rPr>
-                <m:t>…</m:t>
-              </m:r>
-            </m:e>
-          </m:d>
-          <m:r>
-            <m:t>​</m:t>
-          </m:r>
-        </m:oMath>
-      </m:oMathPara>
-    </w:p>
-    <w:p>
-      <w:pPr>
-        <w:pStyle w:val="FirstParagraph"/>
-      </w:pPr>
-      <w:r>
-        <w:t xml:space="preserve">An</w:t>
-      </w:r>
-      <w:r>
-        <w:t xml:space="preserve"> </w:t>
-      </w:r>
-      <w:r>
-        <w:rPr>
-          <w:b/>
-          <w:bCs/>
-        </w:rPr>
-        <w:t xml:space="preserve">integer</w:t>
-      </w:r>
-      <w:r>
-        <w:t xml:space="preserve"> </w:t>
-      </w:r>
-      <w:r>
-        <w:t xml:space="preserve">is an element of</w:t>
-      </w:r>
-      <w:r>
-        <w:t xml:space="preserve"> </w:t>
-      </w:r>
-      <m:oMath>
-        <m:r>
-          <m:rPr>
-            <m:scr m:val="double-struck"/>
-            <m:sty m:val="p"/>
-          </m:rPr>
-          <m:t>Z</m:t>
-        </m:r>
-      </m:oMath>
-      <w:r>
-        <w:t xml:space="preserve">.</w:t>
-      </w:r>
-    </w:p>
-    <w:bookmarkEnd w:id="28"/>
-    <w:bookmarkStart w:id="29" w:name="def-positive-integer"/>
-    <w:p>
-      <w:pPr>
-        <w:pStyle w:val="BodyText"/>
-      </w:pPr>
-      <w:r>
-        <w:rPr>
-          <w:b/>
-          <w:bCs/>
-        </w:rPr>
-        <w:t xml:space="preserve">Definition 2 (Positive integers)</w:t>
-      </w:r>
-      <w:r>
-        <w:t xml:space="preserve"> </w:t>
-      </w:r>
-      <w:r>
-        <w:t xml:space="preserve">The integers (</w:t>
-      </w:r>
-      <w:hyperlink w:anchor="def-integers">
-        <w:r>
-          <w:rPr>
-            <w:rStyle w:val="Hyperlink"/>
-          </w:rPr>
-          <w:t xml:space="preserve">Definition 1</w:t>
-        </w:r>
-      </w:hyperlink>
-      <w:r>
-        <w:t xml:space="preserve">) greater than</w:t>
-      </w:r>
-      <w:r>
-        <w:t xml:space="preserve"> </w:t>
-      </w:r>
-      <m:oMath>
-        <m:r>
-          <m:t>0</m:t>
-        </m:r>
-      </m:oMath>
-      <w:r>
-        <w:t xml:space="preserve"> </w:t>
-      </w:r>
-      <w:r>
-        <w:t xml:space="preserve">are the</w:t>
-      </w:r>
-      <w:r>
-        <w:t xml:space="preserve"> </w:t>
-      </w:r>
-      <w:r>
-        <w:rPr>
-          <w:b/>
-          <w:bCs/>
-        </w:rPr>
-        <w:t xml:space="preserve">positive integers</w:t>
-      </w:r>
-      <w:r>
-        <w:t xml:space="preserve">.</w:t>
-      </w:r>
-    </w:p>
-    <w:bookmarkEnd w:id="29"/>
-    <w:bookmarkStart w:id="30" w:name="def-negative-integer"/>
-    <w:p>
-      <w:pPr>
-        <w:pStyle w:val="BodyText"/>
-      </w:pPr>
-      <w:r>
-        <w:rPr>
-          <w:b/>
-          <w:bCs/>
-        </w:rPr>
-        <w:t xml:space="preserve">Definition 3 (Negative integers)</w:t>
-      </w:r>
-      <w:r>
-        <w:t xml:space="preserve"> </w:t>
-      </w:r>
-      <w:r>
-        <w:t xml:space="preserve">The integers (</w:t>
-      </w:r>
-      <w:hyperlink w:anchor="def-integers">
-        <w:r>
-          <w:rPr>
-            <w:rStyle w:val="Hyperlink"/>
-          </w:rPr>
-          <w:t xml:space="preserve">Definition 1</w:t>
-        </w:r>
-      </w:hyperlink>
-      <w:r>
-        <w:t xml:space="preserve">) less than</w:t>
-      </w:r>
-      <w:r>
-        <w:t xml:space="preserve"> </w:t>
-      </w:r>
-      <m:oMath>
-        <m:r>
-          <m:t>0</m:t>
-        </m:r>
-      </m:oMath>
-      <w:r>
-        <w:t xml:space="preserve"> </w:t>
-      </w:r>
-      <w:r>
-        <w:t xml:space="preserve">are the</w:t>
-      </w:r>
-      <w:r>
-        <w:t xml:space="preserve"> </w:t>
-      </w:r>
-      <w:r>
-        <w:rPr>
-          <w:b/>
-          <w:bCs/>
-        </w:rPr>
-        <w:t xml:space="preserve">negative integers</w:t>
-      </w:r>
-      <w:r>
-        <w:t xml:space="preserve">.</w:t>
-      </w:r>
-    </w:p>
-    <w:bookmarkEnd w:id="30"/>
-    <w:bookmarkStart w:id="31" w:name="exm-integers"/>
-    <w:p>
-      <w:pPr>
-        <w:pStyle w:val="BodyText"/>
-      </w:pPr>
-      <w:r>
-        <w:rPr>
-          <w:b/>
-          <w:bCs/>
-        </w:rPr>
-        <w:t xml:space="preserve">Example 1 (Integers and non-integers)</w:t>
-      </w:r>
-      <w:r>
-        <w:t xml:space="preserve"> </w:t>
-      </w:r>
-      <w:r>
-        <w:t xml:space="preserve"> </w:t>
+        <w:t xml:space="preserve">event and censoring indicators in survival analysis,</w:t>
+      </w:r>
+      <w:r>
+        <w:t xml:space="preserve"> </w:t>
+      </w:r>
+      <w:r>
+        <w:t xml:space="preserve">the study of the time until an event such as death,</w:t>
+      </w:r>
+      <w:r>
+        <w:t xml:space="preserve"> </w:t>
+      </w:r>
+      <w:r>
+        <w:t xml:space="preserve">where an observation is censored</w:t>
+      </w:r>
+      <w:r>
+        <w:t xml:space="preserve"> </w:t>
+      </w:r>
+      <w:r>
+        <w:t xml:space="preserve">when follow-up ends before its event is seen;</w:t>
       </w:r>
     </w:p>
     <w:p>
@@ -2288,47 +1748,11 @@
         <w:pStyle w:val="Compact"/>
         <w:numPr>
           <w:ilvl w:val="0"/>
-          <w:numId w:val="1002"/>
+          <w:numId w:val="1001"/>
         </w:numPr>
       </w:pPr>
-      <m:oMath>
-        <m:r>
-          <m:rPr>
-            <m:sty m:val="p"/>
-          </m:rPr>
-          <m:t>−</m:t>
-        </m:r>
-        <m:r>
-          <m:t>7</m:t>
-        </m:r>
-      </m:oMath>
-      <w:r>
-        <w:t xml:space="preserve">,</w:t>
-      </w:r>
-      <w:r>
-        <w:t xml:space="preserve"> </w:t>
-      </w:r>
-      <m:oMath>
-        <m:r>
-          <m:t>0</m:t>
-        </m:r>
-      </m:oMath>
-      <w:r>
-        <w:t xml:space="preserve">, and</w:t>
-      </w:r>
-      <w:r>
-        <w:t xml:space="preserve"> </w:t>
-      </w:r>
-      <m:oMath>
-        <m:r>
-          <m:t>12</m:t>
-        </m:r>
-      </m:oMath>
-      <w:r>
-        <w:t xml:space="preserve"> </w:t>
-      </w:r>
-      <w:r>
-        <w:t xml:space="preserve">are integers.</w:t>
+      <w:r>
+        <w:t xml:space="preserve">membership in subpopulations;</w:t>
       </w:r>
     </w:p>
     <w:p>
@@ -2336,3477 +1760,11 @@
         <w:pStyle w:val="Compact"/>
         <w:numPr>
           <w:ilvl w:val="0"/>
-          <w:numId w:val="1002"/>
+          <w:numId w:val="1001"/>
         </w:numPr>
       </w:pPr>
-      <m:oMath>
-        <m:f>
-          <m:fPr>
-            <m:type m:val="bar"/>
-          </m:fPr>
-          <m:num>
-            <m:r>
-              <m:t>1</m:t>
-            </m:r>
-          </m:num>
-          <m:den>
-            <m:r>
-              <m:t>2</m:t>
-            </m:r>
-          </m:den>
-        </m:f>
-      </m:oMath>
-      <w:r>
-        <w:t xml:space="preserve"> </w:t>
-      </w:r>
-      <w:r>
-        <w:t xml:space="preserve">and</w:t>
-      </w:r>
-      <w:r>
-        <w:t xml:space="preserve"> </w:t>
-      </w:r>
-      <m:oMath>
-        <m:r>
-          <m:rPr>
-            <m:sty m:val="p"/>
-          </m:rPr>
-          <m:t>−</m:t>
-        </m:r>
-        <m:r>
-          <m:t>2.5</m:t>
-        </m:r>
-      </m:oMath>
-      <w:r>
-        <w:t xml:space="preserve"> </w:t>
-      </w:r>
-      <w:r>
-        <w:t xml:space="preserve">are not integers.</w:t>
-      </w:r>
-    </w:p>
-    <w:p>
-      <w:pPr>
-        <w:pStyle w:val="Compact"/>
-        <w:numPr>
-          <w:ilvl w:val="0"/>
-          <w:numId w:val="1002"/>
-        </w:numPr>
-      </w:pPr>
-      <m:oMath>
-        <m:f>
-          <m:fPr>
-            <m:type m:val="bar"/>
-          </m:fPr>
-          <m:num>
-            <m:r>
-              <m:t>6</m:t>
-            </m:r>
-          </m:num>
-          <m:den>
-            <m:r>
-              <m:t>3</m:t>
-            </m:r>
-          </m:den>
-        </m:f>
-      </m:oMath>
-      <w:r>
-        <w:t xml:space="preserve"> </w:t>
-      </w:r>
-      <w:r>
-        <w:t xml:space="preserve">is an integer, because</w:t>
-      </w:r>
-      <w:r>
-        <w:t xml:space="preserve"> </w:t>
-      </w:r>
-      <m:oMath>
-        <m:f>
-          <m:fPr>
-            <m:type m:val="bar"/>
-          </m:fPr>
-          <m:num>
-            <m:r>
-              <m:t>6</m:t>
-            </m:r>
-          </m:num>
-          <m:den>
-            <m:r>
-              <m:t>3</m:t>
-            </m:r>
-          </m:den>
-        </m:f>
-        <m:r>
-          <m:rPr>
-            <m:sty m:val="p"/>
-          </m:rPr>
-          <m:t>=</m:t>
-        </m:r>
-        <m:r>
-          <m:t>2</m:t>
-        </m:r>
-      </m:oMath>
-      <w:r>
-        <w:t xml:space="preserve">.</w:t>
-      </w:r>
-    </w:p>
-    <w:bookmarkEnd w:id="31"/>
-    <w:bookmarkStart w:id="32" w:name="def-even-odd"/>
-    <w:p>
-      <w:pPr>
-        <w:pStyle w:val="FirstParagraph"/>
-      </w:pPr>
-      <w:r>
-        <w:rPr>
-          <w:b/>
-          <w:bCs/>
-        </w:rPr>
-        <w:t xml:space="preserve">Definition 4 (Even integer)</w:t>
-      </w:r>
-      <w:r>
-        <w:t xml:space="preserve"> </w:t>
-      </w:r>
-      <w:r>
-        <w:t xml:space="preserve">An integer (</w:t>
-      </w:r>
-      <w:hyperlink w:anchor="def-integers">
-        <w:r>
-          <w:rPr>
-            <w:rStyle w:val="Hyperlink"/>
-          </w:rPr>
-          <w:t xml:space="preserve">Definition 1</w:t>
-        </w:r>
-      </w:hyperlink>
-      <w:r>
-        <w:t xml:space="preserve">)</w:t>
-      </w:r>
-      <w:r>
-        <w:t xml:space="preserve"> </w:t>
-      </w:r>
-      <m:oMath>
-        <m:r>
-          <m:t>n</m:t>
-        </m:r>
-      </m:oMath>
-      <w:r>
-        <w:t xml:space="preserve"> </w:t>
-      </w:r>
-      <w:r>
-        <w:t xml:space="preserve">is</w:t>
-      </w:r>
-      <w:r>
-        <w:t xml:space="preserve"> </w:t>
-      </w:r>
-      <w:r>
-        <w:rPr>
-          <w:b/>
-          <w:bCs/>
-        </w:rPr>
-        <w:t xml:space="preserve">even</w:t>
-      </w:r>
-      <w:r>
-        <w:t xml:space="preserve"> </w:t>
-      </w:r>
-      <w:r>
-        <w:t xml:space="preserve">if</w:t>
-      </w:r>
-      <w:r>
-        <w:t xml:space="preserve"> </w:t>
-      </w:r>
-      <m:oMath>
-        <m:r>
-          <m:t>n</m:t>
-        </m:r>
-        <m:r>
-          <m:rPr>
-            <m:sty m:val="p"/>
-          </m:rPr>
-          <m:t>=</m:t>
-        </m:r>
-        <m:r>
-          <m:t>2</m:t>
-        </m:r>
-        <m:r>
-          <m:t>k</m:t>
-        </m:r>
-      </m:oMath>
-      <w:r>
-        <w:t xml:space="preserve"> </w:t>
-      </w:r>
-      <w:r>
-        <w:t xml:space="preserve">for some integer</w:t>
-      </w:r>
-      <w:r>
-        <w:t xml:space="preserve"> </w:t>
-      </w:r>
-      <m:oMath>
-        <m:r>
-          <m:t>k</m:t>
-        </m:r>
-      </m:oMath>
-      <w:r>
-        <w:t xml:space="preserve">.</w:t>
-      </w:r>
-    </w:p>
-    <w:bookmarkEnd w:id="32"/>
-    <w:bookmarkStart w:id="33" w:name="def-odd"/>
-    <w:p>
-      <w:pPr>
-        <w:pStyle w:val="BodyText"/>
-      </w:pPr>
-      <w:r>
-        <w:rPr>
-          <w:b/>
-          <w:bCs/>
-        </w:rPr>
-        <w:t xml:space="preserve">Definition 5 (Odd integer)</w:t>
-      </w:r>
-      <w:r>
-        <w:t xml:space="preserve"> </w:t>
-      </w:r>
-      <w:r>
-        <w:t xml:space="preserve">An integer (</w:t>
-      </w:r>
-      <w:hyperlink w:anchor="def-integers">
-        <w:r>
-          <w:rPr>
-            <w:rStyle w:val="Hyperlink"/>
-          </w:rPr>
-          <w:t xml:space="preserve">Definition 1</w:t>
-        </w:r>
-      </w:hyperlink>
-      <w:r>
-        <w:t xml:space="preserve">)</w:t>
-      </w:r>
-      <w:r>
-        <w:t xml:space="preserve"> </w:t>
-      </w:r>
-      <m:oMath>
-        <m:r>
-          <m:t>n</m:t>
-        </m:r>
-      </m:oMath>
-      <w:r>
-        <w:t xml:space="preserve"> </w:t>
-      </w:r>
-      <w:r>
-        <w:t xml:space="preserve">is</w:t>
-      </w:r>
-      <w:r>
-        <w:t xml:space="preserve"> </w:t>
-      </w:r>
-      <w:r>
-        <w:rPr>
-          <w:b/>
-          <w:bCs/>
-        </w:rPr>
-        <w:t xml:space="preserve">odd</w:t>
-      </w:r>
-      <w:r>
-        <w:t xml:space="preserve"> </w:t>
-      </w:r>
-      <w:r>
-        <w:t xml:space="preserve">if</w:t>
-      </w:r>
-      <w:r>
-        <w:t xml:space="preserve"> </w:t>
-      </w:r>
-      <m:oMath>
-        <m:r>
-          <m:t>n</m:t>
-        </m:r>
-        <m:r>
-          <m:rPr>
-            <m:sty m:val="p"/>
-          </m:rPr>
-          <m:t>=</m:t>
-        </m:r>
-        <m:r>
-          <m:t>2</m:t>
-        </m:r>
-        <m:r>
-          <m:t>k</m:t>
-        </m:r>
-        <m:r>
-          <m:rPr>
-            <m:sty m:val="p"/>
-          </m:rPr>
-          <m:t>+</m:t>
-        </m:r>
-        <m:r>
-          <m:t>1</m:t>
-        </m:r>
-      </m:oMath>
-      <w:r>
-        <w:t xml:space="preserve"> </w:t>
-      </w:r>
-      <w:r>
-        <w:t xml:space="preserve">for some integer</w:t>
-      </w:r>
-      <w:r>
-        <w:t xml:space="preserve"> </w:t>
-      </w:r>
-      <m:oMath>
-        <m:r>
-          <m:t>k</m:t>
-        </m:r>
-      </m:oMath>
-      <w:r>
-        <w:t xml:space="preserve">.</w:t>
-      </w:r>
-    </w:p>
-    <w:bookmarkEnd w:id="33"/>
-    <w:bookmarkStart w:id="34" w:name="exm-even-odd"/>
-    <w:p>
-      <w:pPr>
-        <w:pStyle w:val="BodyText"/>
-      </w:pPr>
-      <w:r>
-        <w:rPr>
-          <w:b/>
-          <w:bCs/>
-        </w:rPr>
-        <w:t xml:space="preserve">Example 2 (Even and odd integers)</w:t>
-      </w:r>
-      <w:r>
-        <w:t xml:space="preserve"> </w:t>
-      </w:r>
-      <w:r>
-        <w:t xml:space="preserve"> </w:t>
-      </w:r>
-    </w:p>
-    <w:p>
-      <w:pPr>
-        <w:pStyle w:val="Compact"/>
-        <w:numPr>
-          <w:ilvl w:val="0"/>
-          <w:numId w:val="1003"/>
-        </w:numPr>
-      </w:pPr>
-      <m:oMath>
-        <m:r>
-          <m:t>6</m:t>
-        </m:r>
-      </m:oMath>
-      <w:r>
-        <w:t xml:space="preserve"> </w:t>
-      </w:r>
-      <w:r>
-        <w:t xml:space="preserve">is even, because</w:t>
-      </w:r>
-      <w:r>
-        <w:t xml:space="preserve"> </w:t>
-      </w:r>
-      <m:oMath>
-        <m:r>
-          <m:t>6</m:t>
-        </m:r>
-        <m:r>
-          <m:rPr>
-            <m:sty m:val="p"/>
-          </m:rPr>
-          <m:t>=</m:t>
-        </m:r>
-        <m:r>
-          <m:t>2</m:t>
-        </m:r>
-        <m:r>
-          <m:rPr>
-            <m:sty m:val="p"/>
-          </m:rPr>
-          <m:t>⋅</m:t>
-        </m:r>
-        <m:r>
-          <m:t>3</m:t>
-        </m:r>
-      </m:oMath>
-      <w:r>
-        <w:t xml:space="preserve">.</w:t>
-      </w:r>
-    </w:p>
-    <w:p>
-      <w:pPr>
-        <w:pStyle w:val="Compact"/>
-        <w:numPr>
-          <w:ilvl w:val="0"/>
-          <w:numId w:val="1003"/>
-        </w:numPr>
-      </w:pPr>
-      <m:oMath>
-        <m:r>
-          <m:t>0</m:t>
-        </m:r>
-      </m:oMath>
-      <w:r>
-        <w:t xml:space="preserve"> </w:t>
-      </w:r>
-      <w:r>
-        <w:t xml:space="preserve">is even, because</w:t>
-      </w:r>
-      <w:r>
-        <w:t xml:space="preserve"> </w:t>
-      </w:r>
-      <m:oMath>
-        <m:r>
-          <m:t>0</m:t>
-        </m:r>
-        <m:r>
-          <m:rPr>
-            <m:sty m:val="p"/>
-          </m:rPr>
-          <m:t>=</m:t>
-        </m:r>
-        <m:r>
-          <m:t>2</m:t>
-        </m:r>
-        <m:r>
-          <m:rPr>
-            <m:sty m:val="p"/>
-          </m:rPr>
-          <m:t>⋅</m:t>
-        </m:r>
-        <m:r>
-          <m:t>0</m:t>
-        </m:r>
-      </m:oMath>
-      <w:r>
-        <w:t xml:space="preserve">.</w:t>
-      </w:r>
-    </w:p>
-    <w:p>
-      <w:pPr>
-        <w:pStyle w:val="Compact"/>
-        <w:numPr>
-          <w:ilvl w:val="0"/>
-          <w:numId w:val="1003"/>
-        </w:numPr>
-      </w:pPr>
-      <m:oMath>
-        <m:r>
-          <m:rPr>
-            <m:sty m:val="p"/>
-          </m:rPr>
-          <m:t>−</m:t>
-        </m:r>
-        <m:r>
-          <m:t>3</m:t>
-        </m:r>
-      </m:oMath>
-      <w:r>
-        <w:t xml:space="preserve"> </w:t>
-      </w:r>
-      <w:r>
-        <w:t xml:space="preserve">is odd, because</w:t>
-      </w:r>
-      <w:r>
-        <w:t xml:space="preserve"> </w:t>
-      </w:r>
-      <m:oMath>
-        <m:r>
-          <m:rPr>
-            <m:sty m:val="p"/>
-          </m:rPr>
-          <m:t>−</m:t>
-        </m:r>
-        <m:r>
-          <m:t>3</m:t>
-        </m:r>
-        <m:r>
-          <m:rPr>
-            <m:sty m:val="p"/>
-          </m:rPr>
-          <m:t>=</m:t>
-        </m:r>
-        <m:r>
-          <m:t>2</m:t>
-        </m:r>
-        <m:r>
-          <m:rPr>
-            <m:sty m:val="p"/>
-          </m:rPr>
-          <m:t>⋅</m:t>
-        </m:r>
-        <m:r>
-          <m:rPr>
-            <m:sty m:val="p"/>
-          </m:rPr>
-          <m:t>(</m:t>
-        </m:r>
-        <m:r>
-          <m:rPr>
-            <m:sty m:val="p"/>
-          </m:rPr>
-          <m:t>−</m:t>
-        </m:r>
-        <m:r>
-          <m:t>2</m:t>
-        </m:r>
-        <m:r>
-          <m:rPr>
-            <m:sty m:val="p"/>
-          </m:rPr>
-          <m:t>)</m:t>
-        </m:r>
-        <m:r>
-          <m:rPr>
-            <m:sty m:val="p"/>
-          </m:rPr>
-          <m:t>+</m:t>
-        </m:r>
-        <m:r>
-          <m:t>1</m:t>
-        </m:r>
-      </m:oMath>
-      <w:r>
-        <w:t xml:space="preserve">.</w:t>
-      </w:r>
-    </w:p>
-    <w:p>
-      <w:pPr>
-        <w:pStyle w:val="Compact"/>
-        <w:numPr>
-          <w:ilvl w:val="0"/>
-          <w:numId w:val="1003"/>
-        </w:numPr>
-      </w:pPr>
-      <m:oMath>
-        <m:r>
-          <m:t>7</m:t>
-        </m:r>
-      </m:oMath>
-      <w:r>
-        <w:t xml:space="preserve"> </w:t>
-      </w:r>
-      <w:r>
-        <w:t xml:space="preserve">is odd, because</w:t>
-      </w:r>
-      <w:r>
-        <w:t xml:space="preserve"> </w:t>
-      </w:r>
-      <m:oMath>
-        <m:r>
-          <m:t>7</m:t>
-        </m:r>
-        <m:r>
-          <m:rPr>
-            <m:sty m:val="p"/>
-          </m:rPr>
-          <m:t>=</m:t>
-        </m:r>
-        <m:r>
-          <m:t>2</m:t>
-        </m:r>
-        <m:r>
-          <m:rPr>
-            <m:sty m:val="p"/>
-          </m:rPr>
-          <m:t>⋅</m:t>
-        </m:r>
-        <m:r>
-          <m:t>3</m:t>
-        </m:r>
-        <m:r>
-          <m:rPr>
-            <m:sty m:val="p"/>
-          </m:rPr>
-          <m:t>+</m:t>
-        </m:r>
-        <m:r>
-          <m:t>1</m:t>
-        </m:r>
-      </m:oMath>
-      <w:r>
-        <w:t xml:space="preserve">.</w:t>
-      </w:r>
-    </w:p>
-    <w:p>
-      <w:pPr>
-        <w:pStyle w:val="Compact"/>
-        <w:numPr>
-          <w:ilvl w:val="0"/>
-          <w:numId w:val="1003"/>
-        </w:numPr>
-      </w:pPr>
-      <m:oMath>
-        <m:r>
-          <m:t>2.5</m:t>
-        </m:r>
-      </m:oMath>
-      <w:r>
-        <w:t xml:space="preserve"> </w:t>
-      </w:r>
-      <w:r>
-        <w:t xml:space="preserve">is neither even nor odd, because it is not an integer.</w:t>
-      </w:r>
-    </w:p>
-    <w:bookmarkEnd w:id="34"/>
-    <w:bookmarkStart w:id="35" w:name="def-natural-numbers"/>
-    <w:p>
-      <w:pPr>
-        <w:pStyle w:val="FirstParagraph"/>
-      </w:pPr>
-      <w:r>
-        <w:rPr>
-          <w:b/>
-          <w:bCs/>
-        </w:rPr>
-        <w:t xml:space="preserve">Definition 6 (Natural numbers (our convention))</w:t>
-      </w:r>
-      <w:r>
-        <w:t xml:space="preserve"> </w:t>
-      </w:r>
-      <w:r>
-        <w:t xml:space="preserve">In these notes, the</w:t>
-      </w:r>
-      <w:r>
-        <w:t xml:space="preserve"> </w:t>
-      </w:r>
-      <w:r>
-        <w:rPr>
-          <w:b/>
-          <w:bCs/>
-        </w:rPr>
-        <w:t xml:space="preserve">natural numbers</w:t>
-      </w:r>
-      <w:r>
-        <w:t xml:space="preserve"> </w:t>
-      </w:r>
-      <w:r>
-        <w:t xml:space="preserve">are the positive integers (</w:t>
-      </w:r>
-      <w:hyperlink w:anchor="def-positive-integer">
-        <w:r>
-          <w:rPr>
-            <w:rStyle w:val="Hyperlink"/>
-          </w:rPr>
-          <w:t xml:space="preserve">Definition 2</w:t>
-        </w:r>
-      </w:hyperlink>
-      <w:r>
-        <w:t xml:space="preserve">):</w:t>
-      </w:r>
-    </w:p>
-    <w:p>
-      <w:pPr>
-        <w:pStyle w:val="BodyText"/>
-      </w:pPr>
-      <m:oMathPara>
-        <m:oMathParaPr>
-          <m:jc m:val="center"/>
-        </m:oMathParaPr>
-        <m:oMath>
-          <m:r>
-            <m:rPr>
-              <m:scr m:val="double-struck"/>
-              <m:sty m:val="p"/>
-            </m:rPr>
-            <m:t>N</m:t>
-          </m:r>
-          <m:limUpp>
-            <m:e>
-              <m:r>
-                <m:rPr>
-                  <m:sty m:val="p"/>
-                </m:rPr>
-                <m:t>=</m:t>
-              </m:r>
-            </m:e>
-            <m:lim>
-              <m:r>
-                <m:rPr>
-                  <m:nor/>
-                  <m:sty m:val="p"/>
-                </m:rPr>
-                <m:t>def</m:t>
-              </m:r>
-            </m:lim>
-          </m:limUpp>
-          <m:r>
-            <m:t>​</m:t>
-          </m:r>
-          <m:d>
-            <m:dPr>
-              <m:begChr m:val="{"/>
-              <m:sepChr m:val=""/>
-              <m:endChr m:val="}"/>
-              <m:grow/>
-            </m:dPr>
-            <m:e>
-              <m:r>
-                <m:t>1</m:t>
-              </m:r>
-              <m:r>
-                <m:rPr>
-                  <m:sty m:val="p"/>
-                </m:rPr>
-                <m:t>,</m:t>
-              </m:r>
-              <m:r>
-                <m:t>2</m:t>
-              </m:r>
-              <m:r>
-                <m:rPr>
-                  <m:sty m:val="p"/>
-                </m:rPr>
-                <m:t>,</m:t>
-              </m:r>
-              <m:r>
-                <m:t>3</m:t>
-              </m:r>
-              <m:r>
-                <m:rPr>
-                  <m:sty m:val="p"/>
-                </m:rPr>
-                <m:t>,</m:t>
-              </m:r>
-              <m:r>
-                <m:rPr>
-                  <m:sty m:val="p"/>
-                </m:rPr>
-                <m:t>…</m:t>
-              </m:r>
-            </m:e>
-          </m:d>
-          <m:r>
-            <m:t>​</m:t>
-          </m:r>
-        </m:oMath>
-      </m:oMathPara>
-    </w:p>
-    <w:bookmarkEnd w:id="35"/>
-    <w:bookmarkStart w:id="36" w:name="def-nonnegative-integers"/>
-    <w:p>
-      <w:pPr>
-        <w:pStyle w:val="FirstParagraph"/>
-      </w:pPr>
-      <w:r>
-        <w:rPr>
-          <w:b/>
-          <w:bCs/>
-        </w:rPr>
-        <w:t xml:space="preserve">Definition 7 (Non-negative integers)</w:t>
-      </w:r>
-      <w:r>
-        <w:t xml:space="preserve"> </w:t>
-      </w:r>
-      <w:r>
-        <w:t xml:space="preserve">The</w:t>
-      </w:r>
-      <w:r>
-        <w:t xml:space="preserve"> </w:t>
-      </w:r>
-      <w:r>
-        <w:rPr>
-          <w:b/>
-          <w:bCs/>
-        </w:rPr>
-        <w:t xml:space="preserve">non-negative integers</w:t>
-      </w:r>
-      <w:r>
-        <w:t xml:space="preserve"> </w:t>
-      </w:r>
-      <w:r>
-        <w:t xml:space="preserve">are the natural numbers (</w:t>
-      </w:r>
-      <w:hyperlink w:anchor="def-natural-numbers">
-        <w:r>
-          <w:rPr>
-            <w:rStyle w:val="Hyperlink"/>
-          </w:rPr>
-          <w:t xml:space="preserve">Definition 6</w:t>
-        </w:r>
-      </w:hyperlink>
-      <w:r>
-        <w:t xml:space="preserve">) together with</w:t>
-      </w:r>
-      <w:r>
-        <w:t xml:space="preserve"> </w:t>
-      </w:r>
-      <m:oMath>
-        <m:r>
-          <m:t>0</m:t>
-        </m:r>
-      </m:oMath>
-      <w:r>
-        <w:t xml:space="preserve">:</w:t>
-      </w:r>
-    </w:p>
-    <w:p>
-      <w:pPr>
-        <w:pStyle w:val="BodyText"/>
-      </w:pPr>
-      <m:oMathPara>
-        <m:oMathParaPr>
-          <m:jc m:val="center"/>
-        </m:oMathParaPr>
-        <m:oMath>
-          <m:sSub>
-            <m:e>
-              <m:r>
-                <m:rPr>
-                  <m:scr m:val="double-struck"/>
-                  <m:sty m:val="p"/>
-                </m:rPr>
-                <m:t>N</m:t>
-              </m:r>
-            </m:e>
-            <m:sub>
-              <m:r>
-                <m:t>0</m:t>
-              </m:r>
-            </m:sub>
-          </m:sSub>
-          <m:limUpp>
-            <m:e>
-              <m:r>
-                <m:rPr>
-                  <m:sty m:val="p"/>
-                </m:rPr>
-                <m:t>=</m:t>
-              </m:r>
-            </m:e>
-            <m:lim>
-              <m:r>
-                <m:rPr>
-                  <m:nor/>
-                  <m:sty m:val="p"/>
-                </m:rPr>
-                <m:t>def</m:t>
-              </m:r>
-            </m:lim>
-          </m:limUpp>
-          <m:r>
-            <m:t>​</m:t>
-          </m:r>
-          <m:d>
-            <m:dPr>
-              <m:begChr m:val="{"/>
-              <m:sepChr m:val=""/>
-              <m:endChr m:val="}"/>
-              <m:grow/>
-            </m:dPr>
-            <m:e>
-              <m:r>
-                <m:t>0</m:t>
-              </m:r>
-              <m:r>
-                <m:rPr>
-                  <m:sty m:val="p"/>
-                </m:rPr>
-                <m:t>,</m:t>
-              </m:r>
-              <m:r>
-                <m:t>1</m:t>
-              </m:r>
-              <m:r>
-                <m:rPr>
-                  <m:sty m:val="p"/>
-                </m:rPr>
-                <m:t>,</m:t>
-              </m:r>
-              <m:r>
-                <m:t>2</m:t>
-              </m:r>
-              <m:r>
-                <m:rPr>
-                  <m:sty m:val="p"/>
-                </m:rPr>
-                <m:t>,</m:t>
-              </m:r>
-              <m:r>
-                <m:t>3</m:t>
-              </m:r>
-              <m:r>
-                <m:rPr>
-                  <m:sty m:val="p"/>
-                </m:rPr>
-                <m:t>,</m:t>
-              </m:r>
-              <m:r>
-                <m:rPr>
-                  <m:sty m:val="p"/>
-                </m:rPr>
-                <m:t>…</m:t>
-              </m:r>
-            </m:e>
-          </m:d>
-          <m:r>
-            <m:t>​</m:t>
-          </m:r>
-          <m:r>
-            <m:rPr>
-              <m:sty m:val="p"/>
-            </m:rPr>
-            <m:t>=</m:t>
-          </m:r>
-          <m:r>
-            <m:rPr>
-              <m:scr m:val="double-struck"/>
-              <m:sty m:val="p"/>
-            </m:rPr>
-            <m:t>N</m:t>
-          </m:r>
-          <m:r>
-            <m:rPr>
-              <m:sty m:val="p"/>
-            </m:rPr>
-            <m:t>∪</m:t>
-          </m:r>
-          <m:r>
-            <m:t>​</m:t>
-          </m:r>
-          <m:d>
-            <m:dPr>
-              <m:begChr m:val="{"/>
-              <m:sepChr m:val=""/>
-              <m:endChr m:val="}"/>
-              <m:grow/>
-            </m:dPr>
-            <m:e>
-              <m:r>
-                <m:t>0</m:t>
-              </m:r>
-            </m:e>
-          </m:d>
-          <m:r>
-            <m:t>​</m:t>
-          </m:r>
-        </m:oMath>
-      </m:oMathPara>
-    </w:p>
-    <w:bookmarkEnd w:id="36"/>
-    <w:bookmarkStart w:id="37" w:name="exm-natural-numbers"/>
-    <w:p>
-      <w:pPr>
-        <w:pStyle w:val="FirstParagraph"/>
-      </w:pPr>
-      <w:r>
-        <w:rPr>
-          <w:b/>
-          <w:bCs/>
-        </w:rPr>
-        <w:t xml:space="preserve">Example 3 (Natural numbers in a data analysis)</w:t>
-      </w:r>
-      <w:r>
-        <w:t xml:space="preserve"> </w:t>
-      </w:r>
-      <w:r>
-        <w:t xml:space="preserve"> </w:t>
-      </w:r>
-    </w:p>
-    <w:p>
-      <w:pPr>
-        <w:pStyle w:val="Compact"/>
-        <w:numPr>
-          <w:ilvl w:val="0"/>
-          <w:numId w:val="1004"/>
-        </w:numPr>
-      </w:pPr>
-      <w:r>
-        <w:t xml:space="preserve">Observation indices start at</w:t>
-      </w:r>
-      <w:r>
-        <w:t xml:space="preserve"> </w:t>
-      </w:r>
-      <m:oMath>
-        <m:r>
-          <m:t>1</m:t>
-        </m:r>
-      </m:oMath>
-      <w:r>
-        <w:t xml:space="preserve">,</w:t>
-      </w:r>
-      <w:r>
-        <w:t xml:space="preserve"> </w:t>
-      </w:r>
-      <w:r>
-        <w:t xml:space="preserve">so we write</w:t>
-      </w:r>
-      <w:r>
-        <w:t xml:space="preserve"> </w:t>
-      </w:r>
-      <m:oMath>
-        <m:r>
-          <m:t>i</m:t>
-        </m:r>
-        <m:r>
-          <m:rPr>
-            <m:sty m:val="p"/>
-          </m:rPr>
-          <m:t>∈</m:t>
-        </m:r>
-        <m:r>
-          <m:t>​</m:t>
-        </m:r>
-        <m:d>
-          <m:dPr>
-            <m:begChr m:val="{"/>
-            <m:sepChr m:val=""/>
-            <m:endChr m:val="}"/>
-            <m:grow/>
-          </m:dPr>
-          <m:e>
-            <m:r>
-              <m:t>1</m:t>
-            </m:r>
-            <m:r>
-              <m:rPr>
-                <m:sty m:val="p"/>
-              </m:rPr>
-              <m:t>,</m:t>
-            </m:r>
-            <m:r>
-              <m:rPr>
-                <m:sty m:val="p"/>
-              </m:rPr>
-              <m:t>…</m:t>
-            </m:r>
-            <m:r>
-              <m:rPr>
-                <m:sty m:val="p"/>
-              </m:rPr>
-              <m:t>,</m:t>
-            </m:r>
-            <m:r>
-              <m:t>n</m:t>
-            </m:r>
-          </m:e>
-        </m:d>
-        <m:r>
-          <m:t>​</m:t>
-        </m:r>
-      </m:oMath>
-      <w:r>
-        <w:t xml:space="preserve"> </w:t>
-      </w:r>
-      <w:r>
-        <w:t xml:space="preserve">with</w:t>
-      </w:r>
-      <w:r>
-        <w:t xml:space="preserve"> </w:t>
-      </w:r>
-      <m:oMath>
-        <m:r>
-          <m:t>n</m:t>
-        </m:r>
-        <m:r>
-          <m:rPr>
-            <m:sty m:val="p"/>
-          </m:rPr>
-          <m:t>∈</m:t>
-        </m:r>
-        <m:r>
-          <m:rPr>
-            <m:scr m:val="double-struck"/>
-            <m:sty m:val="p"/>
-          </m:rPr>
-          <m:t>N</m:t>
-        </m:r>
-      </m:oMath>
-      <w:r>
-        <w:t xml:space="preserve">.</w:t>
-      </w:r>
-    </w:p>
-    <w:p>
-      <w:pPr>
-        <w:pStyle w:val="Compact"/>
-        <w:numPr>
-          <w:ilvl w:val="0"/>
-          <w:numId w:val="1004"/>
-        </w:numPr>
-      </w:pPr>
-      <w:r>
-        <w:t xml:space="preserve">A count outcome, such as the number of hospital visits in a year,</w:t>
-      </w:r>
-      <w:r>
-        <w:t xml:space="preserve"> </w:t>
-      </w:r>
-      <w:r>
-        <w:t xml:space="preserve">can be</w:t>
-      </w:r>
-      <w:r>
-        <w:t xml:space="preserve"> </w:t>
-      </w:r>
-      <m:oMath>
-        <m:r>
-          <m:t>0</m:t>
-        </m:r>
-      </m:oMath>
-      <w:r>
-        <w:t xml:space="preserve">,</w:t>
-      </w:r>
-      <w:r>
-        <w:t xml:space="preserve"> </w:t>
-      </w:r>
-      <w:r>
-        <w:t xml:space="preserve">so the set of values it can take is</w:t>
-      </w:r>
-      <w:r>
-        <w:t xml:space="preserve"> </w:t>
-      </w:r>
-      <m:oMath>
-        <m:sSub>
-          <m:e>
-            <m:r>
-              <m:rPr>
-                <m:scr m:val="double-struck"/>
-                <m:sty m:val="p"/>
-              </m:rPr>
-              <m:t>N</m:t>
-            </m:r>
-          </m:e>
-          <m:sub>
-            <m:r>
-              <m:t>0</m:t>
-            </m:r>
-          </m:sub>
-        </m:sSub>
-      </m:oMath>
-      <w:r>
-        <w:t xml:space="preserve">, not</w:t>
-      </w:r>
-      <w:r>
-        <w:t xml:space="preserve"> </w:t>
-      </w:r>
-      <m:oMath>
-        <m:r>
-          <m:rPr>
-            <m:scr m:val="double-struck"/>
-            <m:sty m:val="p"/>
-          </m:rPr>
-          <m:t>N</m:t>
-        </m:r>
-      </m:oMath>
-      <w:r>
-        <w:t xml:space="preserve">.</w:t>
-      </w:r>
-    </w:p>
-    <w:bookmarkEnd w:id="37"/>
-    <w:tbl>
-      <w:tblPr>
-        <w:tblStyle w:val="Table"/>
-        <w:tblLook w:firstRow="0" w:lastRow="0" w:firstColumn="0" w:lastColumn="0" w:noHBand="0" w:noVBand="0" w:val="0000"/>
-        <w:tblBorders>
-          <w:top w:val="single" w:sz="4" w:space="0" w:color="0758E5"/>
-          <w:left w:val="single" w:sz="24" w:space="0" w:color="0758E5"/>
-          <w:bottom w:val="single" w:sz="4" w:space="0" w:color="0758E5"/>
-          <w:right w:val="single" w:sz="4" w:space="0" w:color="0758E5"/>
-        </w:tblBorders>
-        <w:tblCellMar>
-          <w:left w:w="144" w:type="dxa"/>
-          <w:right w:w="144" w:type="dxa"/>
-        </w:tblCellMar>
-        <w:tblLook w:firstRow="0" w:lastRow="0" w:firstColumn="0" w:lastColumn="0" w:noHBand="0" w:noVBand="0" w:val="0000"/>
-      </w:tblPr>
-      <w:tr>
-        <w:trPr>
-          <w:cantSplit/>
-        </w:trPr>
-        <w:tc>
-          <w:tcPr>
-            <w:shd w:color="auto" w:fill="dae6fb" w:val="clear"/>
-            <w:tcMar>
-              <w:top w:w="92" w:type="dxa"/>
-              <w:bottom w:w="92" w:type="dxa"/>
-            </w:tcMar>
-          </w:tcPr>
-          <w:p>
-            <w:pPr>
-              <w:pStyle w:val="FirstParagraph"/>
-            </w:pPr>
-            <w:pPr>
-              <w:spacing w:before="0" w:after="0"/>
-              <w:textAlignment w:val="center"/>
-            </w:pPr>
-            <w:r>
-              <w:drawing>
-                <wp:inline>
-                  <wp:extent cx="152400" cy="152400"/>
-                  <wp:effectExtent b="0" l="0" r="0" t="0"/>
-                  <wp:docPr descr="" title="" id="39" name="Picture"/>
-                  <a:graphic>
-                    <a:graphicData uri="http://schemas.openxmlformats.org/drawingml/2006/picture">
-                      <pic:pic>
-                        <pic:nvPicPr>
-                          <pic:cNvPr descr="/opt/quarto/share/formats/docx/note.png" id="40" name="Picture"/>
-                          <pic:cNvPicPr>
-                            <a:picLocks noChangeArrowheads="1" noChangeAspect="1"/>
-                          </pic:cNvPicPr>
-                        </pic:nvPicPr>
-                        <pic:blipFill>
-                          <a:blip r:embed="rId38"/>
-                          <a:stretch>
-                            <a:fillRect/>
-                          </a:stretch>
-                        </pic:blipFill>
-                        <pic:spPr bwMode="auto">
-                          <a:xfrm>
-                            <a:off x="0" y="0"/>
-                            <a:ext cx="152400" cy="152400"/>
-                          </a:xfrm>
-                          <a:prstGeom prst="rect">
-                            <a:avLst/>
-                          </a:prstGeom>
-                          <a:noFill/>
-                          <a:ln w="9525">
-                            <a:noFill/>
-                            <a:headEnd/>
-                            <a:tailEnd/>
-                          </a:ln>
-                        </pic:spPr>
-                      </pic:pic>
-                    </a:graphicData>
-                  </a:graphic>
-                </wp:inline>
-              </w:drawing>
-            </w:r>
-            <w:r>
-              <w:t xml:space="preserve"> </w:t>
-            </w:r>
-            <w:r>
-              <w:t xml:space="preserve"> </w:t>
-            </w:r>
-            <w:r>
-              <w:t xml:space="preserve">Other conventions for the natural numbers</w:t>
-            </w:r>
-          </w:p>
-        </w:tc>
-      </w:tr>
-      <w:tr>
-        <w:trPr>
-          <w:cantSplit/>
-        </w:trPr>
-        <w:tc>
-          <w:tcPr>
-            <w:tcMar>
-              <w:top w:w="108" w:type="dxa"/>
-              <w:bottom w:w="108" w:type="dxa"/>
-            </w:tcMar>
-          </w:tcPr>
-          <w:p>
-            <w:pPr>
-              <w:pStyle w:val="BodyText"/>
-            </w:pPr>
-            <w:pPr>
-              <w:spacing w:before="16"/>
-            </w:pPr>
-            <w:r>
-              <w:t xml:space="preserve">Other sources may define</w:t>
-            </w:r>
-            <w:r>
-              <w:t xml:space="preserve"> </w:t>
-            </w:r>
-            <m:oMath>
-              <m:r>
-                <m:rPr>
-                  <m:scr m:val="double-struck"/>
-                  <m:sty m:val="p"/>
-                </m:rPr>
-                <m:t>N</m:t>
-              </m:r>
-            </m:oMath>
-            <w:r>
-              <w:t xml:space="preserve"> </w:t>
-            </w:r>
-            <w:r>
-              <w:t xml:space="preserve">differently,</w:t>
-            </w:r>
-            <w:r>
-              <w:t xml:space="preserve"> </w:t>
-            </w:r>
-            <w:r>
-              <w:t xml:space="preserve">so check each source’s definition before reading its formulas:</w:t>
-            </w:r>
-          </w:p>
-          <w:p>
-            <w:pPr>
-              <w:pStyle w:val="Compact"/>
-              <w:numPr>
-                <w:ilvl w:val="0"/>
-                <w:numId w:val="1005"/>
-              </w:numPr>
-            </w:pPr>
-            <w:r>
-              <w:t xml:space="preserve">Many sources include</w:t>
-            </w:r>
-            <w:r>
-              <w:t xml:space="preserve"> </w:t>
-            </w:r>
-            <m:oMath>
-              <m:r>
-                <m:t>0</m:t>
-              </m:r>
-            </m:oMath>
-            <w:r>
-              <w:t xml:space="preserve"> </w:t>
-            </w:r>
-            <w:r>
-              <w:t xml:space="preserve">in</w:t>
-            </w:r>
-            <w:r>
-              <w:t xml:space="preserve"> </w:t>
-            </w:r>
-            <m:oMath>
-              <m:r>
-                <m:rPr>
-                  <m:scr m:val="double-struck"/>
-                  <m:sty m:val="p"/>
-                </m:rPr>
-                <m:t>N</m:t>
-              </m:r>
-            </m:oMath>
-            <w:r>
-              <w:t xml:space="preserve">.</w:t>
-            </w:r>
-            <w:r>
-              <w:t xml:space="preserve"> </w:t>
-            </w:r>
-            <w:r>
-              <w:t xml:space="preserve">The international standard ISO 80000-2 defines</w:t>
-            </w:r>
-            <w:r>
-              <w:t xml:space="preserve"> </w:t>
-            </w:r>
-            <m:oMath>
-              <m:r>
-                <m:rPr>
-                  <m:scr m:val="double-struck"/>
-                  <m:sty m:val="p"/>
-                </m:rPr>
-                <m:t>N</m:t>
-              </m:r>
-            </m:oMath>
-            <w:r>
-              <w:t xml:space="preserve"> </w:t>
-            </w:r>
-            <w:r>
-              <w:t xml:space="preserve">to include</w:t>
-            </w:r>
-            <w:r>
-              <w:t xml:space="preserve"> </w:t>
-            </w:r>
-            <m:oMath>
-              <m:r>
-                <m:t>0</m:t>
-              </m:r>
-            </m:oMath>
-            <w:r>
-              <w:t xml:space="preserve">,</w:t>
-            </w:r>
-            <w:r>
-              <w:t xml:space="preserve"> </w:t>
-            </w:r>
-            <w:r>
-              <w:t xml:space="preserve">continuing the earlier standard ISO 31-11 (1978).</w:t>
-            </w:r>
-          </w:p>
-          <w:p>
-            <w:pPr>
-              <w:pStyle w:val="Compact"/>
-              <w:numPr>
-                <w:ilvl w:val="0"/>
-                <w:numId w:val="1005"/>
-              </w:numPr>
-            </w:pPr>
-            <w:r>
-              <w:t xml:space="preserve">Other sources start</w:t>
-            </w:r>
-            <w:r>
-              <w:t xml:space="preserve"> </w:t>
-            </w:r>
-            <m:oMath>
-              <m:r>
-                <m:rPr>
-                  <m:scr m:val="double-struck"/>
-                  <m:sty m:val="p"/>
-                </m:rPr>
-                <m:t>N</m:t>
-              </m:r>
-            </m:oMath>
-            <w:r>
-              <w:t xml:space="preserve"> </w:t>
-            </w:r>
-            <w:r>
-              <w:t xml:space="preserve">at</w:t>
-            </w:r>
-            <w:r>
-              <w:t xml:space="preserve"> </w:t>
-            </w:r>
-            <m:oMath>
-              <m:r>
-                <m:t>1</m:t>
-              </m:r>
-            </m:oMath>
-            <w:r>
-              <w:t xml:space="preserve">, as these notes do.</w:t>
-            </w:r>
-          </w:p>
-          <w:p>
-            <w:pPr>
-              <w:pStyle w:val="Compact"/>
-              <w:numPr>
-                <w:ilvl w:val="0"/>
-                <w:numId w:val="1005"/>
-              </w:numPr>
-            </w:pPr>
-            <w:r>
-              <w:t xml:space="preserve">To remove the ambiguity,</w:t>
-            </w:r>
-            <w:r>
-              <w:t xml:space="preserve"> </w:t>
-            </w:r>
-            <w:r>
-              <w:t xml:space="preserve">some sources write</w:t>
-            </w:r>
-            <w:r>
-              <w:t xml:space="preserve"> </w:t>
-            </w:r>
-            <m:oMath>
-              <m:sSub>
-                <m:e>
-                  <m:r>
-                    <m:rPr>
-                      <m:scr m:val="double-struck"/>
-                      <m:sty m:val="p"/>
-                    </m:rPr>
-                    <m:t>N</m:t>
-                  </m:r>
-                </m:e>
-                <m:sub>
-                  <m:r>
-                    <m:t>1</m:t>
-                  </m:r>
-                </m:sub>
-              </m:sSub>
-            </m:oMath>
-            <w:r>
-              <w:t xml:space="preserve"> </w:t>
-            </w:r>
-            <w:r>
-              <w:t xml:space="preserve">or</w:t>
-            </w:r>
-            <w:r>
-              <w:t xml:space="preserve"> </w:t>
-            </w:r>
-            <m:oMath>
-              <m:sSup>
-                <m:e>
-                  <m:r>
-                    <m:rPr>
-                      <m:scr m:val="double-struck"/>
-                      <m:sty m:val="p"/>
-                    </m:rPr>
-                    <m:t>Z</m:t>
-                  </m:r>
-                </m:e>
-                <m:sup>
-                  <m:r>
-                    <m:rPr>
-                      <m:sty m:val="p"/>
-                    </m:rPr>
-                    <m:t>+</m:t>
-                  </m:r>
-                </m:sup>
-              </m:sSup>
-            </m:oMath>
-            <w:r>
-              <w:t xml:space="preserve"> </w:t>
-            </w:r>
-            <w:r>
-              <w:t xml:space="preserve">for</w:t>
-            </w:r>
-            <w:r>
-              <w:t xml:space="preserve"> </w:t>
-            </w:r>
-            <m:oMath>
-              <m:r>
-                <m:t>​</m:t>
-              </m:r>
-              <m:d>
-                <m:dPr>
-                  <m:begChr m:val="{"/>
-                  <m:sepChr m:val=""/>
-                  <m:endChr m:val="}"/>
-                  <m:grow/>
-                </m:dPr>
-                <m:e>
-                  <m:r>
-                    <m:t>1</m:t>
-                  </m:r>
-                  <m:r>
-                    <m:rPr>
-                      <m:sty m:val="p"/>
-                    </m:rPr>
-                    <m:t>,</m:t>
-                  </m:r>
-                  <m:r>
-                    <m:t>2</m:t>
-                  </m:r>
-                  <m:r>
-                    <m:rPr>
-                      <m:sty m:val="p"/>
-                    </m:rPr>
-                    <m:t>,</m:t>
-                  </m:r>
-                  <m:r>
-                    <m:t>3</m:t>
-                  </m:r>
-                  <m:r>
-                    <m:rPr>
-                      <m:sty m:val="p"/>
-                    </m:rPr>
-                    <m:t>,</m:t>
-                  </m:r>
-                  <m:r>
-                    <m:rPr>
-                      <m:sty m:val="p"/>
-                    </m:rPr>
-                    <m:t>…</m:t>
-                  </m:r>
-                </m:e>
-              </m:d>
-              <m:r>
-                <m:t>​</m:t>
-              </m:r>
-            </m:oMath>
-            <w:r>
-              <w:t xml:space="preserve">,</w:t>
-            </w:r>
-            <w:r>
-              <w:t xml:space="preserve"> </w:t>
-            </w:r>
-            <w:r>
-              <w:t xml:space="preserve">and</w:t>
-            </w:r>
-            <w:r>
-              <w:t xml:space="preserve"> </w:t>
-            </w:r>
-            <m:oMath>
-              <m:sSub>
-                <m:e>
-                  <m:r>
-                    <m:rPr>
-                      <m:scr m:val="double-struck"/>
-                      <m:sty m:val="p"/>
-                    </m:rPr>
-                    <m:t>N</m:t>
-                  </m:r>
-                </m:e>
-                <m:sub>
-                  <m:r>
-                    <m:t>0</m:t>
-                  </m:r>
-                </m:sub>
-              </m:sSub>
-            </m:oMath>
-            <w:r>
-              <w:t xml:space="preserve"> </w:t>
-            </w:r>
-            <w:r>
-              <w:t xml:space="preserve">or</w:t>
-            </w:r>
-            <w:r>
-              <w:t xml:space="preserve"> </w:t>
-            </w:r>
-            <m:oMath>
-              <m:sSup>
-                <m:e>
-                  <m:r>
-                    <m:rPr>
-                      <m:scr m:val="double-struck"/>
-                      <m:sty m:val="p"/>
-                    </m:rPr>
-                    <m:t>Z</m:t>
-                  </m:r>
-                </m:e>
-                <m:sup>
-                  <m:r>
-                    <m:t>0</m:t>
-                  </m:r>
-                  <m:r>
-                    <m:rPr>
-                      <m:sty m:val="p"/>
-                    </m:rPr>
-                    <m:t>+</m:t>
-                  </m:r>
-                </m:sup>
-              </m:sSup>
-            </m:oMath>
-            <w:r>
-              <w:t xml:space="preserve"> </w:t>
-            </w:r>
-            <w:r>
-              <w:t xml:space="preserve">for</w:t>
-            </w:r>
-            <w:r>
-              <w:t xml:space="preserve"> </w:t>
-            </w:r>
-            <m:oMath>
-              <m:r>
-                <m:t>​</m:t>
-              </m:r>
-              <m:d>
-                <m:dPr>
-                  <m:begChr m:val="{"/>
-                  <m:sepChr m:val=""/>
-                  <m:endChr m:val="}"/>
-                  <m:grow/>
-                </m:dPr>
-                <m:e>
-                  <m:r>
-                    <m:t>0</m:t>
-                  </m:r>
-                  <m:r>
-                    <m:rPr>
-                      <m:sty m:val="p"/>
-                    </m:rPr>
-                    <m:t>,</m:t>
-                  </m:r>
-                  <m:r>
-                    <m:t>1</m:t>
-                  </m:r>
-                  <m:r>
-                    <m:rPr>
-                      <m:sty m:val="p"/>
-                    </m:rPr>
-                    <m:t>,</m:t>
-                  </m:r>
-                  <m:r>
-                    <m:t>2</m:t>
-                  </m:r>
-                  <m:r>
-                    <m:rPr>
-                      <m:sty m:val="p"/>
-                    </m:rPr>
-                    <m:t>,</m:t>
-                  </m:r>
-                  <m:r>
-                    <m:rPr>
-                      <m:sty m:val="p"/>
-                    </m:rPr>
-                    <m:t>…</m:t>
-                  </m:r>
-                </m:e>
-              </m:d>
-              <m:r>
-                <m:t>​</m:t>
-              </m:r>
-            </m:oMath>
-            <w:r>
-              <w:t xml:space="preserve">.</w:t>
-            </w:r>
-          </w:p>
-          <w:p>
-            <w:pPr>
-              <w:pStyle w:val="Compact"/>
-              <w:numPr>
-                <w:ilvl w:val="0"/>
-                <w:numId w:val="1005"/>
-              </w:numPr>
-            </w:pPr>
-            <w:r>
-              <w:t xml:space="preserve">The words vary too.</w:t>
-            </w:r>
-            <w:r>
-              <w:t xml:space="preserve"> </w:t>
-            </w:r>
-            <w:r>
-              <w:t xml:space="preserve">“Positive integers”</w:t>
-            </w:r>
-            <w:r>
-              <w:t xml:space="preserve"> </w:t>
-            </w:r>
-            <w:r>
-              <w:t xml:space="preserve">(</w:t>
-            </w:r>
-            <m:oMath>
-              <m:r>
-                <m:t>​</m:t>
-              </m:r>
-              <m:d>
-                <m:dPr>
-                  <m:begChr m:val="{"/>
-                  <m:sepChr m:val=""/>
-                  <m:endChr m:val="}"/>
-                  <m:grow/>
-                </m:dPr>
-                <m:e>
-                  <m:r>
-                    <m:t>1</m:t>
-                  </m:r>
-                  <m:r>
-                    <m:rPr>
-                      <m:sty m:val="p"/>
-                    </m:rPr>
-                    <m:t>,</m:t>
-                  </m:r>
-                  <m:r>
-                    <m:t>2</m:t>
-                  </m:r>
-                  <m:r>
-                    <m:rPr>
-                      <m:sty m:val="p"/>
-                    </m:rPr>
-                    <m:t>,</m:t>
-                  </m:r>
-                  <m:r>
-                    <m:t>3</m:t>
-                  </m:r>
-                  <m:r>
-                    <m:rPr>
-                      <m:sty m:val="p"/>
-                    </m:rPr>
-                    <m:t>,</m:t>
-                  </m:r>
-                  <m:r>
-                    <m:rPr>
-                      <m:sty m:val="p"/>
-                    </m:rPr>
-                    <m:t>…</m:t>
-                  </m:r>
-                </m:e>
-              </m:d>
-              <m:r>
-                <m:t>​</m:t>
-              </m:r>
-            </m:oMath>
-            <w:r>
-              <w:t xml:space="preserve">)</w:t>
-            </w:r>
-            <w:r>
-              <w:t xml:space="preserve"> </w:t>
-            </w:r>
-            <w:r>
-              <w:t xml:space="preserve">and</w:t>
-            </w:r>
-            <w:r>
-              <w:t xml:space="preserve"> </w:t>
-            </w:r>
-            <w:r>
-              <w:t xml:space="preserve">“non-negative integers”</w:t>
-            </w:r>
-            <w:r>
-              <w:t xml:space="preserve"> </w:t>
-            </w:r>
-            <w:r>
-              <w:t xml:space="preserve">(</w:t>
-            </w:r>
-            <m:oMath>
-              <m:r>
-                <m:t>​</m:t>
-              </m:r>
-              <m:d>
-                <m:dPr>
-                  <m:begChr m:val="{"/>
-                  <m:sepChr m:val=""/>
-                  <m:endChr m:val="}"/>
-                  <m:grow/>
-                </m:dPr>
-                <m:e>
-                  <m:r>
-                    <m:t>0</m:t>
-                  </m:r>
-                  <m:r>
-                    <m:rPr>
-                      <m:sty m:val="p"/>
-                    </m:rPr>
-                    <m:t>,</m:t>
-                  </m:r>
-                  <m:r>
-                    <m:t>1</m:t>
-                  </m:r>
-                  <m:r>
-                    <m:rPr>
-                      <m:sty m:val="p"/>
-                    </m:rPr>
-                    <m:t>,</m:t>
-                  </m:r>
-                  <m:r>
-                    <m:t>2</m:t>
-                  </m:r>
-                  <m:r>
-                    <m:rPr>
-                      <m:sty m:val="p"/>
-                    </m:rPr>
-                    <m:t>,</m:t>
-                  </m:r>
-                  <m:r>
-                    <m:rPr>
-                      <m:sty m:val="p"/>
-                    </m:rPr>
-                    <m:t>…</m:t>
-                  </m:r>
-                </m:e>
-              </m:d>
-              <m:r>
-                <m:t>​</m:t>
-              </m:r>
-            </m:oMath>
-            <w:r>
-              <w:t xml:space="preserve">)</w:t>
-            </w:r>
-            <w:r>
-              <w:t xml:space="preserve"> </w:t>
-            </w:r>
-            <w:r>
-              <w:t xml:space="preserve">are unambiguous.</w:t>
-            </w:r>
-            <w:r>
-              <w:t xml:space="preserve"> </w:t>
-            </w:r>
-            <w:r>
-              <w:t xml:space="preserve">“Whole numbers”</w:t>
-            </w:r>
-            <w:r>
-              <w:t xml:space="preserve"> </w:t>
-            </w:r>
-            <w:r>
-              <w:t xml:space="preserve">usually includes</w:t>
-            </w:r>
-            <w:r>
-              <w:t xml:space="preserve"> </w:t>
-            </w:r>
-            <m:oMath>
-              <m:r>
-                <m:t>0</m:t>
-              </m:r>
-            </m:oMath>
-            <w:r>
-              <w:t xml:space="preserve">,</w:t>
-            </w:r>
-            <w:r>
-              <w:t xml:space="preserve"> </w:t>
-            </w:r>
-            <w:r>
-              <w:t xml:space="preserve">but can also mean all of the integers, negative ones included.</w:t>
-            </w:r>
-            <w:r>
-              <w:t xml:space="preserve"> </w:t>
-            </w:r>
-            <w:r>
-              <w:t xml:space="preserve">“Counting numbers”</w:t>
-            </w:r>
-            <w:r>
-              <w:t xml:space="preserve"> </w:t>
-            </w:r>
-            <w:r>
-              <w:t xml:space="preserve">usually starts at</w:t>
-            </w:r>
-            <w:r>
-              <w:t xml:space="preserve"> </w:t>
-            </w:r>
-            <m:oMath>
-              <m:r>
-                <m:t>1</m:t>
-              </m:r>
-            </m:oMath>
-            <w:r>
-              <w:t xml:space="preserve">,</w:t>
-            </w:r>
-            <w:r>
-              <w:t xml:space="preserve"> </w:t>
-            </w:r>
-            <w:r>
-              <w:t xml:space="preserve">but some sources include</w:t>
-            </w:r>
-            <w:r>
-              <w:t xml:space="preserve"> </w:t>
-            </w:r>
-            <m:oMath>
-              <m:r>
-                <m:t>0</m:t>
-              </m:r>
-            </m:oMath>
-            <w:r>
-              <w:t xml:space="preserve">.</w:t>
-            </w:r>
-          </w:p>
-          <w:p>
-            <w:pPr>
-              <w:pStyle w:val="Compact"/>
-              <w:numPr>
-                <w:ilvl w:val="0"/>
-                <w:numId w:val="1005"/>
-              </w:numPr>
-            </w:pPr>
-            <w:r>
-              <w:t xml:space="preserve">Some older texts write</w:t>
-            </w:r>
-            <w:r>
-              <w:t xml:space="preserve"> </w:t>
-            </w:r>
-            <m:oMath>
-              <m:r>
-                <m:t>J</m:t>
-              </m:r>
-            </m:oMath>
-            <w:r>
-              <w:t xml:space="preserve"> </w:t>
-            </w:r>
-            <w:r>
-              <w:t xml:space="preserve">for the natural numbers.</w:t>
-            </w:r>
-          </w:p>
-          <w:p>
-            <w:pPr>
-              <w:pStyle w:val="FirstParagraph"/>
-            </w:pPr>
-            <w:r>
-              <w:t xml:space="preserve">When a formula’s meaning depends on whether</w:t>
-            </w:r>
-            <w:r>
-              <w:t xml:space="preserve"> </w:t>
-            </w:r>
-            <m:oMath>
-              <m:r>
-                <m:t>0</m:t>
-              </m:r>
-            </m:oMath>
-            <w:r>
-              <w:t xml:space="preserve"> </w:t>
-            </w:r>
-            <w:r>
-              <w:t xml:space="preserve">is included,</w:t>
-            </w:r>
-            <w:r>
-              <w:t xml:space="preserve"> </w:t>
-            </w:r>
-            <w:r>
-              <w:t xml:space="preserve">we write the set out explicitly,</w:t>
-            </w:r>
-            <w:r>
-              <w:t xml:space="preserve"> </w:t>
-            </w:r>
-            <w:r>
-              <w:t xml:space="preserve">for example</w:t>
-            </w:r>
-            <w:r>
-              <w:t xml:space="preserve"> </w:t>
-            </w:r>
-            <m:oMath>
-              <m:r>
-                <m:t>​</m:t>
-              </m:r>
-              <m:d>
-                <m:dPr>
-                  <m:begChr m:val="{"/>
-                  <m:sepChr m:val=""/>
-                  <m:endChr m:val="}"/>
-                  <m:grow/>
-                </m:dPr>
-                <m:e>
-                  <m:r>
-                    <m:t>0</m:t>
-                  </m:r>
-                  <m:r>
-                    <m:rPr>
-                      <m:sty m:val="p"/>
-                    </m:rPr>
-                    <m:t>,</m:t>
-                  </m:r>
-                  <m:r>
-                    <m:t>1</m:t>
-                  </m:r>
-                  <m:r>
-                    <m:rPr>
-                      <m:sty m:val="p"/>
-                    </m:rPr>
-                    <m:t>,</m:t>
-                  </m:r>
-                  <m:r>
-                    <m:t>2</m:t>
-                  </m:r>
-                  <m:r>
-                    <m:rPr>
-                      <m:sty m:val="p"/>
-                    </m:rPr>
-                    <m:t>,</m:t>
-                  </m:r>
-                  <m:r>
-                    <m:rPr>
-                      <m:sty m:val="p"/>
-                    </m:rPr>
-                    <m:t>…</m:t>
-                  </m:r>
-                </m:e>
-              </m:d>
-              <m:r>
-                <m:t>​</m:t>
-              </m:r>
-            </m:oMath>
-            <w:r>
-              <w:t xml:space="preserve"> </w:t>
-            </w:r>
-            <w:r>
-              <w:t xml:space="preserve">or</w:t>
-            </w:r>
-            <w:r>
-              <w:t xml:space="preserve"> </w:t>
-            </w:r>
-            <m:oMath>
-              <m:r>
-                <m:t>​</m:t>
-              </m:r>
-              <m:d>
-                <m:dPr>
-                  <m:begChr m:val="{"/>
-                  <m:sepChr m:val=""/>
-                  <m:endChr m:val="}"/>
-                  <m:grow/>
-                </m:dPr>
-                <m:e>
-                  <m:r>
-                    <m:t>1</m:t>
-                  </m:r>
-                  <m:r>
-                    <m:rPr>
-                      <m:sty m:val="p"/>
-                    </m:rPr>
-                    <m:t>,</m:t>
-                  </m:r>
-                  <m:r>
-                    <m:rPr>
-                      <m:sty m:val="p"/>
-                    </m:rPr>
-                    <m:t>…</m:t>
-                  </m:r>
-                  <m:r>
-                    <m:rPr>
-                      <m:sty m:val="p"/>
-                    </m:rPr>
-                    <m:t>,</m:t>
-                  </m:r>
-                  <m:r>
-                    <m:t>n</m:t>
-                  </m:r>
-                </m:e>
-              </m:d>
-              <m:r>
-                <m:t>​</m:t>
-              </m:r>
-            </m:oMath>
-            <w:r>
-              <w:t xml:space="preserve">.</w:t>
-            </w:r>
-          </w:p>
-          <w:p>
-            <w:pPr>
-              <w:pStyle w:val="BodyText"/>
-            </w:pPr>
-            <w:pPr>
-              <w:spacing w:after="16"/>
-            </w:pPr>
-            <w:r>
-              <w:t xml:space="preserve">Source:</w:t>
-            </w:r>
-            <w:r>
-              <w:t xml:space="preserve"> </w:t>
-            </w:r>
-            <w:hyperlink r:id="rId41">
-              <w:r>
-                <w:rPr>
-                  <w:rStyle w:val="Hyperlink"/>
-                </w:rPr>
-                <w:t xml:space="preserve">Wikipedia,</w:t>
-              </w:r>
-              <w:r>
-                <w:rPr>
-                  <w:rStyle w:val="Hyperlink"/>
-                </w:rPr>
-                <w:t xml:space="preserve"> </w:t>
-              </w:r>
-              <w:r>
-                <w:rPr>
-                  <w:rStyle w:val="Hyperlink"/>
-                </w:rPr>
-                <w:t xml:space="preserve">“Natural number”</w:t>
-              </w:r>
-              <w:r>
-                <w:rPr>
-                  <w:rStyle w:val="Hyperlink"/>
-                </w:rPr>
-                <w:t xml:space="preserve">,</w:t>
-              </w:r>
-              <w:r>
-                <w:rPr>
-                  <w:rStyle w:val="Hyperlink"/>
-                </w:rPr>
-                <w:t xml:space="preserve"> </w:t>
-              </w:r>
-              <w:r>
-                <w:rPr>
-                  <w:rStyle w:val="Hyperlink"/>
-                </w:rPr>
-                <w:t xml:space="preserve">“Terminology and notation”</w:t>
-              </w:r>
-              <w:r>
-                <w:rPr>
-                  <w:rStyle w:val="Hyperlink"/>
-                </w:rPr>
-                <w:t xml:space="preserve"> </w:t>
-              </w:r>
-              <w:r>
-                <w:rPr>
-                  <w:rStyle w:val="Hyperlink"/>
-                </w:rPr>
-                <w:t xml:space="preserve">and</w:t>
-              </w:r>
-              <w:r>
-                <w:rPr>
-                  <w:rStyle w:val="Hyperlink"/>
-                </w:rPr>
-                <w:t xml:space="preserve"> </w:t>
-              </w:r>
-              <w:r>
-                <w:rPr>
-                  <w:rStyle w:val="Hyperlink"/>
-                </w:rPr>
-                <w:t xml:space="preserve">“Zero as natural number”</w:t>
-              </w:r>
-            </w:hyperlink>
-            <w:r>
-              <w:t xml:space="preserve">,</w:t>
-            </w:r>
-            <w:r>
-              <w:t xml:space="preserve"> </w:t>
-            </w:r>
-            <w:r>
-              <w:t xml:space="preserve">which cites ISO 80000-2:2019 and the textbooks using each notation.</w:t>
-            </w:r>
-          </w:p>
-          <w:p/>
-        </w:tc>
-      </w:tr>
-    </w:tbl>
-    <w:bookmarkEnd w:id="42"/>
-    <w:bookmarkStart w:id="53" w:name="sec-notation-reals"/>
-    <w:p>
-      <w:pPr>
-        <w:pStyle w:val="Heading2"/>
-      </w:pPr>
-      <w:r>
-        <w:t xml:space="preserve">3 Rational, real, and irrational numbers</w:t>
-      </w:r>
-    </w:p>
-    <w:bookmarkStart w:id="43" w:name="def-rational-numbers"/>
-    <w:p>
-      <w:pPr>
-        <w:pStyle w:val="FirstParagraph"/>
-      </w:pPr>
-      <w:r>
-        <w:rPr>
-          <w:b/>
-          <w:bCs/>
-        </w:rPr>
-        <w:t xml:space="preserve">Definition 8 (Rational numbers)</w:t>
-      </w:r>
-      <w:r>
-        <w:t xml:space="preserve"> </w:t>
-      </w:r>
-      <w:r>
-        <w:t xml:space="preserve">A</w:t>
-      </w:r>
-      <w:r>
-        <w:t xml:space="preserve"> </w:t>
-      </w:r>
-      <w:r>
-        <w:rPr>
-          <w:b/>
-          <w:bCs/>
-        </w:rPr>
-        <w:t xml:space="preserve">rational number</w:t>
-      </w:r>
-      <w:r>
-        <w:t xml:space="preserve"> </w:t>
-      </w:r>
-      <w:r>
-        <w:t xml:space="preserve">is a number that can be written as a fraction</w:t>
-      </w:r>
-      <w:r>
-        <w:t xml:space="preserve"> </w:t>
-      </w:r>
-      <m:oMath>
-        <m:f>
-          <m:fPr>
-            <m:type m:val="bar"/>
-          </m:fPr>
-          <m:num>
-            <m:r>
-              <m:t>a</m:t>
-            </m:r>
-          </m:num>
-          <m:den>
-            <m:r>
-              <m:t>b</m:t>
-            </m:r>
-          </m:den>
-        </m:f>
-      </m:oMath>
-      <w:r>
-        <w:t xml:space="preserve">,</w:t>
-      </w:r>
-      <w:r>
-        <w:t xml:space="preserve"> </w:t>
-      </w:r>
-      <w:r>
-        <w:t xml:space="preserve">where</w:t>
-      </w:r>
-      <w:r>
-        <w:t xml:space="preserve"> </w:t>
-      </w:r>
-      <m:oMath>
-        <m:r>
-          <m:t>a</m:t>
-        </m:r>
-      </m:oMath>
-      <w:r>
-        <w:t xml:space="preserve"> </w:t>
-      </w:r>
-      <w:r>
-        <w:t xml:space="preserve">and</w:t>
-      </w:r>
-      <w:r>
-        <w:t xml:space="preserve"> </w:t>
-      </w:r>
-      <m:oMath>
-        <m:r>
-          <m:t>b</m:t>
-        </m:r>
-      </m:oMath>
-      <w:r>
-        <w:t xml:space="preserve"> </w:t>
-      </w:r>
-      <w:r>
-        <w:t xml:space="preserve">are integers (</w:t>
-      </w:r>
-      <w:hyperlink w:anchor="def-integers">
-        <w:r>
-          <w:rPr>
-            <w:rStyle w:val="Hyperlink"/>
-          </w:rPr>
-          <w:t xml:space="preserve">Definition 1</w:t>
-        </w:r>
-      </w:hyperlink>
-      <w:r>
-        <w:t xml:space="preserve">) and</w:t>
-      </w:r>
-      <w:r>
-        <w:t xml:space="preserve"> </w:t>
-      </w:r>
-      <m:oMath>
-        <m:r>
-          <m:t>b</m:t>
-        </m:r>
-        <m:r>
-          <m:rPr>
-            <m:sty m:val="p"/>
-          </m:rPr>
-          <m:t>≠</m:t>
-        </m:r>
-        <m:r>
-          <m:t>0</m:t>
-        </m:r>
-      </m:oMath>
-      <w:r>
-        <w:t xml:space="preserve">.</w:t>
-      </w:r>
-      <w:r>
-        <w:t xml:space="preserve"> </w:t>
-      </w:r>
-      <w:r>
-        <w:t xml:space="preserve">The set of rational numbers is written</w:t>
-      </w:r>
-      <w:r>
-        <w:t xml:space="preserve"> </w:t>
-      </w:r>
-      <m:oMath>
-        <m:r>
-          <m:rPr>
-            <m:scr m:val="double-struck"/>
-            <m:sty m:val="p"/>
-          </m:rPr>
-          <m:t>Q</m:t>
-        </m:r>
-      </m:oMath>
-      <w:r>
-        <w:t xml:space="preserve">:</w:t>
-      </w:r>
-    </w:p>
-    <w:p>
-      <w:pPr>
-        <w:pStyle w:val="BodyText"/>
-      </w:pPr>
-      <m:oMathPara>
-        <m:oMathParaPr>
-          <m:jc m:val="center"/>
-        </m:oMathParaPr>
-        <m:oMath>
-          <m:r>
-            <m:rPr>
-              <m:scr m:val="double-struck"/>
-              <m:sty m:val="p"/>
-            </m:rPr>
-            <m:t>Q</m:t>
-          </m:r>
-          <m:limUpp>
-            <m:e>
-              <m:r>
-                <m:rPr>
-                  <m:sty m:val="p"/>
-                </m:rPr>
-                <m:t>=</m:t>
-              </m:r>
-            </m:e>
-            <m:lim>
-              <m:r>
-                <m:rPr>
-                  <m:nor/>
-                  <m:sty m:val="p"/>
-                </m:rPr>
-                <m:t>def</m:t>
-              </m:r>
-            </m:lim>
-          </m:limUpp>
-          <m:r>
-            <m:t>​</m:t>
-          </m:r>
-          <m:d>
-            <m:dPr>
-              <m:begChr m:val="{"/>
-              <m:sepChr m:val=""/>
-              <m:endChr m:val="}"/>
-              <m:grow/>
-            </m:dPr>
-            <m:e>
-              <m:f>
-                <m:fPr>
-                  <m:type m:val="bar"/>
-                </m:fPr>
-                <m:num>
-                  <m:r>
-                    <m:t>a</m:t>
-                  </m:r>
-                </m:num>
-                <m:den>
-                  <m:r>
-                    <m:t>b</m:t>
-                  </m:r>
-                </m:den>
-              </m:f>
-              <m:r>
-                <m:rPr>
-                  <m:sty m:val="p"/>
-                </m:rPr>
-                <m:t>:</m:t>
-              </m:r>
-              <m:r>
-                <m:t>a</m:t>
-              </m:r>
-              <m:r>
-                <m:rPr>
-                  <m:sty m:val="p"/>
-                </m:rPr>
-                <m:t>∈</m:t>
-              </m:r>
-              <m:r>
-                <m:rPr>
-                  <m:scr m:val="double-struck"/>
-                  <m:sty m:val="p"/>
-                </m:rPr>
-                <m:t>Z</m:t>
-              </m:r>
-              <m:r>
-                <m:rPr>
-                  <m:sty m:val="p"/>
-                </m:rPr>
-                <m:t>,</m:t>
-              </m:r>
-              <m:r>
-                <m:t> </m:t>
-              </m:r>
-              <m:r>
-                <m:t>b</m:t>
-              </m:r>
-              <m:r>
-                <m:rPr>
-                  <m:sty m:val="p"/>
-                </m:rPr>
-                <m:t>∈</m:t>
-              </m:r>
-              <m:r>
-                <m:rPr>
-                  <m:scr m:val="double-struck"/>
-                  <m:sty m:val="p"/>
-                </m:rPr>
-                <m:t>Z</m:t>
-              </m:r>
-              <m:r>
-                <m:rPr>
-                  <m:sty m:val="p"/>
-                </m:rPr>
-                <m:t>,</m:t>
-              </m:r>
-              <m:r>
-                <m:t> </m:t>
-              </m:r>
-              <m:r>
-                <m:t>b</m:t>
-              </m:r>
-              <m:r>
-                <m:rPr>
-                  <m:sty m:val="p"/>
-                </m:rPr>
-                <m:t>≠</m:t>
-              </m:r>
-              <m:r>
-                <m:t>0</m:t>
-              </m:r>
-            </m:e>
-          </m:d>
-          <m:r>
-            <m:t>​</m:t>
-          </m:r>
-        </m:oMath>
-      </m:oMathPara>
-    </w:p>
-    <w:bookmarkEnd w:id="43"/>
-    <w:bookmarkStart w:id="44" w:name="exm-rational-numbers"/>
-    <w:p>
-      <w:pPr>
-        <w:pStyle w:val="FirstParagraph"/>
-      </w:pPr>
-      <w:r>
-        <w:rPr>
-          <w:b/>
-          <w:bCs/>
-        </w:rPr>
-        <w:t xml:space="preserve">Example 4 (Rational numbers)</w:t>
-      </w:r>
-      <w:r>
-        <w:t xml:space="preserve"> </w:t>
-      </w:r>
-      <w:r>
-        <w:t xml:space="preserve"> </w:t>
-      </w:r>
-    </w:p>
-    <w:p>
-      <w:pPr>
-        <w:pStyle w:val="Compact"/>
-        <w:numPr>
-          <w:ilvl w:val="0"/>
-          <w:numId w:val="1006"/>
-        </w:numPr>
-      </w:pPr>
-      <m:oMath>
-        <m:f>
-          <m:fPr>
-            <m:type m:val="bar"/>
-          </m:fPr>
-          <m:num>
-            <m:r>
-              <m:t>3</m:t>
-            </m:r>
-          </m:num>
-          <m:den>
-            <m:r>
-              <m:t>4</m:t>
-            </m:r>
-          </m:den>
-        </m:f>
-      </m:oMath>
-      <w:r>
-        <w:t xml:space="preserve"> </w:t>
-      </w:r>
-      <w:r>
-        <w:t xml:space="preserve">is rational, with</w:t>
-      </w:r>
-      <w:r>
-        <w:t xml:space="preserve"> </w:t>
-      </w:r>
-      <m:oMath>
-        <m:r>
-          <m:t>a</m:t>
-        </m:r>
-        <m:r>
-          <m:rPr>
-            <m:sty m:val="p"/>
-          </m:rPr>
-          <m:t>=</m:t>
-        </m:r>
-        <m:r>
-          <m:t>3</m:t>
-        </m:r>
-      </m:oMath>
-      <w:r>
-        <w:t xml:space="preserve"> </w:t>
-      </w:r>
-      <w:r>
-        <w:t xml:space="preserve">and</w:t>
-      </w:r>
-      <w:r>
-        <w:t xml:space="preserve"> </w:t>
-      </w:r>
-      <m:oMath>
-        <m:r>
-          <m:t>b</m:t>
-        </m:r>
-        <m:r>
-          <m:rPr>
-            <m:sty m:val="p"/>
-          </m:rPr>
-          <m:t>=</m:t>
-        </m:r>
-        <m:r>
-          <m:t>4</m:t>
-        </m:r>
-      </m:oMath>
-      <w:r>
-        <w:t xml:space="preserve">.</w:t>
-      </w:r>
-    </w:p>
-    <w:p>
-      <w:pPr>
-        <w:pStyle w:val="Compact"/>
-        <w:numPr>
-          <w:ilvl w:val="0"/>
-          <w:numId w:val="1006"/>
-        </w:numPr>
-      </w:pPr>
-      <m:oMath>
-        <m:r>
-          <m:t>0.75</m:t>
-        </m:r>
-      </m:oMath>
-      <w:r>
-        <w:t xml:space="preserve"> </w:t>
-      </w:r>
-      <w:r>
-        <w:t xml:space="preserve">is rational, because</w:t>
-      </w:r>
-      <w:r>
-        <w:t xml:space="preserve"> </w:t>
-      </w:r>
-      <m:oMath>
-        <m:r>
-          <m:t>0.75</m:t>
-        </m:r>
-        <m:r>
-          <m:rPr>
-            <m:sty m:val="p"/>
-          </m:rPr>
-          <m:t>=</m:t>
-        </m:r>
-        <m:f>
-          <m:fPr>
-            <m:type m:val="bar"/>
-          </m:fPr>
-          <m:num>
-            <m:r>
-              <m:t>3</m:t>
-            </m:r>
-          </m:num>
-          <m:den>
-            <m:r>
-              <m:t>4</m:t>
-            </m:r>
-          </m:den>
-        </m:f>
-      </m:oMath>
-      <w:r>
-        <w:t xml:space="preserve">.</w:t>
-      </w:r>
-    </w:p>
-    <w:p>
-      <w:pPr>
-        <w:pStyle w:val="Compact"/>
-        <w:numPr>
-          <w:ilvl w:val="0"/>
-          <w:numId w:val="1006"/>
-        </w:numPr>
-      </w:pPr>
-      <w:r>
-        <w:t xml:space="preserve">Every integer is rational: for example,</w:t>
-      </w:r>
-      <w:r>
-        <w:t xml:space="preserve"> </w:t>
-      </w:r>
-      <m:oMath>
-        <m:r>
-          <m:rPr>
-            <m:sty m:val="p"/>
-          </m:rPr>
-          <m:t>−</m:t>
-        </m:r>
-        <m:r>
-          <m:t>5</m:t>
-        </m:r>
-        <m:r>
-          <m:rPr>
-            <m:sty m:val="p"/>
-          </m:rPr>
-          <m:t>=</m:t>
-        </m:r>
-        <m:f>
-          <m:fPr>
-            <m:type m:val="bar"/>
-          </m:fPr>
-          <m:num>
-            <m:r>
-              <m:rPr>
-                <m:sty m:val="p"/>
-              </m:rPr>
-              <m:t>−</m:t>
-            </m:r>
-            <m:r>
-              <m:t>5</m:t>
-            </m:r>
-          </m:num>
-          <m:den>
-            <m:r>
-              <m:t>1</m:t>
-            </m:r>
-          </m:den>
-        </m:f>
-      </m:oMath>
-      <w:r>
-        <w:t xml:space="preserve">.</w:t>
-      </w:r>
-    </w:p>
-    <w:p>
-      <w:pPr>
-        <w:pStyle w:val="Compact"/>
-        <w:numPr>
-          <w:ilvl w:val="0"/>
-          <w:numId w:val="1006"/>
-        </w:numPr>
-      </w:pPr>
-      <m:oMath>
-        <m:r>
-          <m:t>0.333</m:t>
-        </m:r>
-        <m:r>
-          <m:rPr>
-            <m:sty m:val="p"/>
-          </m:rPr>
-          <m:t>…</m:t>
-        </m:r>
-      </m:oMath>
-      <w:r>
-        <w:t xml:space="preserve">, with the</w:t>
-      </w:r>
-      <w:r>
-        <w:t xml:space="preserve"> </w:t>
-      </w:r>
-      <m:oMath>
-        <m:r>
-          <m:t>3</m:t>
-        </m:r>
-      </m:oMath>
-      <w:r>
-        <w:t xml:space="preserve">s repeating forever, is rational,</w:t>
-      </w:r>
-      <w:r>
-        <w:t xml:space="preserve"> </w:t>
-      </w:r>
-      <w:r>
-        <w:t xml:space="preserve">because</w:t>
-      </w:r>
-      <w:r>
-        <w:t xml:space="preserve"> </w:t>
-      </w:r>
-      <m:oMath>
-        <m:r>
-          <m:t>0.333</m:t>
-        </m:r>
-        <m:r>
-          <m:rPr>
-            <m:sty m:val="p"/>
-          </m:rPr>
-          <m:t>…</m:t>
-        </m:r>
-        <m:r>
-          <m:rPr>
-            <m:sty m:val="p"/>
-          </m:rPr>
-          <m:t>=</m:t>
-        </m:r>
-        <m:f>
-          <m:fPr>
-            <m:type m:val="bar"/>
-          </m:fPr>
-          <m:num>
-            <m:r>
-              <m:t>1</m:t>
-            </m:r>
-          </m:num>
-          <m:den>
-            <m:r>
-              <m:t>3</m:t>
-            </m:r>
-          </m:den>
-        </m:f>
-      </m:oMath>
-      <w:r>
-        <w:t xml:space="preserve">.</w:t>
-      </w:r>
-    </w:p>
-    <w:bookmarkEnd w:id="44"/>
-    <w:bookmarkStart w:id="45" w:name="def-real-numbers"/>
-    <w:p>
-      <w:pPr>
-        <w:pStyle w:val="FirstParagraph"/>
-      </w:pPr>
-      <w:r>
-        <w:rPr>
-          <w:b/>
-          <w:bCs/>
-        </w:rPr>
-        <w:t xml:space="preserve">Definition 9 (Real numbers)</w:t>
-      </w:r>
-      <w:r>
-        <w:t xml:space="preserve"> </w:t>
-      </w:r>
-      <w:r>
-        <w:t xml:space="preserve">A</w:t>
-      </w:r>
-      <w:r>
-        <w:t xml:space="preserve"> </w:t>
-      </w:r>
-      <w:r>
-        <w:rPr>
-          <w:b/>
-          <w:bCs/>
-        </w:rPr>
-        <w:t xml:space="preserve">real number</w:t>
-      </w:r>
-      <w:r>
-        <w:t xml:space="preserve"> </w:t>
-      </w:r>
-      <w:r>
-        <w:t xml:space="preserve">is a number that can be written as a decimal expansion:</w:t>
-      </w:r>
-      <w:r>
-        <w:t xml:space="preserve"> </w:t>
-      </w:r>
-      <w:r>
-        <w:t xml:space="preserve">an integer part, followed by a decimal point</w:t>
-      </w:r>
-      <w:r>
-        <w:t xml:space="preserve"> </w:t>
-      </w:r>
-      <w:r>
-        <w:t xml:space="preserve">and a finite or infinite list of decimal places after it.</w:t>
-      </w:r>
-      <w:r>
-        <w:t xml:space="preserve"> </w:t>
-      </w:r>
-      <w:r>
-        <w:t xml:space="preserve">Equivalently, the real numbers are the points on the number line.</w:t>
-      </w:r>
-      <w:r>
-        <w:t xml:space="preserve"> </w:t>
-      </w:r>
-      <w:r>
-        <w:t xml:space="preserve">The set of real numbers is written</w:t>
-      </w:r>
-      <w:r>
-        <w:t xml:space="preserve"> </w:t>
-      </w:r>
-      <m:oMath>
-        <m:r>
-          <m:rPr>
-            <m:scr m:val="double-struck"/>
-            <m:sty m:val="p"/>
-          </m:rPr>
-          <m:t>R</m:t>
-        </m:r>
-      </m:oMath>
-      <w:r>
-        <w:t xml:space="preserve">.</w:t>
-      </w:r>
-    </w:p>
-    <w:bookmarkEnd w:id="45"/>
-    <w:bookmarkStart w:id="46" w:name="rem-real-numbers-working-definition"/>
-    <w:p>
-      <w:pPr>
-        <w:pStyle w:val="BodyText"/>
-      </w:pPr>
-      <w:r>
-        <w:rPr>
-          <w:i/>
-          <w:iCs/>
-        </w:rPr>
-        <w:t xml:space="preserve">Remark 1</w:t>
-      </w:r>
-      <w:r>
-        <w:t xml:space="preserve"> (A working definition). </w:t>
-      </w:r>
-      <w:hyperlink w:anchor="def-real-numbers">
-        <w:r>
-          <w:rPr>
-            <w:rStyle w:val="Hyperlink"/>
-          </w:rPr>
-          <w:t xml:space="preserve">Definition 9</w:t>
-        </w:r>
-      </w:hyperlink>
-      <w:r>
-        <w:t xml:space="preserve"> </w:t>
-      </w:r>
-      <w:r>
-        <w:t xml:space="preserve">is a working definition, not a construction:</w:t>
-      </w:r>
-      <w:r>
-        <w:t xml:space="preserve"> </w:t>
-      </w:r>
-      <w:r>
-        <w:t xml:space="preserve">it does not say what an infinite decimal expansion is,</w:t>
-      </w:r>
-      <w:r>
-        <w:t xml:space="preserve"> </w:t>
-      </w:r>
-      <w:r>
-        <w:t xml:space="preserve">or how to add or multiply two of them.</w:t>
-      </w:r>
-      <w:r>
-        <w:t xml:space="preserve"> </w:t>
-      </w:r>
-      <w:r>
-        <w:t xml:space="preserve">Rudin (1976, Appendix to Chapter 1)</w:t>
-      </w:r>
-      <w:r>
-        <w:t xml:space="preserve"> </w:t>
-      </w:r>
-      <w:r>
-        <w:t xml:space="preserve">constructs the real numbers rigorously.</w:t>
-      </w:r>
-      <w:r>
-        <w:t xml:space="preserve"> </w:t>
-      </w:r>
-      <w:r>
-        <w:t xml:space="preserve">Some real numbers have two decimal expansions:</w:t>
-      </w:r>
-      <w:r>
-        <w:t xml:space="preserve"> </w:t>
-      </w:r>
-      <w:r>
-        <w:t xml:space="preserve">for example,</w:t>
-      </w:r>
-      <w:r>
-        <w:t xml:space="preserve"> </w:t>
-      </w:r>
-      <m:oMath>
-        <m:r>
-          <m:t>0.999</m:t>
-        </m:r>
-        <m:r>
-          <m:rPr>
-            <m:sty m:val="p"/>
-          </m:rPr>
-          <m:t>…</m:t>
-        </m:r>
-      </m:oMath>
-      <w:r>
-        <w:t xml:space="preserve"> </w:t>
-      </w:r>
-      <w:r>
-        <w:t xml:space="preserve">and</w:t>
-      </w:r>
-      <w:r>
-        <w:t xml:space="preserve"> </w:t>
-      </w:r>
-      <m:oMath>
-        <m:r>
-          <m:t>1.000</m:t>
-        </m:r>
-        <m:r>
-          <m:rPr>
-            <m:sty m:val="p"/>
-          </m:rPr>
-          <m:t>…</m:t>
-        </m:r>
-      </m:oMath>
-      <w:r>
-        <w:t xml:space="preserve"> </w:t>
-      </w:r>
-      <w:r>
-        <w:t xml:space="preserve">are the same real number,</w:t>
-      </w:r>
-      <w:r>
-        <w:t xml:space="preserve"> </w:t>
-      </w:r>
-      <m:oMath>
-        <m:r>
-          <m:t>1</m:t>
-        </m:r>
-      </m:oMath>
-      <w:r>
-        <w:t xml:space="preserve">.</w:t>
-      </w:r>
-    </w:p>
-    <w:bookmarkEnd w:id="46"/>
-    <w:bookmarkStart w:id="47" w:name="exm-real-numbers"/>
-    <w:p>
-      <w:pPr>
-        <w:pStyle w:val="BodyText"/>
-      </w:pPr>
-      <w:r>
-        <w:rPr>
-          <w:b/>
-          <w:bCs/>
-        </w:rPr>
-        <w:t xml:space="preserve">Example 5 (Real numbers)</w:t>
-      </w:r>
-      <w:r>
-        <w:t xml:space="preserve"> </w:t>
-      </w:r>
-      <w:r>
-        <w:t xml:space="preserve"> </w:t>
-      </w:r>
-    </w:p>
-    <w:p>
-      <w:pPr>
-        <w:pStyle w:val="Compact"/>
-        <w:numPr>
-          <w:ilvl w:val="0"/>
-          <w:numId w:val="1007"/>
-        </w:numPr>
-      </w:pPr>
-      <m:oMath>
-        <m:r>
-          <m:t>3</m:t>
-        </m:r>
-      </m:oMath>
-      <w:r>
-        <w:t xml:space="preserve">,</w:t>
-      </w:r>
-      <w:r>
-        <w:t xml:space="preserve"> </w:t>
-      </w:r>
-      <m:oMath>
-        <m:r>
-          <m:rPr>
-            <m:sty m:val="p"/>
-          </m:rPr>
-          <m:t>−</m:t>
-        </m:r>
-        <m:r>
-          <m:t>0.5</m:t>
-        </m:r>
-      </m:oMath>
-      <w:r>
-        <w:t xml:space="preserve">, and</w:t>
-      </w:r>
-      <w:r>
-        <w:t xml:space="preserve"> </w:t>
-      </w:r>
-      <m:oMath>
-        <m:f>
-          <m:fPr>
-            <m:type m:val="bar"/>
-          </m:fPr>
-          <m:num>
-            <m:r>
-              <m:t>1</m:t>
-            </m:r>
-          </m:num>
-          <m:den>
-            <m:r>
-              <m:t>3</m:t>
-            </m:r>
-          </m:den>
-        </m:f>
-        <m:r>
-          <m:rPr>
-            <m:sty m:val="p"/>
-          </m:rPr>
-          <m:t>=</m:t>
-        </m:r>
-        <m:r>
-          <m:t>0.333</m:t>
-        </m:r>
-        <m:r>
-          <m:rPr>
-            <m:sty m:val="p"/>
-          </m:rPr>
-          <m:t>…</m:t>
-        </m:r>
-      </m:oMath>
-      <w:r>
-        <w:t xml:space="preserve"> </w:t>
-      </w:r>
-      <w:r>
-        <w:t xml:space="preserve">are real numbers.</w:t>
-      </w:r>
-    </w:p>
-    <w:p>
-      <w:pPr>
-        <w:pStyle w:val="Compact"/>
-        <w:numPr>
-          <w:ilvl w:val="0"/>
-          <w:numId w:val="1007"/>
-        </w:numPr>
-      </w:pPr>
-      <m:oMath>
-        <m:r>
-          <m:t>π</m:t>
-        </m:r>
-        <m:r>
-          <m:rPr>
-            <m:sty m:val="p"/>
-          </m:rPr>
-          <m:t>=</m:t>
-        </m:r>
-        <m:r>
-          <m:t>3.14159</m:t>
-        </m:r>
-        <m:r>
-          <m:rPr>
-            <m:sty m:val="p"/>
-          </m:rPr>
-          <m:t>…</m:t>
-        </m:r>
-      </m:oMath>
-      <w:r>
-        <w:t xml:space="preserve"> </w:t>
-      </w:r>
-      <w:r>
-        <w:t xml:space="preserve">is a real number.</w:t>
-      </w:r>
-    </w:p>
-    <w:p>
-      <w:pPr>
-        <w:pStyle w:val="Compact"/>
-        <w:numPr>
-          <w:ilvl w:val="0"/>
-          <w:numId w:val="1007"/>
-        </w:numPr>
-      </w:pPr>
-      <w:r>
-        <w:t xml:space="preserve">Every rational number (</w:t>
-      </w:r>
-      <w:hyperlink w:anchor="def-rational-numbers">
-        <w:r>
-          <w:rPr>
-            <w:rStyle w:val="Hyperlink"/>
-          </w:rPr>
-          <w:t xml:space="preserve">Definition 8</w:t>
-        </w:r>
-      </w:hyperlink>
-      <w:r>
-        <w:t xml:space="preserve">) is a real number,</w:t>
-      </w:r>
-      <w:r>
-        <w:t xml:space="preserve"> </w:t>
-      </w:r>
-      <w:r>
-        <w:t xml:space="preserve">so</w:t>
-      </w:r>
-      <w:r>
-        <w:t xml:space="preserve"> </w:t>
-      </w:r>
-      <m:oMath>
-        <m:r>
-          <m:rPr>
-            <m:scr m:val="double-struck"/>
-            <m:sty m:val="p"/>
-          </m:rPr>
-          <m:t>N</m:t>
-        </m:r>
-        <m:r>
-          <m:rPr>
-            <m:sty m:val="p"/>
-          </m:rPr>
-          <m:t>⊆</m:t>
-        </m:r>
-        <m:r>
-          <m:rPr>
-            <m:scr m:val="double-struck"/>
-            <m:sty m:val="p"/>
-          </m:rPr>
-          <m:t>Z</m:t>
-        </m:r>
-        <m:r>
-          <m:rPr>
-            <m:sty m:val="p"/>
-          </m:rPr>
-          <m:t>⊆</m:t>
-        </m:r>
-        <m:r>
-          <m:rPr>
-            <m:scr m:val="double-struck"/>
-            <m:sty m:val="p"/>
-          </m:rPr>
-          <m:t>Q</m:t>
-        </m:r>
-        <m:r>
-          <m:rPr>
-            <m:sty m:val="p"/>
-          </m:rPr>
-          <m:t>⊆</m:t>
-        </m:r>
-        <m:r>
-          <m:rPr>
-            <m:scr m:val="double-struck"/>
-            <m:sty m:val="p"/>
-          </m:rPr>
-          <m:t>R</m:t>
-        </m:r>
-      </m:oMath>
-      <w:r>
-        <w:t xml:space="preserve">.</w:t>
-      </w:r>
-    </w:p>
-    <w:bookmarkEnd w:id="47"/>
-    <w:bookmarkStart w:id="48" w:name="def-irrational-numbers"/>
-    <w:p>
-      <w:pPr>
-        <w:pStyle w:val="FirstParagraph"/>
-      </w:pPr>
-      <w:r>
-        <w:rPr>
-          <w:b/>
-          <w:bCs/>
-        </w:rPr>
-        <w:t xml:space="preserve">Definition 10 (Irrational numbers)</w:t>
-      </w:r>
-      <w:r>
-        <w:t xml:space="preserve"> </w:t>
-      </w:r>
-      <w:r>
-        <w:t xml:space="preserve">An</w:t>
-      </w:r>
-      <w:r>
-        <w:t xml:space="preserve"> </w:t>
-      </w:r>
-      <w:r>
-        <w:rPr>
-          <w:b/>
-          <w:bCs/>
-        </w:rPr>
-        <w:t xml:space="preserve">irrational number</w:t>
-      </w:r>
-      <w:r>
-        <w:t xml:space="preserve"> </w:t>
-      </w:r>
-      <w:r>
-        <w:t xml:space="preserve">is a real number (</w:t>
-      </w:r>
-      <w:hyperlink w:anchor="def-real-numbers">
-        <w:r>
-          <w:rPr>
-            <w:rStyle w:val="Hyperlink"/>
-          </w:rPr>
-          <w:t xml:space="preserve">Definition 9</w:t>
-        </w:r>
-      </w:hyperlink>
-      <w:r>
-        <w:t xml:space="preserve">)</w:t>
-      </w:r>
-      <w:r>
-        <w:t xml:space="preserve"> </w:t>
-      </w:r>
-      <w:r>
-        <w:t xml:space="preserve">that is not rational (</w:t>
-      </w:r>
-      <w:hyperlink w:anchor="def-rational-numbers">
-        <w:r>
-          <w:rPr>
-            <w:rStyle w:val="Hyperlink"/>
-          </w:rPr>
-          <w:t xml:space="preserve">Definition 8</w:t>
-        </w:r>
-      </w:hyperlink>
-      <w:r>
-        <w:t xml:space="preserve">).</w:t>
-      </w:r>
-    </w:p>
-    <w:bookmarkEnd w:id="48"/>
-    <w:bookmarkStart w:id="52" w:name="exm-irrational-numbers"/>
-    <w:p>
-      <w:pPr>
-        <w:pStyle w:val="BodyText"/>
-      </w:pPr>
-      <w:r>
-        <w:rPr>
-          <w:b/>
-          <w:bCs/>
-        </w:rPr>
-        <w:t xml:space="preserve">Example 6 (Irrational numbers)</w:t>
-      </w:r>
-      <w:r>
-        <w:t xml:space="preserve"> </w:t>
-      </w:r>
-      <w:r>
-        <w:t xml:space="preserve"> </w:t>
-      </w:r>
-    </w:p>
-    <w:p>
-      <w:pPr>
-        <w:pStyle w:val="Compact"/>
-        <w:numPr>
-          <w:ilvl w:val="0"/>
-          <w:numId w:val="1008"/>
-        </w:numPr>
-      </w:pPr>
-      <m:oMath>
-        <m:rad>
-          <m:radPr>
-            <m:degHide m:val="on"/>
-          </m:radPr>
-          <m:deg/>
-          <m:e>
-            <m:r>
-              <m:t>2</m:t>
-            </m:r>
-          </m:e>
-        </m:rad>
-        <m:r>
-          <m:rPr>
-            <m:sty m:val="p"/>
-          </m:rPr>
-          <m:t>=</m:t>
-        </m:r>
-        <m:r>
-          <m:t>1.41421</m:t>
-        </m:r>
-        <m:r>
-          <m:rPr>
-            <m:sty m:val="p"/>
-          </m:rPr>
-          <m:t>…</m:t>
-        </m:r>
-      </m:oMath>
-      <w:r>
-        <w:t xml:space="preserve">, the</w:t>
-      </w:r>
-      <w:r>
-        <w:t xml:space="preserve"> </w:t>
-      </w:r>
-      <w:hyperlink r:id="rId49">
-        <w:r>
-          <w:rPr>
-            <w:rStyle w:val="Hyperlink"/>
-          </w:rPr>
-          <w:t xml:space="preserve">square root</w:t>
-        </w:r>
-      </w:hyperlink>
-      <w:r>
-        <w:t xml:space="preserve"> </w:t>
-      </w:r>
-      <w:r>
-        <w:t xml:space="preserve">of</w:t>
-      </w:r>
-      <w:r>
-        <w:t xml:space="preserve"> </w:t>
-      </w:r>
-      <m:oMath>
-        <m:r>
-          <m:t>2</m:t>
-        </m:r>
-      </m:oMath>
-      <w:r>
-        <w:t xml:space="preserve">, is irrational:</w:t>
-      </w:r>
-      <w:r>
-        <w:t xml:space="preserve"> </w:t>
-      </w:r>
-      <w:r>
-        <w:t xml:space="preserve">no fraction of integers</w:t>
-      </w:r>
-      <w:r>
-        <w:t xml:space="preserve"> </w:t>
-      </w:r>
-      <m:oMath>
-        <m:f>
-          <m:fPr>
-            <m:type m:val="bar"/>
-          </m:fPr>
-          <m:num>
-            <m:r>
-              <m:t>a</m:t>
-            </m:r>
-          </m:num>
-          <m:den>
-            <m:r>
-              <m:t>b</m:t>
-            </m:r>
-          </m:den>
-        </m:f>
-      </m:oMath>
-      <w:r>
-        <w:t xml:space="preserve"> </w:t>
-      </w:r>
-      <w:r>
-        <w:t xml:space="preserve">squares to</w:t>
-      </w:r>
-      <w:r>
-        <w:t xml:space="preserve"> </w:t>
-      </w:r>
-      <m:oMath>
-        <m:r>
-          <m:t>2</m:t>
-        </m:r>
-      </m:oMath>
-      <w:r>
-        <w:t xml:space="preserve"> </w:t>
-      </w:r>
-      <w:r>
-        <w:t xml:space="preserve">(see</w:t>
-      </w:r>
-      <w:r>
-        <w:t xml:space="preserve"> </w:t>
-      </w:r>
-      <w:hyperlink r:id="rId50">
-        <w:r>
-          <w:rPr>
-            <w:rStyle w:val="Hyperlink"/>
-          </w:rPr>
-          <w:t xml:space="preserve">Wikipedia: Square root of 2</w:t>
-        </w:r>
-      </w:hyperlink>
-      <w:r>
-        <w:t xml:space="preserve">).</w:t>
-      </w:r>
-    </w:p>
-    <w:p>
-      <w:pPr>
-        <w:pStyle w:val="Compact"/>
-        <w:numPr>
-          <w:ilvl w:val="0"/>
-          <w:numId w:val="1008"/>
-        </w:numPr>
-      </w:pPr>
-      <m:oMath>
-        <m:r>
-          <m:t>π</m:t>
-        </m:r>
-        <m:r>
-          <m:rPr>
-            <m:sty m:val="p"/>
-          </m:rPr>
-          <m:t>=</m:t>
-        </m:r>
-        <m:r>
-          <m:t>3.14159</m:t>
-        </m:r>
-        <m:r>
-          <m:rPr>
-            <m:sty m:val="p"/>
-          </m:rPr>
-          <m:t>…</m:t>
-        </m:r>
-      </m:oMath>
-      <w:r>
-        <w:t xml:space="preserve"> </w:t>
-      </w:r>
-      <w:r>
-        <w:t xml:space="preserve">is irrational</w:t>
-      </w:r>
-      <w:r>
-        <w:t xml:space="preserve"> </w:t>
-      </w:r>
-      <w:r>
-        <w:t xml:space="preserve">(see</w:t>
-      </w:r>
-      <w:r>
-        <w:t xml:space="preserve"> </w:t>
-      </w:r>
-      <w:hyperlink r:id="rId51">
-        <w:r>
-          <w:rPr>
-            <w:rStyle w:val="Hyperlink"/>
-          </w:rPr>
-          <w:t xml:space="preserve">Wikipedia: Proof that</w:t>
-        </w:r>
-        <w:r>
-          <w:rPr>
-            <w:rStyle w:val="Hyperlink"/>
-          </w:rPr>
-          <w:t xml:space="preserve"> </w:t>
-        </w:r>
-        <m:oMath>
-          <m:r>
-            <m:t>π</m:t>
-          </m:r>
-        </m:oMath>
-        <w:r>
-          <w:rPr>
-            <w:rStyle w:val="Hyperlink"/>
-          </w:rPr>
-          <w:t xml:space="preserve"> </w:t>
-        </w:r>
-        <w:r>
-          <w:rPr>
-            <w:rStyle w:val="Hyperlink"/>
-          </w:rPr>
-          <w:t xml:space="preserve">is irrational</w:t>
-        </w:r>
-      </w:hyperlink>
-      <w:r>
-        <w:t xml:space="preserve">).</w:t>
-      </w:r>
-    </w:p>
-    <w:p>
-      <w:pPr>
-        <w:pStyle w:val="Compact"/>
-        <w:numPr>
-          <w:ilvl w:val="0"/>
-          <w:numId w:val="1008"/>
-        </w:numPr>
-      </w:pPr>
-      <m:oMath>
-        <m:r>
-          <m:t>1.5</m:t>
-        </m:r>
-      </m:oMath>
-      <w:r>
-        <w:t xml:space="preserve"> </w:t>
-      </w:r>
-      <w:r>
-        <w:t xml:space="preserve">is not irrational, because</w:t>
-      </w:r>
-      <w:r>
-        <w:t xml:space="preserve"> </w:t>
-      </w:r>
-      <m:oMath>
-        <m:r>
-          <m:t>1.5</m:t>
-        </m:r>
-        <m:r>
-          <m:rPr>
-            <m:sty m:val="p"/>
-          </m:rPr>
-          <m:t>=</m:t>
-        </m:r>
-        <m:f>
-          <m:fPr>
-            <m:type m:val="bar"/>
-          </m:fPr>
-          <m:num>
-            <m:r>
-              <m:t>3</m:t>
-            </m:r>
-          </m:num>
-          <m:den>
-            <m:r>
-              <m:t>2</m:t>
-            </m:r>
-          </m:den>
-        </m:f>
-      </m:oMath>
-      <w:r>
-        <w:t xml:space="preserve"> </w:t>
-      </w:r>
-      <w:r>
-        <w:t xml:space="preserve">is rational.</w:t>
-      </w:r>
-    </w:p>
-    <w:bookmarkEnd w:id="52"/>
-    <w:bookmarkEnd w:id="53"/>
-    <w:bookmarkStart w:id="95" w:name="sec-indicator-functions"/>
-    <w:p>
-      <w:pPr>
-        <w:pStyle w:val="Heading2"/>
-      </w:pPr>
-      <w:r>
-        <w:t xml:space="preserve">4 Indicator functions</w:t>
+      <w:r>
+        <w:t xml:space="preserve">domain restrictions in integrals and sums.</w:t>
       </w:r>
     </w:p>
     <w:p>
@@ -5814,203 +1772,44 @@
         <w:pStyle w:val="FirstParagraph"/>
       </w:pPr>
       <w:r>
-        <w:t xml:space="preserve">An</w:t>
-      </w:r>
-      <w:r>
-        <w:t xml:space="preserve"> </w:t>
-      </w:r>
+        <w:t xml:space="preserve">Despite their conceptual simplicity,</w:t>
+      </w:r>
+      <w:r>
+        <w:t xml:space="preserve"> </w:t>
+      </w:r>
+      <w:r>
+        <w:t xml:space="preserve">notation for indicator functions varies substantially across textbooks,</w:t>
+      </w:r>
+      <w:r>
+        <w:t xml:space="preserve"> </w:t>
+      </w:r>
+      <w:r>
+        <w:t xml:space="preserve">research papers,</w:t>
+      </w:r>
+      <w:r>
+        <w:t xml:space="preserve"> </w:t>
+      </w:r>
+      <w:r>
+        <w:t xml:space="preserve">and subfields.</w:t>
+      </w:r>
+      <w:r>
+        <w:t xml:space="preserve"> </w:t>
+      </w:r>
+      <w:r>
+        <w:t xml:space="preserve">This section summarizes the principal notational conventions.</w:t>
+      </w:r>
+    </w:p>
+    <w:bookmarkStart w:id="27" w:name="def-indicator-function"/>
+    <w:p>
+      <w:pPr>
+        <w:pStyle w:val="BodyText"/>
+      </w:pPr>
       <w:r>
         <w:rPr>
           <w:b/>
           <w:bCs/>
         </w:rPr>
-        <w:t xml:space="preserve">indicator function</w:t>
-      </w:r>
-      <w:r>
-        <w:t xml:space="preserve"> </w:t>
-      </w:r>
-      <w:r>
-        <w:t xml:space="preserve">is a mathematical function that signals</w:t>
-      </w:r>
-      <w:r>
-        <w:t xml:space="preserve"> </w:t>
-      </w:r>
-      <w:r>
-        <w:t xml:space="preserve">whether an element belongs to a specified set,</w:t>
-      </w:r>
-      <w:r>
-        <w:t xml:space="preserve"> </w:t>
-      </w:r>
-      <w:r>
-        <w:t xml:space="preserve">or whether a given logical condition is satisfied.</w:t>
-      </w:r>
-      <w:r>
-        <w:t xml:space="preserve"> </w:t>
-      </w:r>
-      <w:r>
-        <w:t xml:space="preserve">In statistics and epidemiology,</w:t>
-      </w:r>
-      <w:r>
-        <w:t xml:space="preserve"> </w:t>
-      </w:r>
-      <w:r>
-        <w:t xml:space="preserve">indicator functions are ubiquitous.</w:t>
-      </w:r>
-      <w:r>
-        <w:t xml:space="preserve"> </w:t>
-      </w:r>
-      <w:r>
-        <w:t xml:space="preserve">They represent:</w:t>
-      </w:r>
-    </w:p>
-    <w:p>
-      <w:pPr>
-        <w:pStyle w:val="Compact"/>
-        <w:numPr>
-          <w:ilvl w:val="0"/>
-          <w:numId w:val="1009"/>
-        </w:numPr>
-      </w:pPr>
-      <w:r>
-        <w:t xml:space="preserve">binary variables, which take only the values</w:t>
-      </w:r>
-      <w:r>
-        <w:t xml:space="preserve"> </w:t>
-      </w:r>
-      <m:oMath>
-        <m:r>
-          <m:t>0</m:t>
-        </m:r>
-      </m:oMath>
-      <w:r>
-        <w:t xml:space="preserve"> </w:t>
-      </w:r>
-      <w:r>
-        <w:t xml:space="preserve">and</w:t>
-      </w:r>
-      <w:r>
-        <w:t xml:space="preserve"> </w:t>
-      </w:r>
-      <m:oMath>
-        <m:r>
-          <m:t>1</m:t>
-        </m:r>
-      </m:oMath>
-      <w:r>
-        <w:t xml:space="preserve"> </w:t>
-      </w:r>
-      <w:r>
-        <w:t xml:space="preserve">(</w:t>
-      </w:r>
-      <w:hyperlink w:anchor="def-binary-variable">
-        <w:r>
-          <w:rPr>
-            <w:rStyle w:val="Hyperlink"/>
-          </w:rPr>
-          <w:t xml:space="preserve">Definition 13</w:t>
-        </w:r>
-      </w:hyperlink>
-      <w:r>
-        <w:t xml:space="preserve">);</w:t>
-      </w:r>
-    </w:p>
-    <w:p>
-      <w:pPr>
-        <w:pStyle w:val="Compact"/>
-        <w:numPr>
-          <w:ilvl w:val="0"/>
-          <w:numId w:val="1009"/>
-        </w:numPr>
-      </w:pPr>
-      <w:r>
-        <w:t xml:space="preserve">event and censoring indicators in survival analysis,</w:t>
-      </w:r>
-      <w:r>
-        <w:t xml:space="preserve"> </w:t>
-      </w:r>
-      <w:r>
-        <w:t xml:space="preserve">the study of the time until an event such as death,</w:t>
-      </w:r>
-      <w:r>
-        <w:t xml:space="preserve"> </w:t>
-      </w:r>
-      <w:r>
-        <w:t xml:space="preserve">where an observation is censored</w:t>
-      </w:r>
-      <w:r>
-        <w:t xml:space="preserve"> </w:t>
-      </w:r>
-      <w:r>
-        <w:t xml:space="preserve">when follow-up ends before its event is seen;</w:t>
-      </w:r>
-    </w:p>
-    <w:p>
-      <w:pPr>
-        <w:pStyle w:val="Compact"/>
-        <w:numPr>
-          <w:ilvl w:val="0"/>
-          <w:numId w:val="1009"/>
-        </w:numPr>
-      </w:pPr>
-      <w:r>
-        <w:t xml:space="preserve">membership in subpopulations;</w:t>
-      </w:r>
-    </w:p>
-    <w:p>
-      <w:pPr>
-        <w:pStyle w:val="Compact"/>
-        <w:numPr>
-          <w:ilvl w:val="0"/>
-          <w:numId w:val="1009"/>
-        </w:numPr>
-      </w:pPr>
-      <w:r>
-        <w:t xml:space="preserve">domain restrictions in integrals and sums.</w:t>
-      </w:r>
-    </w:p>
-    <w:p>
-      <w:pPr>
-        <w:pStyle w:val="FirstParagraph"/>
-      </w:pPr>
-      <w:r>
-        <w:t xml:space="preserve">Despite their conceptual simplicity,</w:t>
-      </w:r>
-      <w:r>
-        <w:t xml:space="preserve"> </w:t>
-      </w:r>
-      <w:r>
-        <w:t xml:space="preserve">notation for indicator functions varies substantially across textbooks,</w:t>
-      </w:r>
-      <w:r>
-        <w:t xml:space="preserve"> </w:t>
-      </w:r>
-      <w:r>
-        <w:t xml:space="preserve">research papers,</w:t>
-      </w:r>
-      <w:r>
-        <w:t xml:space="preserve"> </w:t>
-      </w:r>
-      <w:r>
-        <w:t xml:space="preserve">and subfields.</w:t>
-      </w:r>
-      <w:r>
-        <w:t xml:space="preserve"> </w:t>
-      </w:r>
-      <w:r>
-        <w:t xml:space="preserve">This section summarizes the principal notational conventions.</w:t>
-      </w:r>
-    </w:p>
-    <w:bookmarkStart w:id="54" w:name="def-indicator-function"/>
-    <w:p>
-      <w:pPr>
-        <w:pStyle w:val="BodyText"/>
-      </w:pPr>
-      <w:r>
-        <w:rPr>
-          <w:b/>
-          <w:bCs/>
-        </w:rPr>
-        <w:t xml:space="preserve">Definition 11 (Indicator function (set indicator))</w:t>
+        <w:t xml:space="preserve">Definition 1 (Indicator function (set indicator))</w:t>
       </w:r>
       <w:r>
         <w:t xml:space="preserve"> </w:t>
@@ -6332,8 +2131,8 @@
         </m:oMath>
       </m:oMathPara>
     </w:p>
-    <w:bookmarkEnd w:id="54"/>
-    <w:bookmarkStart w:id="55" w:name="def-predicate-indicator"/>
+    <w:bookmarkEnd w:id="27"/>
+    <w:bookmarkStart w:id="28" w:name="def-predicate-indicator"/>
     <w:p>
       <w:pPr>
         <w:pStyle w:val="FirstParagraph"/>
@@ -6343,7 +2142,7 @@
           <w:b/>
           <w:bCs/>
         </w:rPr>
-        <w:t xml:space="preserve">Definition 12 (Predicate indicator)</w:t>
+        <w:t xml:space="preserve">Definition 2 (Predicate indicator)</w:t>
       </w:r>
       <w:r>
         <w:t xml:space="preserve"> </w:t>
@@ -6634,8 +2433,8 @@
         </m:oMath>
       </m:oMathPara>
     </w:p>
-    <w:bookmarkEnd w:id="55"/>
-    <w:bookmarkStart w:id="56" w:name="exm-indicator-numerical"/>
+    <w:bookmarkEnd w:id="28"/>
+    <w:bookmarkStart w:id="29" w:name="exm-indicator-numerical"/>
     <w:p>
       <w:pPr>
         <w:pStyle w:val="FirstParagraph"/>
@@ -6645,7 +2444,7 @@
           <w:b/>
           <w:bCs/>
         </w:rPr>
-        <w:t xml:space="preserve">Example 7 (Evaluating set and predicate indicators)</w:t>
+        <w:t xml:space="preserve">Example 1 (Evaluating set and predicate indicators)</w:t>
       </w:r>
       <w:r>
         <w:t xml:space="preserve"> </w:t>
@@ -6767,7 +2566,7 @@
         <w:pStyle w:val="Compact"/>
         <w:numPr>
           <w:ilvl w:val="0"/>
-          <w:numId w:val="1010"/>
+          <w:numId w:val="1002"/>
         </w:numPr>
       </w:pPr>
       <w:r>
@@ -6818,7 +2617,7 @@
         <w:pStyle w:val="Compact"/>
         <w:numPr>
           <w:ilvl w:val="1"/>
-          <w:numId w:val="1011"/>
+          <w:numId w:val="1003"/>
         </w:numPr>
       </w:pPr>
       <w:r>
@@ -6942,7 +2741,7 @@
         <w:pStyle w:val="Compact"/>
         <w:numPr>
           <w:ilvl w:val="1"/>
-          <w:numId w:val="1011"/>
+          <w:numId w:val="1003"/>
         </w:numPr>
       </w:pPr>
       <w:r>
@@ -7084,7 +2883,7 @@
         <w:pStyle w:val="Compact"/>
         <w:numPr>
           <w:ilvl w:val="0"/>
-          <w:numId w:val="1010"/>
+          <w:numId w:val="1002"/>
         </w:numPr>
       </w:pPr>
       <w:r>
@@ -7139,7 +2938,7 @@
         <w:pStyle w:val="Compact"/>
         <w:numPr>
           <w:ilvl w:val="1"/>
-          <w:numId w:val="1012"/>
+          <w:numId w:val="1004"/>
         </w:numPr>
       </w:pPr>
       <w:r>
@@ -7258,7 +3057,7 @@
         <w:pStyle w:val="Compact"/>
         <w:numPr>
           <w:ilvl w:val="1"/>
-          <w:numId w:val="1012"/>
+          <w:numId w:val="1004"/>
         </w:numPr>
       </w:pPr>
       <w:r>
@@ -7372,8 +3171,8 @@
         <w:t xml:space="preserve">.</w:t>
       </w:r>
     </w:p>
-    <w:bookmarkEnd w:id="56"/>
-    <w:bookmarkStart w:id="57" w:name="def-binary-variable"/>
+    <w:bookmarkEnd w:id="29"/>
+    <w:bookmarkStart w:id="30" w:name="def-binary-variable"/>
     <w:p>
       <w:pPr>
         <w:pStyle w:val="FirstParagraph"/>
@@ -7383,7 +3182,7 @@
           <w:b/>
           <w:bCs/>
         </w:rPr>
-        <w:t xml:space="preserve">Definition 13 (Binary variable)</w:t>
+        <w:t xml:space="preserve">Definition 3 (Binary variable)</w:t>
       </w:r>
       <w:r>
         <w:t xml:space="preserve"> </w:t>
@@ -7433,8 +3232,8 @@
         <w:t xml:space="preserve">.</w:t>
       </w:r>
     </w:p>
-    <w:bookmarkEnd w:id="57"/>
-    <w:bookmarkStart w:id="58" w:name="exm-binary-variable"/>
+    <w:bookmarkEnd w:id="30"/>
+    <w:bookmarkStart w:id="31" w:name="exm-binary-variable"/>
     <w:p>
       <w:pPr>
         <w:pStyle w:val="BodyText"/>
@@ -7444,7 +3243,7 @@
           <w:b/>
           <w:bCs/>
         </w:rPr>
-        <w:t xml:space="preserve">Example 8 (A binary variable is an indicator)</w:t>
+        <w:t xml:space="preserve">Example 2 (A binary variable is an indicator)</w:t>
       </w:r>
       <w:r>
         <w:t xml:space="preserve"> </w:t>
@@ -7647,7 +3446,7 @@
           <w:rPr>
             <w:rStyle w:val="Hyperlink"/>
           </w:rPr>
-          <w:t xml:space="preserve">Definition 13</w:t>
+          <w:t xml:space="preserve">Definition 3</w:t>
         </w:r>
       </w:hyperlink>
       <w:r>
@@ -7664,7 +3463,7 @@
           <w:rPr>
             <w:rStyle w:val="Hyperlink"/>
           </w:rPr>
-          <w:t xml:space="preserve">Definition 11</w:t>
+          <w:t xml:space="preserve">Definition 1</w:t>
         </w:r>
       </w:hyperlink>
       <w:r>
@@ -7940,14 +3739,14 @@
         <w:t xml:space="preserve">.</w:t>
       </w:r>
     </w:p>
-    <w:bookmarkEnd w:id="58"/>
-    <w:bookmarkStart w:id="69" w:name="X156504d913efc1f49ad7c2e43ace68824d2fb5d"/>
+    <w:bookmarkEnd w:id="31"/>
+    <w:bookmarkStart w:id="42" w:name="X156504d913efc1f49ad7c2e43ace68824d2fb5d"/>
     <w:p>
       <w:pPr>
         <w:pStyle w:val="Heading3"/>
       </w:pPr>
       <w:r>
-        <w:t xml:space="preserve">4.1 Two primary notational paradigms: set vs. predicate notation</w:t>
+        <w:t xml:space="preserve">2.1 Two primary notational paradigms: set vs. predicate notation</w:t>
       </w:r>
     </w:p>
     <w:p>
@@ -7964,7 +3763,7 @@
         <w:t xml:space="preserve">set notation or predicate notation.</w:t>
       </w:r>
     </w:p>
-    <w:bookmarkStart w:id="59" w:name="def-set-predicate-notation"/>
+    <w:bookmarkStart w:id="32" w:name="def-set-predicate-notation"/>
     <w:p>
       <w:pPr>
         <w:pStyle w:val="BodyText"/>
@@ -7974,7 +3773,7 @@
           <w:b/>
           <w:bCs/>
         </w:rPr>
-        <w:t xml:space="preserve">Definition 14 (Set notation for indicators)</w:t>
+        <w:t xml:space="preserve">Definition 4 (Set notation for indicators)</w:t>
       </w:r>
       <w:r>
         <w:t xml:space="preserve"> </w:t>
@@ -7987,7 +3786,7 @@
           <w:rPr>
             <w:rStyle w:val="Hyperlink"/>
           </w:rPr>
-          <w:t xml:space="preserve">Definition 11</w:t>
+          <w:t xml:space="preserve">Definition 1</w:t>
         </w:r>
       </w:hyperlink>
       <w:r>
@@ -8069,8 +3868,8 @@
         <w:t xml:space="preserve">.</w:t>
       </w:r>
     </w:p>
-    <w:bookmarkEnd w:id="59"/>
-    <w:bookmarkStart w:id="61" w:name="def-predicate-notation"/>
+    <w:bookmarkEnd w:id="32"/>
+    <w:bookmarkStart w:id="34" w:name="def-predicate-notation"/>
     <w:p>
       <w:pPr>
         <w:pStyle w:val="BodyText"/>
@@ -8080,7 +3879,7 @@
           <w:b/>
           <w:bCs/>
         </w:rPr>
-        <w:t xml:space="preserve">Definition 15 (Predicate notation for indicators)</w:t>
+        <w:t xml:space="preserve">Definition 5 (Predicate notation for indicators)</w:t>
       </w:r>
       <w:r>
         <w:t xml:space="preserve"> </w:t>
@@ -8093,7 +3892,7 @@
           <w:rPr>
             <w:rStyle w:val="Hyperlink"/>
           </w:rPr>
-          <w:t xml:space="preserve">Definition 11</w:t>
+          <w:t xml:space="preserve">Definition 1</w:t>
         </w:r>
       </w:hyperlink>
       <w:r>
@@ -8129,7 +3928,7 @@
       <w:r>
         <w:t xml:space="preserve">(</w:t>
       </w:r>
-      <w:hyperlink r:id="rId60">
+      <w:hyperlink r:id="rId33">
         <w:r>
           <w:rPr>
             <w:rStyle w:val="Hyperlink"/>
@@ -8227,8 +4026,8 @@
         <w:t xml:space="preserve">.</w:t>
       </w:r>
     </w:p>
-    <w:bookmarkEnd w:id="61"/>
-    <w:bookmarkStart w:id="62" w:name="exm-set-predicate-notation"/>
+    <w:bookmarkEnd w:id="34"/>
+    <w:bookmarkStart w:id="35" w:name="exm-set-predicate-notation"/>
     <w:p>
       <w:pPr>
         <w:pStyle w:val="BodyText"/>
@@ -8238,7 +4037,7 @@
           <w:b/>
           <w:bCs/>
         </w:rPr>
-        <w:t xml:space="preserve">Example 9 (One indicator in both notations)</w:t>
+        <w:t xml:space="preserve">Example 3 (One indicator in both notations)</w:t>
       </w:r>
       <w:r>
         <w:t xml:space="preserve"> </w:t>
@@ -8461,7 +4260,7 @@
           <w:rPr>
             <w:rStyle w:val="Hyperlink"/>
           </w:rPr>
-          <w:t xml:space="preserve">Definition 14</w:t>
+          <w:t xml:space="preserve">Definition 4</w:t>
         </w:r>
       </w:hyperlink>
       <w:r>
@@ -8475,7 +4274,7 @@
           <w:rPr>
             <w:rStyle w:val="Hyperlink"/>
           </w:rPr>
-          <w:t xml:space="preserve">Definition 15</w:t>
+          <w:t xml:space="preserve">Definition 5</w:t>
         </w:r>
       </w:hyperlink>
       <w:r>
@@ -8562,8 +4361,8 @@
         <w:t xml:space="preserve">.</w:t>
       </w:r>
     </w:p>
-    <w:bookmarkEnd w:id="62"/>
-    <w:bookmarkStart w:id="63" w:name="set-notation"/>
+    <w:bookmarkEnd w:id="35"/>
+    <w:bookmarkStart w:id="36" w:name="set-notation"/>
     <w:p>
       <w:pPr>
         <w:pStyle w:val="Heading4"/>
@@ -8608,7 +4407,7 @@
         <w:pStyle w:val="Compact"/>
         <w:numPr>
           <w:ilvl w:val="0"/>
-          <w:numId w:val="1013"/>
+          <w:numId w:val="1005"/>
         </w:numPr>
       </w:pPr>
       <m:oMath>
@@ -8655,7 +4454,7 @@
         <w:pStyle w:val="Compact"/>
         <w:numPr>
           <w:ilvl w:val="0"/>
-          <w:numId w:val="1013"/>
+          <w:numId w:val="1005"/>
         </w:numPr>
       </w:pPr>
       <m:oMath>
@@ -8703,7 +4502,7 @@
         <w:pStyle w:val="Compact"/>
         <w:numPr>
           <w:ilvl w:val="0"/>
-          <w:numId w:val="1013"/>
+          <w:numId w:val="1005"/>
         </w:numPr>
       </w:pPr>
       <m:oMath>
@@ -8758,7 +4557,7 @@
         <w:pStyle w:val="Compact"/>
         <w:numPr>
           <w:ilvl w:val="0"/>
-          <w:numId w:val="1013"/>
+          <w:numId w:val="1005"/>
         </w:numPr>
       </w:pPr>
       <m:oMath>
@@ -8817,7 +4616,7 @@
         <w:pStyle w:val="Compact"/>
         <w:numPr>
           <w:ilvl w:val="0"/>
-          <w:numId w:val="1013"/>
+          <w:numId w:val="1005"/>
         </w:numPr>
       </w:pPr>
       <m:oMath>
@@ -9085,8 +4884,8 @@
         <w:t xml:space="preserve">.</w:t>
       </w:r>
     </w:p>
-    <w:bookmarkEnd w:id="63"/>
-    <w:bookmarkStart w:id="65" w:name="predicate-notation"/>
+    <w:bookmarkEnd w:id="36"/>
+    <w:bookmarkStart w:id="38" w:name="predicate-notation"/>
     <w:p>
       <w:pPr>
         <w:pStyle w:val="Heading4"/>
@@ -9140,7 +4939,7 @@
         <w:pStyle w:val="Compact"/>
         <w:numPr>
           <w:ilvl w:val="0"/>
-          <w:numId w:val="1014"/>
+          <w:numId w:val="1006"/>
         </w:numPr>
       </w:pPr>
       <m:oMath>
@@ -9215,7 +5014,7 @@
         <w:pStyle w:val="Compact"/>
         <w:numPr>
           <w:ilvl w:val="0"/>
-          <w:numId w:val="1014"/>
+          <w:numId w:val="1006"/>
         </w:numPr>
       </w:pPr>
       <m:oMath>
@@ -9288,7 +5087,7 @@
         <w:pStyle w:val="Compact"/>
         <w:numPr>
           <w:ilvl w:val="0"/>
-          <w:numId w:val="1014"/>
+          <w:numId w:val="1006"/>
         </w:numPr>
       </w:pPr>
       <m:oMath>
@@ -9363,7 +5162,7 @@
         <w:pStyle w:val="Compact"/>
         <w:numPr>
           <w:ilvl w:val="0"/>
-          <w:numId w:val="1014"/>
+          <w:numId w:val="1006"/>
         </w:numPr>
       </w:pPr>
       <m:oMath>
@@ -9438,7 +5237,7 @@
         <w:pStyle w:val="Compact"/>
         <w:numPr>
           <w:ilvl w:val="0"/>
-          <w:numId w:val="1014"/>
+          <w:numId w:val="1006"/>
         </w:numPr>
       </w:pPr>
       <m:oMath>
@@ -9513,7 +5312,7 @@
       <w:r>
         <w:t xml:space="preserve">where indicators frequently depend on inequalities (</w:t>
       </w:r>
-      <w:hyperlink r:id="rId64">
+      <w:hyperlink r:id="rId37">
         <w:r>
           <w:rPr>
             <w:rStyle w:val="Hyperlink"/>
@@ -9658,8 +5457,8 @@
         <w:t xml:space="preserve">(a binary outcome).</w:t>
       </w:r>
     </w:p>
-    <w:bookmarkEnd w:id="65"/>
-    <w:bookmarkStart w:id="68" w:name="equivalence-between-paradigms"/>
+    <w:bookmarkEnd w:id="38"/>
+    <w:bookmarkStart w:id="41" w:name="equivalence-between-paradigms"/>
     <w:p>
       <w:pPr>
         <w:pStyle w:val="Heading4"/>
@@ -9781,7 +5580,7 @@
         </m:oMath>
       </m:oMathPara>
     </w:p>
-    <w:bookmarkStart w:id="66" w:name="def-support"/>
+    <w:bookmarkStart w:id="39" w:name="def-support"/>
     <w:p>
       <w:pPr>
         <w:pStyle w:val="FirstParagraph"/>
@@ -9791,7 +5590,7 @@
           <w:b/>
           <w:bCs/>
         </w:rPr>
-        <w:t xml:space="preserve">Definition 16 (Support of a distribution)</w:t>
+        <w:t xml:space="preserve">Definition 6 (Support of a distribution)</w:t>
       </w:r>
       <w:r>
         <w:t xml:space="preserve"> </w:t>
@@ -9834,8 +5633,8 @@
         <w:t xml:space="preserve">is the set of values where its density is positive.</w:t>
       </w:r>
     </w:p>
-    <w:bookmarkEnd w:id="66"/>
-    <w:bookmarkStart w:id="67" w:name="exm-support"/>
+    <w:bookmarkEnd w:id="39"/>
+    <w:bookmarkStart w:id="40" w:name="exm-support"/>
     <w:p>
       <w:pPr>
         <w:pStyle w:val="BodyText"/>
@@ -9845,7 +5644,7 @@
           <w:b/>
           <w:bCs/>
         </w:rPr>
-        <w:t xml:space="preserve">Example 10 (Supports of two count distributions)</w:t>
+        <w:t xml:space="preserve">Example 4 (Supports of two count distributions)</w:t>
       </w:r>
       <w:r>
         <w:t xml:space="preserve"> </w:t>
@@ -9859,7 +5658,7 @@
         <w:pStyle w:val="Compact"/>
         <w:numPr>
           <w:ilvl w:val="0"/>
-          <w:numId w:val="1015"/>
+          <w:numId w:val="1007"/>
         </w:numPr>
       </w:pPr>
       <w:r>
@@ -10039,7 +5838,7 @@
         <w:pStyle w:val="Compact"/>
         <w:numPr>
           <w:ilvl w:val="0"/>
-          <w:numId w:val="1015"/>
+          <w:numId w:val="1007"/>
         </w:numPr>
       </w:pPr>
       <w:r>
@@ -10176,7 +5975,7 @@
         <w:t xml:space="preserve">.</w:t>
       </w:r>
     </w:p>
-    <w:bookmarkEnd w:id="67"/>
+    <w:bookmarkEnd w:id="40"/>
     <w:p>
       <w:pPr>
         <w:pStyle w:val="FirstParagraph"/>
@@ -10209,7 +6008,7 @@
           <w:rPr>
             <w:rStyle w:val="Hyperlink"/>
           </w:rPr>
-          <w:t xml:space="preserve">Definition 16</w:t>
+          <w:t xml:space="preserve">Definition 6</w:t>
         </w:r>
       </w:hyperlink>
       <w:r>
@@ -10286,15 +6085,15 @@
         <w:t xml:space="preserve">.</w:t>
       </w:r>
     </w:p>
-    <w:bookmarkEnd w:id="68"/>
-    <w:bookmarkEnd w:id="69"/>
-    <w:bookmarkStart w:id="76" w:name="iverson-bracket-notation"/>
+    <w:bookmarkEnd w:id="41"/>
+    <w:bookmarkEnd w:id="42"/>
+    <w:bookmarkStart w:id="49" w:name="iverson-bracket-notation"/>
     <w:p>
       <w:pPr>
         <w:pStyle w:val="Heading3"/>
       </w:pPr>
       <w:r>
-        <w:t xml:space="preserve">4.2 Iverson bracket notation</w:t>
+        <w:t xml:space="preserve">2.2 Iverson bracket notation</w:t>
       </w:r>
     </w:p>
     <w:p>
@@ -10325,7 +6124,7 @@
       <w:r>
         <w:t xml:space="preserve"> </w:t>
       </w:r>
-      <w:hyperlink r:id="rId70">
+      <w:hyperlink r:id="rId43">
         <w:r>
           <w:rPr>
             <w:rStyle w:val="Hyperlink"/>
@@ -10337,7 +6136,7 @@
         <w:t xml:space="preserve">.</w:t>
       </w:r>
     </w:p>
-    <w:bookmarkStart w:id="71" w:name="def-iverson-bracket"/>
+    <w:bookmarkStart w:id="44" w:name="def-iverson-bracket"/>
     <w:p>
       <w:pPr>
         <w:pStyle w:val="BodyText"/>
@@ -10347,7 +6146,7 @@
           <w:b/>
           <w:bCs/>
         </w:rPr>
-        <w:t xml:space="preserve">Definition 17 (Iverson bracket)</w:t>
+        <w:t xml:space="preserve">Definition 7 (Iverson bracket)</w:t>
       </w:r>
       <w:r>
         <w:t xml:space="preserve"> </w:t>
@@ -10543,8 +6342,8 @@
         </m:oMath>
       </m:oMathPara>
     </w:p>
-    <w:bookmarkEnd w:id="71"/>
-    <w:bookmarkStart w:id="72" w:name="exm-iverson-bracket"/>
+    <w:bookmarkEnd w:id="44"/>
+    <w:bookmarkStart w:id="45" w:name="exm-iverson-bracket"/>
     <w:p>
       <w:pPr>
         <w:pStyle w:val="FirstParagraph"/>
@@ -10554,7 +6353,7 @@
           <w:b/>
           <w:bCs/>
         </w:rPr>
-        <w:t xml:space="preserve">Example 11 (Evaluating Iverson brackets)</w:t>
+        <w:t xml:space="preserve">Example 5 (Evaluating Iverson brackets)</w:t>
       </w:r>
       <w:r>
         <w:t xml:space="preserve"> </w:t>
@@ -10568,7 +6367,7 @@
         <w:pStyle w:val="Compact"/>
         <w:numPr>
           <w:ilvl w:val="0"/>
-          <w:numId w:val="1016"/>
+          <w:numId w:val="1008"/>
         </w:numPr>
       </w:pPr>
       <m:oMath>
@@ -10638,7 +6437,7 @@
         <w:pStyle w:val="Compact"/>
         <w:numPr>
           <w:ilvl w:val="0"/>
-          <w:numId w:val="1016"/>
+          <w:numId w:val="1008"/>
         </w:numPr>
       </w:pPr>
       <m:oMath>
@@ -10708,7 +6507,7 @@
         <w:pStyle w:val="Compact"/>
         <w:numPr>
           <w:ilvl w:val="0"/>
-          <w:numId w:val="1016"/>
+          <w:numId w:val="1008"/>
         </w:numPr>
       </w:pPr>
       <m:oMath>
@@ -10825,8 +6624,8 @@
         <w:t xml:space="preserve">.</w:t>
       </w:r>
     </w:p>
-    <w:bookmarkEnd w:id="72"/>
-    <w:bookmarkStart w:id="73" w:name="rem-iverson-indicator"/>
+    <w:bookmarkEnd w:id="45"/>
+    <w:bookmarkStart w:id="46" w:name="rem-iverson-indicator"/>
     <w:p>
       <w:pPr>
         <w:pStyle w:val="FirstParagraph"/>
@@ -10836,7 +6635,7 @@
           <w:i/>
           <w:iCs/>
         </w:rPr>
-        <w:t xml:space="preserve">Remark 2</w:t>
+        <w:t xml:space="preserve">Remark 1</w:t>
       </w:r>
       <w:r>
         <w:t xml:space="preserve"> (The Iverson bracket is the predicate indicator). </w:t>
@@ -10912,7 +6711,7 @@
           <w:rPr>
             <w:rStyle w:val="Hyperlink"/>
           </w:rPr>
-          <w:t xml:space="preserve">Definition 11</w:t>
+          <w:t xml:space="preserve">Definition 1</w:t>
         </w:r>
       </w:hyperlink>
       <w:r>
@@ -11051,7 +6850,7 @@
           <w:rPr>
             <w:rStyle w:val="Hyperlink"/>
           </w:rPr>
-          <w:t xml:space="preserve">Example 7</w:t>
+          <w:t xml:space="preserve">Example 1</w:t>
         </w:r>
       </w:hyperlink>
       <w:r>
@@ -11323,8 +7122,8 @@
         </m:oMath>
       </m:oMathPara>
     </w:p>
-    <w:bookmarkEnd w:id="73"/>
-    <w:bookmarkStart w:id="74" w:name="def-kronecker-delta"/>
+    <w:bookmarkEnd w:id="46"/>
+    <w:bookmarkStart w:id="47" w:name="def-kronecker-delta"/>
     <w:p>
       <w:pPr>
         <w:pStyle w:val="FirstParagraph"/>
@@ -11334,7 +7133,7 @@
           <w:b/>
           <w:bCs/>
         </w:rPr>
-        <w:t xml:space="preserve">Definition 18 (Kronecker delta)</w:t>
+        <w:t xml:space="preserve">Definition 8 (Kronecker delta)</w:t>
       </w:r>
       <w:r>
         <w:t xml:space="preserve"> </w:t>
@@ -11588,15 +7387,15 @@
           <w:rPr>
             <w:rStyle w:val="Hyperlink"/>
           </w:rPr>
-          <w:t xml:space="preserve">Definition 17</w:t>
+          <w:t xml:space="preserve">Definition 7</w:t>
         </w:r>
       </w:hyperlink>
       <w:r>
         <w:t xml:space="preserve">).</w:t>
       </w:r>
     </w:p>
-    <w:bookmarkEnd w:id="74"/>
-    <w:bookmarkStart w:id="75" w:name="exm-kronecker-delta"/>
+    <w:bookmarkEnd w:id="47"/>
+    <w:bookmarkStart w:id="48" w:name="exm-kronecker-delta"/>
     <w:p>
       <w:pPr>
         <w:pStyle w:val="BodyText"/>
@@ -11606,7 +7405,7 @@
           <w:b/>
           <w:bCs/>
         </w:rPr>
-        <w:t xml:space="preserve">Example 12 (Evaluating the Kronecker delta)</w:t>
+        <w:t xml:space="preserve">Example 6 (Evaluating the Kronecker delta)</w:t>
       </w:r>
       <w:r>
         <w:t xml:space="preserve"> </w:t>
@@ -11939,15 +7738,15 @@
         </m:oMath>
       </m:oMathPara>
     </w:p>
-    <w:bookmarkEnd w:id="75"/>
-    <w:bookmarkEnd w:id="76"/>
-    <w:bookmarkStart w:id="80" w:name="Xd6f58182005cccf55080a628cd9152d2b1165ed"/>
+    <w:bookmarkEnd w:id="48"/>
+    <w:bookmarkEnd w:id="49"/>
+    <w:bookmarkStart w:id="53" w:name="Xd6f58182005cccf55080a628cd9152d2b1165ed"/>
     <w:p>
       <w:pPr>
         <w:pStyle w:val="Heading3"/>
       </w:pPr>
       <w:r>
-        <w:t xml:space="preserve">4.3 Strengths and limitations of the Iverson bracket</w:t>
+        <w:t xml:space="preserve">2.3 Strengths and limitations of the Iverson bracket</w:t>
       </w:r>
     </w:p>
     <w:p>
@@ -11998,7 +7797,7 @@
       <w:r>
         <w:t xml:space="preserve"> </w:t>
       </w:r>
-      <w:hyperlink r:id="rId77">
+      <w:hyperlink r:id="rId50">
         <w:r>
           <w:rPr>
             <w:rStyle w:val="Hyperlink"/>
@@ -12383,7 +8182,7 @@
       <w:r>
         <w:t xml:space="preserve"> </w:t>
       </w:r>
-      <w:hyperlink r:id="rId78">
+      <w:hyperlink r:id="rId51">
         <w:r>
           <w:rPr>
             <w:rStyle w:val="Hyperlink"/>
@@ -12426,7 +8225,7 @@
       <w:r>
         <w:t xml:space="preserve"> </w:t>
       </w:r>
-      <w:hyperlink r:id="rId79">
+      <w:hyperlink r:id="rId52">
         <w:r>
           <w:rPr>
             <w:rStyle w:val="Hyperlink"/>
@@ -12526,14 +8325,14 @@
         <w:t xml:space="preserve">rather than the bare Iverson bracket.</w:t>
       </w:r>
     </w:p>
-    <w:bookmarkEnd w:id="80"/>
-    <w:bookmarkStart w:id="82" w:name="summary-of-indicator-notations"/>
+    <w:bookmarkEnd w:id="53"/>
+    <w:bookmarkStart w:id="55" w:name="summary-of-indicator-notations"/>
     <w:p>
       <w:pPr>
         <w:pStyle w:val="Heading3"/>
       </w:pPr>
       <w:r>
-        <w:t xml:space="preserve">4.4 Summary of indicator notations</w:t>
+        <w:t xml:space="preserve">2.4 Summary of indicator notations</w:t>
       </w:r>
     </w:p>
     <w:p>
@@ -12568,7 +8367,7 @@
       <w:tr>
         <w:tc>
           <w:tcPr/>
-          <w:bookmarkStart w:id="81" w:name="tbl-indicator-notations"/>
+          <w:bookmarkStart w:id="54" w:name="tbl-indicator-notations"/>
           <w:p>
             <w:pPr>
               <w:jc w:val="center"/>
@@ -13503,19 +9302,19 @@
               </w:tc>
             </w:tr>
           </w:tbl>
-          <w:bookmarkEnd w:id="81"/>
+          <w:bookmarkEnd w:id="54"/>
           <w:p/>
         </w:tc>
       </w:tr>
     </w:tbl>
-    <w:bookmarkEnd w:id="82"/>
-    <w:bookmarkStart w:id="83" w:name="conventions-in-this-book"/>
+    <w:bookmarkEnd w:id="55"/>
+    <w:bookmarkStart w:id="56" w:name="conventions-in-this-book"/>
     <w:p>
       <w:pPr>
         <w:pStyle w:val="Heading3"/>
       </w:pPr>
       <w:r>
-        <w:t xml:space="preserve">4.5 Conventions in this book</w:t>
+        <w:t xml:space="preserve">2.5 Conventions in this book</w:t>
       </w:r>
     </w:p>
     <w:p>
@@ -13567,7 +9366,7 @@
         <w:pStyle w:val="Compact"/>
         <w:numPr>
           <w:ilvl w:val="0"/>
-          <w:numId w:val="1018"/>
+          <w:numId w:val="1010"/>
         </w:numPr>
       </w:pPr>
       <w:r>
@@ -13615,7 +9414,7 @@
         <w:pStyle w:val="Compact"/>
         <w:numPr>
           <w:ilvl w:val="0"/>
-          <w:numId w:val="1018"/>
+          <w:numId w:val="1010"/>
         </w:numPr>
       </w:pPr>
       <w:r>
@@ -13673,7 +9472,7 @@
         <w:pStyle w:val="Compact"/>
         <w:numPr>
           <w:ilvl w:val="0"/>
-          <w:numId w:val="1018"/>
+          <w:numId w:val="1010"/>
         </w:numPr>
       </w:pPr>
       <w:r>
@@ -13731,7 +9530,7 @@
         <w:pStyle w:val="Compact"/>
         <w:numPr>
           <w:ilvl w:val="0"/>
-          <w:numId w:val="1018"/>
+          <w:numId w:val="1010"/>
         </w:numPr>
       </w:pPr>
       <w:r>
@@ -13863,14 +9662,14 @@
         <w:t xml:space="preserve">).</w:t>
       </w:r>
     </w:p>
-    <w:bookmarkEnd w:id="83"/>
-    <w:bookmarkStart w:id="94" w:name="key-algebraic-properties"/>
+    <w:bookmarkEnd w:id="56"/>
+    <w:bookmarkStart w:id="67" w:name="key-algebraic-properties"/>
     <w:p>
       <w:pPr>
         <w:pStyle w:val="Heading3"/>
       </w:pPr>
       <w:r>
-        <w:t xml:space="preserve">4.6 Key algebraic properties</w:t>
+        <w:t xml:space="preserve">2.6 Key algebraic properties</w:t>
       </w:r>
     </w:p>
     <w:p>
@@ -13880,7 +9679,7 @@
       <w:r>
         <w:t xml:space="preserve">Indicator functions translate the logical connectives (</w:t>
       </w:r>
-      <w:hyperlink r:id="rId84">
+      <w:hyperlink r:id="rId57">
         <w:r>
           <w:rPr>
             <w:rStyle w:val="Hyperlink"/>
@@ -13931,7 +9730,7 @@
         <w:t xml:space="preserve">One of the identities below uses idempotence:</w:t>
       </w:r>
     </w:p>
-    <w:bookmarkStart w:id="86" w:name="def-idempotent"/>
+    <w:bookmarkStart w:id="59" w:name="def-idempotent"/>
     <w:p>
       <w:pPr>
         <w:pStyle w:val="BodyText"/>
@@ -13941,7 +9740,7 @@
           <w:b/>
           <w:bCs/>
         </w:rPr>
-        <w:t xml:space="preserve">Definition 19 (Idempotent)</w:t>
+        <w:t xml:space="preserve">Definition 9 (Idempotent)</w:t>
       </w:r>
       <w:r>
         <w:t xml:space="preserve"> </w:t>
@@ -14138,7 +9937,7 @@
       <w:r>
         <w:t xml:space="preserve"> </w:t>
       </w:r>
-      <w:hyperlink r:id="rId85">
+      <w:hyperlink r:id="rId58">
         <w:r>
           <w:rPr>
             <w:rStyle w:val="Hyperlink"/>
@@ -14150,8 +9949,8 @@
         <w:t xml:space="preserve">.</w:t>
       </w:r>
     </w:p>
-    <w:bookmarkEnd w:id="86"/>
-    <w:bookmarkStart w:id="88" w:name="exm-idempotent-indicator"/>
+    <w:bookmarkEnd w:id="59"/>
+    <w:bookmarkStart w:id="61" w:name="exm-idempotent-indicator"/>
     <w:p>
       <w:pPr>
         <w:pStyle w:val="BodyText"/>
@@ -14161,7 +9960,7 @@
           <w:b/>
           <w:bCs/>
         </w:rPr>
-        <w:t xml:space="preserve">Example 13 (Idempotent numbers and indicators)</w:t>
+        <w:t xml:space="preserve">Example 7 (Idempotent numbers and indicators)</w:t>
       </w:r>
       <w:r>
         <w:t xml:space="preserve"> </w:t>
@@ -14174,7 +9973,7 @@
       <w:pPr>
         <w:numPr>
           <w:ilvl w:val="0"/>
-          <w:numId w:val="1019"/>
+          <w:numId w:val="1011"/>
         </w:numPr>
       </w:pPr>
       <m:oMath>
@@ -14268,7 +10067,7 @@
       <w:pPr>
         <w:numPr>
           <w:ilvl w:val="0"/>
-          <w:numId w:val="1019"/>
+          <w:numId w:val="1011"/>
         </w:numPr>
       </w:pPr>
       <m:oMath>
@@ -14325,7 +10124,7 @@
       <w:pPr>
         <w:numPr>
           <w:ilvl w:val="0"/>
-          <w:numId w:val="1019"/>
+          <w:numId w:val="1011"/>
         </w:numPr>
       </w:pPr>
       <w:r>
@@ -14617,7 +10416,7 @@
       <w:r>
         <w:t xml:space="preserve"> </w:t>
       </w:r>
-      <w:hyperlink r:id="rId87">
+      <w:hyperlink r:id="rId60">
         <w:r>
           <w:rPr>
             <w:rStyle w:val="Hyperlink"/>
@@ -14684,7 +10483,7 @@
         <w:t xml:space="preserve">.</w:t>
       </w:r>
     </w:p>
-    <w:bookmarkEnd w:id="88"/>
+    <w:bookmarkEnd w:id="61"/>
     <w:p>
       <w:pPr>
         <w:pStyle w:val="BodyText"/>
@@ -14743,7 +10542,7 @@
       <w:r>
         <w:t xml:space="preserve"> </w:t>
       </w:r>
-      <w:hyperlink r:id="rId89">
+      <w:hyperlink r:id="rId62">
         <w:r>
           <w:rPr>
             <w:rStyle w:val="Hyperlink"/>
@@ -14839,7 +10638,7 @@
       <w:pPr>
         <w:numPr>
           <w:ilvl w:val="0"/>
-          <w:numId w:val="1020"/>
+          <w:numId w:val="1012"/>
         </w:numPr>
       </w:pPr>
       <w:r>
@@ -14987,7 +10786,7 @@
       <w:pPr>
         <w:numPr>
           <w:ilvl w:val="0"/>
-          <w:numId w:val="1020"/>
+          <w:numId w:val="1012"/>
         </w:numPr>
       </w:pPr>
       <w:r>
@@ -15209,7 +11008,7 @@
       <w:pPr>
         <w:numPr>
           <w:ilvl w:val="0"/>
-          <w:numId w:val="1020"/>
+          <w:numId w:val="1012"/>
         </w:numPr>
       </w:pPr>
       <w:r>
@@ -15329,7 +11128,7 @@
       <w:pPr>
         <w:numPr>
           <w:ilvl w:val="0"/>
-          <w:numId w:val="1020"/>
+          <w:numId w:val="1012"/>
         </w:numPr>
       </w:pPr>
       <w:r>
@@ -15346,7 +11145,7 @@
             <w:b/>
             <w:bCs/>
           </w:rPr>
-          <w:t xml:space="preserve">Definition 19</w:t>
+          <w:t xml:space="preserve">Definition 9</w:t>
         </w:r>
       </w:hyperlink>
       <w:r>
@@ -15455,7 +11254,7 @@
       <w:pPr>
         <w:numPr>
           <w:ilvl w:val="0"/>
-          <w:numId w:val="1020"/>
+          <w:numId w:val="1012"/>
         </w:numPr>
       </w:pPr>
       <w:r>
@@ -15491,7 +11290,7 @@
       <w:r>
         <w:t xml:space="preserve"> </w:t>
       </w:r>
-      <w:hyperlink r:id="rId90">
+      <w:hyperlink r:id="rId63">
         <w:r>
           <w:rPr>
             <w:rStyle w:val="Hyperlink"/>
@@ -15522,7 +11321,7 @@
       <w:r>
         <w:t xml:space="preserve"> </w:t>
       </w:r>
-      <w:hyperlink r:id="rId91">
+      <w:hyperlink r:id="rId64">
         <w:r>
           <w:rPr>
             <w:rStyle w:val="Hyperlink"/>
@@ -15559,7 +11358,7 @@
       <w:r>
         <w:t xml:space="preserve"> </w:t>
       </w:r>
-      <w:hyperlink r:id="rId92">
+      <w:hyperlink r:id="rId65">
         <w:r>
           <w:rPr>
             <w:rStyle w:val="Hyperlink"/>
@@ -15756,7 +11555,7 @@
       <w:r>
         <w:t xml:space="preserve"> </w:t>
       </w:r>
-      <w:hyperlink r:id="rId93">
+      <w:hyperlink r:id="rId66">
         <w:r>
           <w:rPr>
             <w:rStyle w:val="Hyperlink"/>
@@ -15782,7 +11581,7 @@
         <w:pStyle w:val="Compact"/>
         <w:numPr>
           <w:ilvl w:val="0"/>
-          <w:numId w:val="1021"/>
+          <w:numId w:val="1013"/>
         </w:numPr>
       </w:pPr>
       <w:r>
@@ -15794,7 +11593,7 @@
         <w:pStyle w:val="Compact"/>
         <w:numPr>
           <w:ilvl w:val="0"/>
-          <w:numId w:val="1021"/>
+          <w:numId w:val="1013"/>
         </w:numPr>
       </w:pPr>
       <w:r>
@@ -15812,25 +11611,25 @@
         <w:pStyle w:val="Compact"/>
         <w:numPr>
           <w:ilvl w:val="0"/>
-          <w:numId w:val="1021"/>
+          <w:numId w:val="1013"/>
         </w:numPr>
       </w:pPr>
       <w:r>
         <w:t xml:space="preserve">regression models for binary outcomes.</w:t>
       </w:r>
     </w:p>
-    <w:bookmarkEnd w:id="94"/>
-    <w:bookmarkEnd w:id="95"/>
-    <w:bookmarkStart w:id="118" w:name="sec-notational-shorthands"/>
+    <w:bookmarkEnd w:id="67"/>
+    <w:bookmarkEnd w:id="68"/>
+    <w:bookmarkStart w:id="92" w:name="sec-notational-shorthands"/>
     <w:p>
       <w:pPr>
         <w:pStyle w:val="Heading2"/>
       </w:pPr>
       <w:r>
-        <w:t xml:space="preserve">5 Notational shorthands</w:t>
+        <w:t xml:space="preserve">3 Notational shorthands</w:t>
       </w:r>
     </w:p>
-    <w:bookmarkStart w:id="98" w:name="def-lower-upper-limits"/>
+    <w:bookmarkStart w:id="71" w:name="def-lower-upper-limits"/>
     <w:p>
       <w:pPr>
         <w:pStyle w:val="FirstParagraph"/>
@@ -15840,7 +11639,7 @@
           <w:b/>
           <w:bCs/>
         </w:rPr>
-        <w:t xml:space="preserve">Definition 20 (Lower limit of a sum or integral)</w:t>
+        <w:t xml:space="preserve">Definition 10 (Lower limit of a sum or integral)</w:t>
       </w:r>
       <w:r>
         <w:t xml:space="preserve"> </w:t>
@@ -15851,7 +11650,7 @@
       <w:r>
         <w:t xml:space="preserve"> </w:t>
       </w:r>
-      <w:hyperlink r:id="rId96">
+      <w:hyperlink r:id="rId69">
         <w:r>
           <w:rPr>
             <w:rStyle w:val="Hyperlink"/>
@@ -15958,7 +11757,7 @@
       <w:r>
         <w:t xml:space="preserve"> </w:t>
       </w:r>
-      <w:hyperlink r:id="rId97">
+      <w:hyperlink r:id="rId70">
         <w:r>
           <w:rPr>
             <w:rStyle w:val="Hyperlink"/>
@@ -16058,8 +11857,8 @@
         <w:t xml:space="preserve">In both, the lower limit is written below the symbol.</w:t>
       </w:r>
     </w:p>
-    <w:bookmarkEnd w:id="98"/>
-    <w:bookmarkStart w:id="99" w:name="def-upper-limit"/>
+    <w:bookmarkEnd w:id="71"/>
+    <w:bookmarkStart w:id="72" w:name="def-upper-limit"/>
     <w:p>
       <w:pPr>
         <w:pStyle w:val="BodyText"/>
@@ -16069,7 +11868,7 @@
           <w:b/>
           <w:bCs/>
         </w:rPr>
-        <w:t xml:space="preserve">Definition 21 (Upper limit of a sum or integral)</w:t>
+        <w:t xml:space="preserve">Definition 11 (Upper limit of a sum or integral)</w:t>
       </w:r>
       <w:r>
         <w:t xml:space="preserve"> </w:t>
@@ -16080,7 +11879,7 @@
       <w:r>
         <w:t xml:space="preserve"> </w:t>
       </w:r>
-      <w:hyperlink r:id="rId96">
+      <w:hyperlink r:id="rId69">
         <w:r>
           <w:rPr>
             <w:rStyle w:val="Hyperlink"/>
@@ -16187,7 +11986,7 @@
       <w:r>
         <w:t xml:space="preserve"> </w:t>
       </w:r>
-      <w:hyperlink r:id="rId97">
+      <w:hyperlink r:id="rId70">
         <w:r>
           <w:rPr>
             <w:rStyle w:val="Hyperlink"/>
@@ -16287,8 +12086,8 @@
         <w:t xml:space="preserve">In both, the upper limit is written above the symbol.</w:t>
       </w:r>
     </w:p>
-    <w:bookmarkEnd w:id="99"/>
-    <w:bookmarkStart w:id="100" w:name="def-limits-of-integration"/>
+    <w:bookmarkEnd w:id="72"/>
+    <w:bookmarkStart w:id="73" w:name="def-limits-of-integration"/>
     <w:p>
       <w:pPr>
         <w:pStyle w:val="BodyText"/>
@@ -16298,7 +12097,7 @@
           <w:b/>
           <w:bCs/>
         </w:rPr>
-        <w:t xml:space="preserve">Definition 22 (Limits of integration)</w:t>
+        <w:t xml:space="preserve">Definition 12 (Limits of integration)</w:t>
       </w:r>
       <w:r>
         <w:t xml:space="preserve"> </w:t>
@@ -16309,7 +12108,7 @@
       <w:r>
         <w:t xml:space="preserve"> </w:t>
       </w:r>
-      <w:hyperlink r:id="rId97">
+      <w:hyperlink r:id="rId70">
         <w:r>
           <w:rPr>
             <w:rStyle w:val="Hyperlink"/>
@@ -16383,7 +12182,7 @@
           <w:rPr>
             <w:rStyle w:val="Hyperlink"/>
           </w:rPr>
-          <w:t xml:space="preserve">Definition 20</w:t>
+          <w:t xml:space="preserve">Definition 10</w:t>
         </w:r>
       </w:hyperlink>
       <w:r>
@@ -16408,7 +12207,7 @@
           <w:rPr>
             <w:rStyle w:val="Hyperlink"/>
           </w:rPr>
-          <w:t xml:space="preserve">Definition 21</w:t>
+          <w:t xml:space="preserve">Definition 11</w:t>
         </w:r>
       </w:hyperlink>
       <w:r>
@@ -16442,8 +12241,8 @@
         <w:t xml:space="preserve">.</w:t>
       </w:r>
     </w:p>
-    <w:bookmarkEnd w:id="100"/>
-    <w:bookmarkStart w:id="101" w:name="exm-lower-upper-limits"/>
+    <w:bookmarkEnd w:id="73"/>
+    <w:bookmarkStart w:id="74" w:name="exm-lower-upper-limits"/>
     <w:p>
       <w:pPr>
         <w:pStyle w:val="BodyText"/>
@@ -16453,7 +12252,7 @@
           <w:b/>
           <w:bCs/>
         </w:rPr>
-        <w:t xml:space="preserve">Example 14 (Reading off limits)</w:t>
+        <w:t xml:space="preserve">Example 8 (Reading off limits)</w:t>
       </w:r>
       <w:r>
         <w:t xml:space="preserve"> </w:t>
@@ -16467,7 +12266,7 @@
         <w:pStyle w:val="Compact"/>
         <w:numPr>
           <w:ilvl w:val="0"/>
-          <w:numId w:val="1022"/>
+          <w:numId w:val="1014"/>
         </w:numPr>
       </w:pPr>
       <w:r>
@@ -16642,7 +12441,7 @@
         <w:pStyle w:val="Compact"/>
         <w:numPr>
           <w:ilvl w:val="0"/>
-          <w:numId w:val="1022"/>
+          <w:numId w:val="1014"/>
         </w:numPr>
       </w:pPr>
       <w:r>
@@ -16714,8 +12513,8 @@
         <w:t xml:space="preserve">.</w:t>
       </w:r>
     </w:p>
-    <w:bookmarkEnd w:id="101"/>
-    <w:bookmarkStart w:id="104" w:name="rem-limits-two-meanings"/>
+    <w:bookmarkEnd w:id="74"/>
+    <w:bookmarkStart w:id="77" w:name="rem-limits-two-meanings"/>
     <w:p>
       <w:pPr>
         <w:pStyle w:val="FirstParagraph"/>
@@ -16725,7 +12524,7 @@
           <w:i/>
           <w:iCs/>
         </w:rPr>
-        <w:t xml:space="preserve">Remark 3</w:t>
+        <w:t xml:space="preserve">Remark 2</w:t>
       </w:r>
       <w:r>
         <w:t xml:space="preserve"> (Two meanings of</w:t>
@@ -16747,7 +12546,7 @@
           <w:rPr>
             <w:rStyle w:val="Hyperlink"/>
           </w:rPr>
-          <w:t xml:space="preserve">Definition 20</w:t>
+          <w:t xml:space="preserve">Definition 10</w:t>
         </w:r>
       </w:hyperlink>
       <w:r>
@@ -16761,7 +12560,7 @@
           <w:rPr>
             <w:rStyle w:val="Hyperlink"/>
           </w:rPr>
-          <w:t xml:space="preserve">Definition 21</w:t>
+          <w:t xml:space="preserve">Definition 11</w:t>
         </w:r>
       </w:hyperlink>
       <w:r>
@@ -16782,7 +12581,7 @@
       <w:r>
         <w:t xml:space="preserve"> </w:t>
       </w:r>
-      <w:hyperlink r:id="rId102">
+      <w:hyperlink r:id="rId75">
         <w:r>
           <w:rPr>
             <w:rStyle w:val="Hyperlink"/>
@@ -16799,7 +12598,7 @@
       <w:r>
         <w:t xml:space="preserve"> </w:t>
       </w:r>
-      <w:hyperlink r:id="rId103">
+      <w:hyperlink r:id="rId76">
         <w:r>
           <w:rPr>
             <w:rStyle w:val="Hyperlink"/>
@@ -16989,8 +12788,8 @@
         <w:t xml:space="preserve">is sent to infinity by a calculus limit.</w:t>
       </w:r>
     </w:p>
-    <w:bookmarkEnd w:id="104"/>
-    <w:bookmarkStart w:id="105" w:name="def-notational-shorthand"/>
+    <w:bookmarkEnd w:id="77"/>
+    <w:bookmarkStart w:id="78" w:name="def-notational-shorthand"/>
     <w:p>
       <w:pPr>
         <w:pStyle w:val="BodyText"/>
@@ -17000,7 +12799,7 @@
           <w:b/>
           <w:bCs/>
         </w:rPr>
-        <w:t xml:space="preserve">Definition 23 (Notational shorthand)</w:t>
+        <w:t xml:space="preserve">Definition 13 (Notational shorthand)</w:t>
       </w:r>
       <w:r>
         <w:t xml:space="preserve"> </w:t>
@@ -17043,8 +12842,8 @@
         <w:t xml:space="preserve">and relies on the reader to supply the missing part from context.</w:t>
       </w:r>
     </w:p>
-    <w:bookmarkEnd w:id="105"/>
-    <w:bookmarkStart w:id="106" w:name="def-full-form"/>
+    <w:bookmarkEnd w:id="78"/>
+    <w:bookmarkStart w:id="79" w:name="def-full-form"/>
     <w:p>
       <w:pPr>
         <w:pStyle w:val="BodyText"/>
@@ -17054,7 +12853,7 @@
           <w:b/>
           <w:bCs/>
         </w:rPr>
-        <w:t xml:space="preserve">Definition 24 (Full form)</w:t>
+        <w:t xml:space="preserve">Definition 14 (Full form)</w:t>
       </w:r>
       <w:r>
         <w:t xml:space="preserve"> </w:t>
@@ -17083,7 +12882,7 @@
           <w:rPr>
             <w:rStyle w:val="Hyperlink"/>
           </w:rPr>
-          <w:t xml:space="preserve">Definition 23</w:t>
+          <w:t xml:space="preserve">Definition 13</w:t>
         </w:r>
       </w:hyperlink>
       <w:r>
@@ -17096,7 +12895,7 @@
         <w:t xml:space="preserve">is the expression with every part written out.</w:t>
       </w:r>
     </w:p>
-    <w:bookmarkEnd w:id="106"/>
+    <w:bookmarkEnd w:id="79"/>
     <w:tbl>
       <w:tblPr>
         <w:tblStyle w:val="Table"/>
@@ -17138,18 +12937,18 @@
                 <wp:inline>
                   <wp:extent cx="152400" cy="152400"/>
                   <wp:effectExtent b="0" l="0" r="0" t="0"/>
-                  <wp:docPr descr="" title="" id="107" name="Picture"/>
+                  <wp:docPr descr="" title="" id="81" name="Picture"/>
                   <a:graphic>
                     <a:graphicData uri="http://schemas.openxmlformats.org/drawingml/2006/picture">
                       <pic:pic>
                         <pic:nvPicPr>
-                          <pic:cNvPr descr="/opt/quarto/share/formats/docx/note.png" id="108" name="Picture"/>
+                          <pic:cNvPr descr="/opt/quarto/share/formats/docx/note.png" id="82" name="Picture"/>
                           <pic:cNvPicPr>
                             <a:picLocks noChangeArrowheads="1" noChangeAspect="1"/>
                           </pic:cNvPicPr>
                         </pic:nvPicPr>
                         <pic:blipFill>
-                          <a:blip r:embed="rId38"/>
+                          <a:blip r:embed="rId80"/>
                           <a:stretch>
                             <a:fillRect/>
                           </a:stretch>
@@ -17371,7 +13170,7 @@
               <w:pStyle w:val="Compact"/>
               <w:numPr>
                 <w:ilvl w:val="0"/>
-                <w:numId w:val="1023"/>
+                <w:numId w:val="1015"/>
               </w:numPr>
             </w:pPr>
             <m:oMath>
@@ -17408,7 +13207,7 @@
               <w:pStyle w:val="Compact"/>
               <w:numPr>
                 <w:ilvl w:val="0"/>
-                <w:numId w:val="1023"/>
+                <w:numId w:val="1015"/>
               </w:numPr>
             </w:pPr>
             <m:oMath>
@@ -17549,7 +13348,7 @@
         </w:tc>
       </w:tr>
     </w:tbl>
-    <w:bookmarkStart w:id="109" w:name="def-range-of-variable"/>
+    <w:bookmarkStart w:id="83" w:name="def-range-of-variable"/>
     <w:p>
       <w:pPr>
         <w:pStyle w:val="FirstParagraph"/>
@@ -17559,7 +13358,7 @@
           <w:b/>
           <w:bCs/>
         </w:rPr>
-        <w:t xml:space="preserve">Definition 25 (Range of a variable)</w:t>
+        <w:t xml:space="preserve">Definition 15 (Range of a variable)</w:t>
       </w:r>
       <w:r>
         <w:t xml:space="preserve"> </w:t>
@@ -17645,7 +13444,7 @@
         <w:t xml:space="preserve">can take.</w:t>
       </w:r>
     </w:p>
-    <w:bookmarkEnd w:id="109"/>
+    <w:bookmarkEnd w:id="83"/>
     <w:p>
       <w:pPr>
         <w:pStyle w:val="BodyText"/>
@@ -17792,7 +13591,7 @@
       <w:r>
         <w:t xml:space="preserve"> </w:t>
       </w:r>
-      <w:hyperlink r:id="rId110">
+      <w:hyperlink r:id="rId84">
         <w:r>
           <w:rPr>
             <w:rStyle w:val="Hyperlink"/>
@@ -17862,7 +13661,7 @@
       <w:r>
         <w:t xml:space="preserve"> </w:t>
       </w:r>
-      <w:hyperlink r:id="rId111">
+      <w:hyperlink r:id="rId85">
         <w:r>
           <w:rPr>
             <w:rStyle w:val="Hyperlink"/>
@@ -17929,7 +13728,7 @@
       <w:r>
         <w:t xml:space="preserve">(</w:t>
       </w:r>
-      <w:hyperlink r:id="rId112">
+      <w:hyperlink r:id="rId86">
         <w:r>
           <w:rPr>
             <w:rStyle w:val="Hyperlink"/>
@@ -18291,7 +14090,7 @@
       <w:r>
         <w:t xml:space="preserve"> </w:t>
       </w:r>
-      <w:hyperlink r:id="rId110">
+      <w:hyperlink r:id="rId84">
         <w:r>
           <w:rPr>
             <w:rStyle w:val="Hyperlink"/>
@@ -18391,7 +14190,7 @@
       <w:tr>
         <w:tc>
           <w:tcPr/>
-          <w:bookmarkStart w:id="114" w:name="tbl-notational-shorthands"/>
+          <w:bookmarkStart w:id="88" w:name="tbl-notational-shorthands"/>
           <w:p>
             <w:pPr>
               <w:jc w:val="center"/>
@@ -18607,7 +14406,7 @@
                   <w:r>
                     <w:t xml:space="preserve">the set the sum runs over (</w:t>
                   </w:r>
-                  <w:hyperlink r:id="rId113">
+                  <w:hyperlink r:id="rId87">
                     <w:r>
                       <w:rPr>
                         <w:rStyle w:val="Hyperlink"/>
@@ -18736,7 +14535,7 @@
                   <w:r>
                     <w:t xml:space="preserve">the lower and upper limits of the index (</w:t>
                   </w:r>
-                  <w:hyperlink r:id="rId96">
+                  <w:hyperlink r:id="rId69">
                     <w:r>
                       <w:rPr>
                         <w:rStyle w:val="Hyperlink"/>
@@ -20037,12 +15836,12 @@
               </w:tc>
             </w:tr>
           </w:tbl>
-          <w:bookmarkEnd w:id="114"/>
+          <w:bookmarkEnd w:id="88"/>
           <w:p/>
         </w:tc>
       </w:tr>
     </w:tbl>
-    <w:bookmarkStart w:id="116" w:name="rem-indefinite-integral-not-shorthand"/>
+    <w:bookmarkStart w:id="90" w:name="rem-indefinite-integral-not-shorthand"/>
     <w:p>
       <w:pPr>
         <w:pStyle w:val="BodyText"/>
@@ -20052,7 +15851,7 @@
           <w:i/>
           <w:iCs/>
         </w:rPr>
-        <w:t xml:space="preserve">Remark 4</w:t>
+        <w:t xml:space="preserve">Remark 3</w:t>
       </w:r>
       <w:r>
         <w:t xml:space="preserve"> (</w:t>
@@ -20154,7 +15953,7 @@
       <w:r>
         <w:t xml:space="preserve"> </w:t>
       </w:r>
-      <w:hyperlink r:id="rId115">
+      <w:hyperlink r:id="rId89">
         <w:r>
           <w:rPr>
             <w:rStyle w:val="Hyperlink"/>
@@ -20315,8 +16114,8 @@
         <w:t xml:space="preserve">Writing the limits out tells the reader which of the two is meant.</w:t>
       </w:r>
     </w:p>
-    <w:bookmarkEnd w:id="116"/>
-    <w:bookmarkStart w:id="117" w:name="exm-expand-index-shorthand"/>
+    <w:bookmarkEnd w:id="90"/>
+    <w:bookmarkStart w:id="91" w:name="exm-expand-index-shorthand"/>
     <w:p>
       <w:pPr>
         <w:pStyle w:val="BodyText"/>
@@ -20326,7 +16125,7 @@
           <w:b/>
           <w:bCs/>
         </w:rPr>
-        <w:t xml:space="preserve">Example 15 (Writing out an index shorthand)</w:t>
+        <w:t xml:space="preserve">Example 9 (Writing out an index shorthand)</w:t>
       </w:r>
       <w:r>
         <w:t xml:space="preserve"> </w:t>
@@ -20762,15 +16561,15 @@
         </m:oMath>
       </m:oMathPara>
     </w:p>
-    <w:bookmarkEnd w:id="117"/>
-    <w:bookmarkEnd w:id="118"/>
-    <w:bookmarkStart w:id="125" w:name="X93a3d4ef5e06a67ae6b891e46b41b74b3674f55"/>
+    <w:bookmarkEnd w:id="91"/>
+    <w:bookmarkEnd w:id="92"/>
+    <w:bookmarkStart w:id="99" w:name="X93a3d4ef5e06a67ae6b891e46b41b74b3674f55"/>
     <w:p>
       <w:pPr>
         <w:pStyle w:val="Heading2"/>
       </w:pPr>
       <w:r>
-        <w:t xml:space="preserve">6 Why is notation in probability and statistics so inconsistent and disorganized?</w:t>
+        <w:t xml:space="preserve">4 Why is notation in probability and statistics so inconsistent and disorganized?</w:t>
       </w:r>
     </w:p>
     <w:p>
@@ -20893,7 +16692,7 @@
       <w:r>
         <w:t xml:space="preserve"> </w:t>
       </w:r>
-      <w:hyperlink r:id="rId119">
+      <w:hyperlink r:id="rId93">
         <w:r>
           <w:rPr>
             <w:rStyle w:val="Hyperlink"/>
@@ -20913,7 +16712,7 @@
       <w:r>
         <w:t xml:space="preserve"> </w:t>
       </w:r>
-      <w:hyperlink r:id="rId120">
+      <w:hyperlink r:id="rId94">
         <w:r>
           <w:rPr>
             <w:rStyle w:val="Hyperlink"/>
@@ -20933,7 +16732,7 @@
       <w:r>
         <w:t xml:space="preserve"> </w:t>
       </w:r>
-      <w:hyperlink r:id="rId121">
+      <w:hyperlink r:id="rId95">
         <w:r>
           <w:rPr>
             <w:rStyle w:val="Hyperlink"/>
@@ -20953,7 +16752,7 @@
       <w:r>
         <w:t xml:space="preserve"> </w:t>
       </w:r>
-      <w:hyperlink r:id="rId122">
+      <w:hyperlink r:id="rId96">
         <w:r>
           <w:rPr>
             <w:rStyle w:val="Hyperlink"/>
@@ -20973,7 +16772,7 @@
       <w:r>
         <w:t xml:space="preserve"> </w:t>
       </w:r>
-      <w:hyperlink r:id="rId123">
+      <w:hyperlink r:id="rId97">
         <w:r>
           <w:rPr>
             <w:rStyle w:val="Hyperlink"/>
@@ -21014,7 +16813,7 @@
       <w:r>
         <w:t xml:space="preserve"> </w:t>
       </w:r>
-      <w:hyperlink r:id="rId124">
+      <w:hyperlink r:id="rId98">
         <w:r>
           <w:rPr>
             <w:rStyle w:val="Hyperlink"/>
@@ -21026,14 +16825,14 @@
         <w:t xml:space="preserve">.</w:t>
       </w:r>
     </w:p>
-    <w:bookmarkEnd w:id="125"/>
-    <w:bookmarkStart w:id="129" w:name="sec-further-reading"/>
+    <w:bookmarkEnd w:id="99"/>
+    <w:bookmarkStart w:id="103" w:name="sec-further-reading"/>
     <w:p>
       <w:pPr>
         <w:pStyle w:val="Heading2"/>
       </w:pPr>
       <w:r>
-        <w:t xml:space="preserve">7 Further reading</w:t>
+        <w:t xml:space="preserve">5 Further reading</w:t>
       </w:r>
     </w:p>
     <w:p>
@@ -21052,7 +16851,7 @@
       <w:r>
         <w:t xml:space="preserve"> </w:t>
       </w:r>
-      <w:hyperlink r:id="rId126">
+      <w:hyperlink r:id="rId100">
         <w:r>
           <w:rPr>
             <w:rStyle w:val="Hyperlink"/>
@@ -21072,7 +16871,7 @@
         <w:pStyle w:val="Compact"/>
         <w:numPr>
           <w:ilvl w:val="0"/>
-          <w:numId w:val="1024"/>
+          <w:numId w:val="1016"/>
         </w:numPr>
       </w:pPr>
       <w:r>
@@ -21090,7 +16889,7 @@
       <w:r>
         <w:t xml:space="preserve">logical connectives (</w:t>
       </w:r>
-      <w:hyperlink r:id="rId84">
+      <w:hyperlink r:id="rId57">
         <w:r>
           <w:rPr>
             <w:rStyle w:val="Hyperlink"/>
@@ -21101,7 +16900,7 @@
       <w:r>
         <w:t xml:space="preserve">) and quantifiers (</w:t>
       </w:r>
-      <w:hyperlink r:id="rId127">
+      <w:hyperlink r:id="rId101">
         <w:r>
           <w:rPr>
             <w:rStyle w:val="Hyperlink"/>
@@ -21124,7 +16923,7 @@
         <w:pStyle w:val="Compact"/>
         <w:numPr>
           <w:ilvl w:val="0"/>
-          <w:numId w:val="1024"/>
+          <w:numId w:val="1016"/>
         </w:numPr>
       </w:pPr>
       <w:r>
@@ -21159,7 +16958,7 @@
       <w:r>
         <w:t xml:space="preserve"> </w:t>
       </w:r>
-      <w:hyperlink r:id="rId128">
+      <w:hyperlink r:id="rId102">
         <w:r>
           <w:rPr>
             <w:rStyle w:val="Hyperlink"/>
@@ -21174,8 +16973,8 @@
         <w:t xml:space="preserve">page.</w:t>
       </w:r>
     </w:p>
-    <w:bookmarkEnd w:id="129"/>
-    <w:bookmarkStart w:id="138" w:name="references"/>
+    <w:bookmarkEnd w:id="103"/>
+    <w:bookmarkStart w:id="111" w:name="references"/>
     <w:p>
       <w:pPr>
         <w:pStyle w:val="Heading2"/>
@@ -21184,8 +16983,8 @@
         <w:t xml:space="preserve">References</w:t>
       </w:r>
     </w:p>
-    <w:bookmarkStart w:id="137" w:name="refs"/>
-    <w:bookmarkStart w:id="131" w:name="ref-barkerplummer2011language"/>
+    <w:bookmarkStart w:id="110" w:name="refs"/>
+    <w:bookmarkStart w:id="105" w:name="ref-barkerplummer2011language"/>
     <w:p>
       <w:pPr>
         <w:pStyle w:val="Bibliography"/>
@@ -21209,7 +17008,7 @@
       <w:r>
         <w:t xml:space="preserve"> </w:t>
       </w:r>
-      <w:hyperlink r:id="rId130">
+      <w:hyperlink r:id="rId104">
         <w:r>
           <w:rPr>
             <w:rStyle w:val="Hyperlink"/>
@@ -21221,8 +17020,8 @@
         <w:t xml:space="preserve">.</w:t>
       </w:r>
     </w:p>
-    <w:bookmarkEnd w:id="131"/>
-    <w:bookmarkStart w:id="133" w:name="ref-nelder1972generalized"/>
+    <w:bookmarkEnd w:id="105"/>
+    <w:bookmarkStart w:id="107" w:name="ref-nelder1972generalized"/>
     <w:p>
       <w:pPr>
         <w:pStyle w:val="Bibliography"/>
@@ -21255,7 +17054,7 @@
       <w:r>
         <w:t xml:space="preserve"> </w:t>
       </w:r>
-      <w:hyperlink r:id="rId132">
+      <w:hyperlink r:id="rId106">
         <w:r>
           <w:rPr>
             <w:rStyle w:val="Hyperlink"/>
@@ -21267,31 +17066,8 @@
         <w:t xml:space="preserve">.</w:t>
       </w:r>
     </w:p>
-    <w:bookmarkEnd w:id="133"/>
-    <w:bookmarkStart w:id="134" w:name="ref-rudin1976principles"/>
-    <w:p>
-      <w:pPr>
-        <w:pStyle w:val="Bibliography"/>
-      </w:pPr>
-      <w:r>
-        <w:t xml:space="preserve">Rudin, Walter. 1976.</w:t>
-      </w:r>
-      <w:r>
-        <w:t xml:space="preserve"> </w:t>
-      </w:r>
-      <w:r>
-        <w:rPr>
-          <w:i/>
-          <w:iCs/>
-        </w:rPr>
-        <w:t xml:space="preserve">Principles of Mathematical Analysis</w:t>
-      </w:r>
-      <w:r>
-        <w:t xml:space="preserve">. 3rd ed. International Series in Pure and Applied Mathematics. McGraw-Hill.</w:t>
-      </w:r>
-    </w:p>
-    <w:bookmarkEnd w:id="134"/>
-    <w:bookmarkStart w:id="136" w:name="ref-velleman2019prove"/>
+    <w:bookmarkEnd w:id="107"/>
+    <w:bookmarkStart w:id="109" w:name="ref-velleman2019prove"/>
     <w:p>
       <w:pPr>
         <w:pStyle w:val="Bibliography"/>
@@ -21315,7 +17091,7 @@
       <w:r>
         <w:t xml:space="preserve"> </w:t>
       </w:r>
-      <w:hyperlink r:id="rId135">
+      <w:hyperlink r:id="rId108">
         <w:r>
           <w:rPr>
             <w:rStyle w:val="Hyperlink"/>
@@ -21327,9 +17103,9 @@
         <w:t xml:space="preserve">.</w:t>
       </w:r>
     </w:p>
-    <w:bookmarkEnd w:id="136"/>
-    <w:bookmarkEnd w:id="137"/>
-    <w:bookmarkEnd w:id="138"/>
+    <w:bookmarkEnd w:id="109"/>
+    <w:bookmarkEnd w:id="110"/>
+    <w:bookmarkEnd w:id="111"/>
     <w:sectPr>
       <w:footnotePr>
         <w:numRestart w:val="eachSect"/>
@@ -21834,30 +17610,6 @@
     <w:abstractNumId w:val="991"/>
   </w:num>
   <w:num w:numId="1002">
-    <w:abstractNumId w:val="991"/>
-  </w:num>
-  <w:num w:numId="1003">
-    <w:abstractNumId w:val="991"/>
-  </w:num>
-  <w:num w:numId="1004">
-    <w:abstractNumId w:val="991"/>
-  </w:num>
-  <w:num w:numId="1005">
-    <w:abstractNumId w:val="991"/>
-  </w:num>
-  <w:num w:numId="1006">
-    <w:abstractNumId w:val="991"/>
-  </w:num>
-  <w:num w:numId="1007">
-    <w:abstractNumId w:val="991"/>
-  </w:num>
-  <w:num w:numId="1008">
-    <w:abstractNumId w:val="991"/>
-  </w:num>
-  <w:num w:numId="1009">
-    <w:abstractNumId w:val="991"/>
-  </w:num>
-  <w:num w:numId="1010">
     <w:abstractNumId w:val="99411"/>
     <w:lvlOverride w:ilvl="0">
       <w:startOverride w:val="1"/>
@@ -21887,6 +17639,30 @@
       <w:startOverride w:val="1"/>
     </w:lvlOverride>
   </w:num>
+  <w:num w:numId="1003">
+    <w:abstractNumId w:val="991"/>
+  </w:num>
+  <w:num w:numId="1004">
+    <w:abstractNumId w:val="991"/>
+  </w:num>
+  <w:num w:numId="1005">
+    <w:abstractNumId w:val="991"/>
+  </w:num>
+  <w:num w:numId="1006">
+    <w:abstractNumId w:val="991"/>
+  </w:num>
+  <w:num w:numId="1007">
+    <w:abstractNumId w:val="991"/>
+  </w:num>
+  <w:num w:numId="1008">
+    <w:abstractNumId w:val="991"/>
+  </w:num>
+  <w:num w:numId="1009">
+    <w:abstractNumId w:val="991"/>
+  </w:num>
+  <w:num w:numId="1010">
+    <w:abstractNumId w:val="991"/>
+  </w:num>
   <w:num w:numId="1011">
     <w:abstractNumId w:val="991"/>
   </w:num>
@@ -21903,30 +17679,6 @@
     <w:abstractNumId w:val="991"/>
   </w:num>
   <w:num w:numId="1016">
-    <w:abstractNumId w:val="991"/>
-  </w:num>
-  <w:num w:numId="1017">
-    <w:abstractNumId w:val="991"/>
-  </w:num>
-  <w:num w:numId="1018">
-    <w:abstractNumId w:val="991"/>
-  </w:num>
-  <w:num w:numId="1019">
-    <w:abstractNumId w:val="991"/>
-  </w:num>
-  <w:num w:numId="1020">
-    <w:abstractNumId w:val="991"/>
-  </w:num>
-  <w:num w:numId="1021">
-    <w:abstractNumId w:val="991"/>
-  </w:num>
-  <w:num w:numId="1022">
-    <w:abstractNumId w:val="991"/>
-  </w:num>
-  <w:num w:numId="1023">
-    <w:abstractNumId w:val="991"/>
-  </w:num>
-  <w:num w:numId="1024">
     <w:abstractNumId w:val="991"/>
   </w:num>
 </w:numbering>
